--- a/04-滤波电路/02-高通滤波/二阶高通滤波电路/二阶高通滤波电路.docx
+++ b/04-滤波电路/02-高通滤波/二阶高通滤波电路/二阶高通滤波电路.docx
@@ -3503,6 +3503,20 @@
     </w:p>
     <w:bookmarkEnd w:id="27"/>
     <w:bookmarkEnd w:id="28"/>
+    <w:p>
+      <w:pPr>
+        <w:spacing w:before="360"/>
+        <w:jc w:val="center"/>
+      </w:pPr>
+      <w:r>
+        <w:rPr>
+          <w:rFonts w:ascii="Times New Roman" w:hAnsi="Times New Roman"/>
+          <w:color w:val="555555"/>
+          <w:sz w:val="21"/>
+        </w:rPr>
+        <w:t>材料收集者：杜文杰</w:t>
+      </w:r>
+    </w:p>
     <w:sectPr>
       <w:headerReference r:id="rId9" w:type="default"/>
       <w:footerReference r:id="rId10" w:type="default"/>

--- a/04-滤波电路/02-高通滤波/二阶高通滤波电路/二阶高通滤波电路.docx
+++ b/04-滤波电路/02-高通滤波/二阶高通滤波电路/二阶高通滤波电路.docx
@@ -1,6 +1,6 @@
 
 <file path=word/document.xml><?xml version="1.0" encoding="utf-8"?>
-<w:document xmlns:w="http://schemas.openxmlformats.org/wordprocessingml/2006/main" xmlns:m="http://schemas.openxmlformats.org/officeDocument/2006/math" xmlns:r="http://schemas.openxmlformats.org/officeDocument/2006/relationships" xmlns:o="urn:schemas-microsoft-com:office:office" xmlns:v="urn:schemas-microsoft-com:vml" xmlns:w10="urn:schemas-microsoft-com:office:word" xmlns:a="http://schemas.openxmlformats.org/drawingml/2006/main" xmlns:pic="http://schemas.openxmlformats.org/drawingml/2006/picture" xmlns:wp="http://schemas.openxmlformats.org/drawingml/2006/wordprocessingDrawing">
+<w:document xmlns:m="http://schemas.openxmlformats.org/officeDocument/2006/math" xmlns:r="http://schemas.openxmlformats.org/officeDocument/2006/relationships" xmlns:w="http://schemas.openxmlformats.org/wordprocessingml/2006/main" xmlns:o="urn:schemas-microsoft-com:office:office" xmlns:v="urn:schemas-microsoft-com:vml" xmlns:w10="urn:schemas-microsoft-com:office:word" xmlns:a="http://schemas.openxmlformats.org/drawingml/2006/main" xmlns:pic="http://schemas.openxmlformats.org/drawingml/2006/picture" xmlns:wp="http://schemas.openxmlformats.org/drawingml/2006/wordprocessingDrawing">
   <w:body>
     <w:bookmarkStart w:id="28" w:name="二阶高通滤波电路"/>
     <w:p>
@@ -9,7 +9,7 @@
       </w:pPr>
       <w:r>
         <w:rPr>
-          <w:rFonts w:hint="eastAsia"/>
+          <w:rFonts w:hint="eastAsia" w:eastAsia="黑体"/>
         </w:rPr>
         <w:t xml:space="preserve">二阶高通滤波电路</w:t>
       </w:r>
@@ -21,7 +21,7 @@
       </w:pPr>
       <w:r>
         <w:rPr>
-          <w:rFonts w:hint="eastAsia"/>
+          <w:rFonts w:hint="eastAsia" w:eastAsia="黑体"/>
         </w:rPr>
         <w:t xml:space="preserve">拓扑描述</w:t>
       </w:r>
@@ -32,16 +32,19 @@
       </w:pPr>
       <w:r>
         <w:rPr>
-          <w:rFonts w:hint="eastAsia"/>
+          <w:rFonts w:hint="eastAsia" w:eastAsia="黑体"/>
         </w:rPr>
         <w:t xml:space="preserve">由</w:t>
       </w:r>
       <w:r>
+        <w:rPr>
+          <w:rFonts w:eastAsia="黑体"/>
+        </w:rPr>
         <w:t xml:space="preserve"> </w:t>
       </w:r>
       <w:r>
         <w:rPr>
-          <w:rFonts w:hint="eastAsia"/>
+          <w:rFonts w:hint="eastAsia" w:eastAsia="黑体"/>
           <w:b/>
           <w:bCs/>
         </w:rPr>
@@ -49,17 +52,21 @@
       </w:r>
       <w:r>
         <w:rPr>
+          <w:rFonts w:eastAsia="黑体"/>
           <w:b/>
           <w:bCs/>
         </w:rPr>
         <w:t xml:space="preserve"> A1</w:t>
       </w:r>
       <w:r>
+        <w:rPr>
+          <w:rFonts w:eastAsia="黑体"/>
+        </w:rPr>
         <w:t xml:space="preserve">、</w:t>
       </w:r>
       <w:r>
         <w:rPr>
-          <w:rFonts w:hint="eastAsia"/>
+          <w:rFonts w:hint="eastAsia" w:eastAsia="黑体"/>
           <w:b/>
           <w:bCs/>
         </w:rPr>
@@ -67,6 +74,7 @@
       </w:r>
       <w:r>
         <w:rPr>
+          <w:rFonts w:eastAsia="黑体"/>
           <w:b/>
           <w:bCs/>
         </w:rPr>
@@ -88,6 +96,7 @@
       </m:oMath>
       <w:r>
         <w:rPr>
+          <w:rFonts w:eastAsia="黑体"/>
           <w:b/>
           <w:bCs/>
         </w:rPr>
@@ -108,11 +117,14 @@
         </m:sSub>
       </m:oMath>
       <w:r>
+        <w:rPr>
+          <w:rFonts w:eastAsia="黑体"/>
+        </w:rPr>
         <w:t xml:space="preserve">、</w:t>
       </w:r>
       <w:r>
         <w:rPr>
-          <w:rFonts w:hint="eastAsia"/>
+          <w:rFonts w:hint="eastAsia" w:eastAsia="黑体"/>
           <w:b/>
           <w:bCs/>
         </w:rPr>
@@ -120,6 +132,7 @@
       </w:r>
       <w:r>
         <w:rPr>
+          <w:rFonts w:eastAsia="黑体"/>
           <w:b/>
           <w:bCs/>
         </w:rPr>
@@ -141,6 +154,7 @@
       </m:oMath>
       <w:r>
         <w:rPr>
+          <w:rFonts w:eastAsia="黑体"/>
           <w:b/>
           <w:bCs/>
         </w:rPr>
@@ -161,20 +175,26 @@
         </m:sSub>
       </m:oMath>
       <w:r>
+        <w:rPr>
+          <w:rFonts w:eastAsia="黑体"/>
+        </w:rPr>
         <w:t xml:space="preserve"> </w:t>
       </w:r>
       <w:r>
         <w:rPr>
-          <w:rFonts w:hint="eastAsia"/>
+          <w:rFonts w:hint="eastAsia" w:eastAsia="黑体"/>
         </w:rPr>
         <w:t xml:space="preserve">与</w:t>
       </w:r>
       <w:r>
+        <w:rPr>
+          <w:rFonts w:eastAsia="黑体"/>
+        </w:rPr>
         <w:t xml:space="preserve"> </w:t>
       </w:r>
       <w:r>
         <w:rPr>
-          <w:rFonts w:hint="eastAsia"/>
+          <w:rFonts w:hint="eastAsia" w:eastAsia="黑体"/>
           <w:b/>
           <w:bCs/>
         </w:rPr>
@@ -182,6 +202,7 @@
       </w:r>
       <w:r>
         <w:rPr>
+          <w:rFonts w:eastAsia="黑体"/>
           <w:b/>
           <w:bCs/>
         </w:rPr>
@@ -203,6 +224,7 @@
       </m:oMath>
       <w:r>
         <w:rPr>
+          <w:rFonts w:eastAsia="黑体"/>
           <w:b/>
           <w:bCs/>
         </w:rPr>
@@ -223,35 +245,44 @@
         </m:sSub>
       </m:oMath>
       <w:r>
+        <w:rPr>
+          <w:rFonts w:eastAsia="黑体"/>
+        </w:rPr>
         <w:t xml:space="preserve"> </w:t>
       </w:r>
       <w:r>
         <w:rPr>
-          <w:rFonts w:hint="eastAsia"/>
+          <w:rFonts w:hint="eastAsia" w:eastAsia="黑体"/>
         </w:rPr>
         <w:t xml:space="preserve">组成的有源二阶高通滤波器（Sallen-Key</w:t>
       </w:r>
       <w:r>
+        <w:rPr>
+          <w:rFonts w:eastAsia="黑体"/>
+        </w:rPr>
         <w:t xml:space="preserve"> </w:t>
       </w:r>
       <w:r>
         <w:rPr>
-          <w:rFonts w:hint="eastAsia"/>
+          <w:rFonts w:hint="eastAsia" w:eastAsia="黑体"/>
         </w:rPr>
         <w:t xml:space="preserve">结构）。电路共有</w:t>
       </w:r>
       <w:r>
+        <w:rPr>
+          <w:rFonts w:eastAsia="黑体"/>
+        </w:rPr>
         <w:t xml:space="preserve"> 6 </w:t>
       </w:r>
       <w:r>
         <w:rPr>
-          <w:rFonts w:hint="eastAsia"/>
+          <w:rFonts w:hint="eastAsia" w:eastAsia="黑体"/>
         </w:rPr>
         <w:t xml:space="preserve">个关键节点：</w:t>
       </w:r>
       <w:r>
         <w:rPr>
-          <w:rFonts w:hint="eastAsia"/>
+          <w:rFonts w:hint="eastAsia" w:eastAsia="黑体"/>
           <w:b/>
           <w:bCs/>
         </w:rPr>
@@ -259,6 +290,7 @@
       </w:r>
       <w:r>
         <w:rPr>
+          <w:rFonts w:eastAsia="黑体"/>
           <w:b/>
           <w:bCs/>
         </w:rPr>
@@ -266,7 +298,7 @@
       </w:r>
       <w:r>
         <w:rPr>
-          <w:rFonts w:hint="eastAsia"/>
+          <w:rFonts w:hint="eastAsia" w:eastAsia="黑体"/>
           <w:b/>
           <w:bCs/>
         </w:rPr>
@@ -274,11 +306,14 @@
       </w:r>
       <w:r>
         <w:rPr>
-          <w:rFonts w:hint="eastAsia"/>
+          <w:rFonts w:hint="eastAsia" w:eastAsia="黑体"/>
         </w:rPr>
         <w:t xml:space="preserve">（信号源</w:t>
       </w:r>
       <w:r>
+        <w:rPr>
+          <w:rFonts w:eastAsia="黑体"/>
+        </w:rPr>
         <w:t xml:space="preserve"> </w:t>
       </w:r>
       <m:oMath>
@@ -299,15 +334,21 @@
         </m:sSub>
       </m:oMath>
       <w:r>
+        <w:rPr>
+          <w:rFonts w:eastAsia="黑体"/>
+        </w:rPr>
         <w:t xml:space="preserve"> </w:t>
       </w:r>
       <w:r>
         <w:rPr>
-          <w:rFonts w:hint="eastAsia"/>
+          <w:rFonts w:hint="eastAsia" w:eastAsia="黑体"/>
         </w:rPr>
         <w:t xml:space="preserve">正端与</w:t>
       </w:r>
       <w:r>
+        <w:rPr>
+          <w:rFonts w:eastAsia="黑体"/>
+        </w:rPr>
         <w:t xml:space="preserve"> </w:t>
       </w:r>
       <m:oMath>
@@ -325,17 +366,20 @@
         </m:sSub>
       </m:oMath>
       <w:r>
+        <w:rPr>
+          <w:rFonts w:eastAsia="黑体"/>
+        </w:rPr>
         <w:t xml:space="preserve"> </w:t>
       </w:r>
       <w:r>
         <w:rPr>
-          <w:rFonts w:hint="eastAsia"/>
+          <w:rFonts w:hint="eastAsia" w:eastAsia="黑体"/>
         </w:rPr>
         <w:t xml:space="preserve">一端相连）；</w:t>
       </w:r>
       <w:r>
         <w:rPr>
-          <w:rFonts w:hint="eastAsia"/>
+          <w:rFonts w:hint="eastAsia" w:eastAsia="黑体"/>
           <w:b/>
           <w:bCs/>
         </w:rPr>
@@ -343,6 +387,7 @@
       </w:r>
       <w:r>
         <w:rPr>
+          <w:rFonts w:eastAsia="黑体"/>
           <w:b/>
           <w:bCs/>
         </w:rPr>
@@ -350,7 +395,7 @@
       </w:r>
       <w:r>
         <w:rPr>
-          <w:rFonts w:hint="eastAsia"/>
+          <w:rFonts w:hint="eastAsia" w:eastAsia="黑体"/>
           <w:b/>
           <w:bCs/>
         </w:rPr>
@@ -358,6 +403,7 @@
       </w:r>
       <w:r>
         <w:rPr>
+          <w:rFonts w:eastAsia="黑体"/>
           <w:b/>
           <w:bCs/>
         </w:rPr>
@@ -365,7 +411,7 @@
       </w:r>
       <w:r>
         <w:rPr>
-          <w:rFonts w:hint="eastAsia"/>
+          <w:rFonts w:hint="eastAsia" w:eastAsia="黑体"/>
         </w:rPr>
         <w:t xml:space="preserve">（</w:t>
       </w:r>
@@ -384,11 +430,14 @@
         </m:sSub>
       </m:oMath>
       <w:r>
+        <w:rPr>
+          <w:rFonts w:eastAsia="黑体"/>
+        </w:rPr>
         <w:t xml:space="preserve"> </w:t>
       </w:r>
       <w:r>
         <w:rPr>
-          <w:rFonts w:hint="eastAsia"/>
+          <w:rFonts w:hint="eastAsia" w:eastAsia="黑体"/>
         </w:rPr>
         <w:t xml:space="preserve">另一端、</w:t>
       </w:r>
@@ -407,15 +456,21 @@
         </m:sSub>
       </m:oMath>
       <w:r>
+        <w:rPr>
+          <w:rFonts w:eastAsia="黑体"/>
+        </w:rPr>
         <w:t xml:space="preserve"> </w:t>
       </w:r>
       <w:r>
         <w:rPr>
-          <w:rFonts w:hint="eastAsia"/>
+          <w:rFonts w:hint="eastAsia" w:eastAsia="黑体"/>
         </w:rPr>
         <w:t xml:space="preserve">一端与</w:t>
       </w:r>
       <w:r>
+        <w:rPr>
+          <w:rFonts w:eastAsia="黑体"/>
+        </w:rPr>
         <w:t xml:space="preserve"> </w:t>
       </w:r>
       <m:oMath>
@@ -433,17 +488,20 @@
         </m:sSub>
       </m:oMath>
       <w:r>
+        <w:rPr>
+          <w:rFonts w:eastAsia="黑体"/>
+        </w:rPr>
         <w:t xml:space="preserve"> </w:t>
       </w:r>
       <w:r>
         <w:rPr>
-          <w:rFonts w:hint="eastAsia"/>
+          <w:rFonts w:hint="eastAsia" w:eastAsia="黑体"/>
         </w:rPr>
         <w:t xml:space="preserve">一端三者相连）；</w:t>
       </w:r>
       <w:r>
         <w:rPr>
-          <w:rFonts w:hint="eastAsia"/>
+          <w:rFonts w:hint="eastAsia" w:eastAsia="黑体"/>
           <w:b/>
           <w:bCs/>
         </w:rPr>
@@ -451,6 +509,7 @@
       </w:r>
       <w:r>
         <w:rPr>
+          <w:rFonts w:eastAsia="黑体"/>
           <w:b/>
           <w:bCs/>
         </w:rPr>
@@ -458,7 +517,7 @@
       </w:r>
       <w:r>
         <w:rPr>
-          <w:rFonts w:hint="eastAsia"/>
+          <w:rFonts w:hint="eastAsia" w:eastAsia="黑体"/>
           <w:b/>
           <w:bCs/>
         </w:rPr>
@@ -466,7 +525,7 @@
       </w:r>
       <w:r>
         <w:rPr>
-          <w:rFonts w:hint="eastAsia"/>
+          <w:rFonts w:hint="eastAsia" w:eastAsia="黑体"/>
         </w:rPr>
         <w:t xml:space="preserve">（</w:t>
       </w:r>
@@ -485,11 +544,14 @@
         </m:sSub>
       </m:oMath>
       <w:r>
+        <w:rPr>
+          <w:rFonts w:eastAsia="黑体"/>
+        </w:rPr>
         <w:t xml:space="preserve"> </w:t>
       </w:r>
       <w:r>
         <w:rPr>
-          <w:rFonts w:hint="eastAsia"/>
+          <w:rFonts w:hint="eastAsia" w:eastAsia="黑体"/>
         </w:rPr>
         <w:t xml:space="preserve">另一端、</w:t>
       </w:r>
@@ -508,35 +570,44 @@
         </m:sSub>
       </m:oMath>
       <w:r>
+        <w:rPr>
+          <w:rFonts w:eastAsia="黑体"/>
+        </w:rPr>
         <w:t xml:space="preserve"> </w:t>
       </w:r>
       <w:r>
         <w:rPr>
-          <w:rFonts w:hint="eastAsia"/>
+          <w:rFonts w:hint="eastAsia" w:eastAsia="黑体"/>
         </w:rPr>
         <w:t xml:space="preserve">一端与</w:t>
       </w:r>
       <w:r>
+        <w:rPr>
+          <w:rFonts w:eastAsia="黑体"/>
+        </w:rPr>
         <w:t xml:space="preserve"> A1 </w:t>
       </w:r>
       <w:r>
         <w:rPr>
-          <w:rFonts w:hint="eastAsia"/>
+          <w:rFonts w:hint="eastAsia" w:eastAsia="黑体"/>
         </w:rPr>
         <w:t xml:space="preserve">的同相输入端</w:t>
       </w:r>
       <w:r>
+        <w:rPr>
+          <w:rFonts w:eastAsia="黑体"/>
+        </w:rPr>
         <w:t xml:space="preserve"> IN+ </w:t>
       </w:r>
       <w:r>
         <w:rPr>
-          <w:rFonts w:hint="eastAsia"/>
+          <w:rFonts w:hint="eastAsia" w:eastAsia="黑体"/>
         </w:rPr>
         <w:t xml:space="preserve">三者相连）；</w:t>
       </w:r>
       <w:r>
         <w:rPr>
-          <w:rFonts w:hint="eastAsia"/>
+          <w:rFonts w:hint="eastAsia" w:eastAsia="黑体"/>
           <w:b/>
           <w:bCs/>
         </w:rPr>
@@ -544,6 +615,7 @@
       </w:r>
       <w:r>
         <w:rPr>
+          <w:rFonts w:eastAsia="黑体"/>
           <w:b/>
           <w:bCs/>
         </w:rPr>
@@ -551,7 +623,7 @@
       </w:r>
       <w:r>
         <w:rPr>
-          <w:rFonts w:hint="eastAsia"/>
+          <w:rFonts w:hint="eastAsia" w:eastAsia="黑体"/>
           <w:b/>
           <w:bCs/>
         </w:rPr>
@@ -559,20 +631,26 @@
       </w:r>
       <w:r>
         <w:rPr>
-          <w:rFonts w:hint="eastAsia"/>
+          <w:rFonts w:hint="eastAsia" w:eastAsia="黑体"/>
         </w:rPr>
         <w:t xml:space="preserve">（A1</w:t>
       </w:r>
       <w:r>
+        <w:rPr>
+          <w:rFonts w:eastAsia="黑体"/>
+        </w:rPr>
         <w:t xml:space="preserve"> </w:t>
       </w:r>
       <w:r>
         <w:rPr>
-          <w:rFonts w:hint="eastAsia"/>
+          <w:rFonts w:hint="eastAsia" w:eastAsia="黑体"/>
         </w:rPr>
         <w:t xml:space="preserve">的输出端</w:t>
       </w:r>
       <w:r>
+        <w:rPr>
+          <w:rFonts w:eastAsia="黑体"/>
+        </w:rPr>
         <w:t xml:space="preserve"> OUT、</w:t>
       </w:r>
       <m:oMath>
@@ -590,15 +668,21 @@
         </m:sSub>
       </m:oMath>
       <w:r>
+        <w:rPr>
+          <w:rFonts w:eastAsia="黑体"/>
+        </w:rPr>
         <w:t xml:space="preserve"> </w:t>
       </w:r>
       <w:r>
         <w:rPr>
-          <w:rFonts w:hint="eastAsia"/>
+          <w:rFonts w:hint="eastAsia" w:eastAsia="黑体"/>
         </w:rPr>
         <w:t xml:space="preserve">另一端与</w:t>
       </w:r>
       <w:r>
+        <w:rPr>
+          <w:rFonts w:eastAsia="黑体"/>
+        </w:rPr>
         <w:t xml:space="preserve"> </w:t>
       </w:r>
       <m:oMath>
@@ -616,15 +700,21 @@
         </m:sSub>
       </m:oMath>
       <w:r>
+        <w:rPr>
+          <w:rFonts w:eastAsia="黑体"/>
+        </w:rPr>
         <w:t xml:space="preserve"> </w:t>
       </w:r>
       <w:r>
         <w:rPr>
-          <w:rFonts w:hint="eastAsia"/>
+          <w:rFonts w:hint="eastAsia" w:eastAsia="黑体"/>
         </w:rPr>
         <w:t xml:space="preserve">一端相连，作为输出</w:t>
       </w:r>
       <w:r>
+        <w:rPr>
+          <w:rFonts w:eastAsia="黑体"/>
+        </w:rPr>
         <w:t xml:space="preserve"> </w:t>
       </w:r>
       <m:oMath>
@@ -649,13 +739,13 @@
       </m:oMath>
       <w:r>
         <w:rPr>
-          <w:rFonts w:hint="eastAsia"/>
+          <w:rFonts w:hint="eastAsia" w:eastAsia="黑体"/>
         </w:rPr>
         <w:t xml:space="preserve">）；</w:t>
       </w:r>
       <w:r>
         <w:rPr>
-          <w:rFonts w:hint="eastAsia"/>
+          <w:rFonts w:hint="eastAsia" w:eastAsia="黑体"/>
           <w:b/>
           <w:bCs/>
         </w:rPr>
@@ -663,6 +753,7 @@
       </w:r>
       <w:r>
         <w:rPr>
+          <w:rFonts w:eastAsia="黑体"/>
           <w:b/>
           <w:bCs/>
         </w:rPr>
@@ -670,7 +761,7 @@
       </w:r>
       <w:r>
         <w:rPr>
-          <w:rFonts w:hint="eastAsia"/>
+          <w:rFonts w:hint="eastAsia" w:eastAsia="黑体"/>
           <w:b/>
           <w:bCs/>
         </w:rPr>
@@ -678,20 +769,26 @@
       </w:r>
       <w:r>
         <w:rPr>
-          <w:rFonts w:hint="eastAsia"/>
+          <w:rFonts w:hint="eastAsia" w:eastAsia="黑体"/>
         </w:rPr>
         <w:t xml:space="preserve">（A1</w:t>
       </w:r>
       <w:r>
+        <w:rPr>
+          <w:rFonts w:eastAsia="黑体"/>
+        </w:rPr>
         <w:t xml:space="preserve"> </w:t>
       </w:r>
       <w:r>
         <w:rPr>
-          <w:rFonts w:hint="eastAsia"/>
+          <w:rFonts w:hint="eastAsia" w:eastAsia="黑体"/>
         </w:rPr>
         <w:t xml:space="preserve">的反相输入端</w:t>
       </w:r>
       <w:r>
+        <w:rPr>
+          <w:rFonts w:eastAsia="黑体"/>
+        </w:rPr>
         <w:t xml:space="preserve"> IN−、</w:t>
       </w:r>
       <m:oMath>
@@ -709,15 +806,21 @@
         </m:sSub>
       </m:oMath>
       <w:r>
+        <w:rPr>
+          <w:rFonts w:eastAsia="黑体"/>
+        </w:rPr>
         <w:t xml:space="preserve"> </w:t>
       </w:r>
       <w:r>
         <w:rPr>
-          <w:rFonts w:hint="eastAsia"/>
+          <w:rFonts w:hint="eastAsia" w:eastAsia="黑体"/>
         </w:rPr>
         <w:t xml:space="preserve">另一端与</w:t>
       </w:r>
       <w:r>
+        <w:rPr>
+          <w:rFonts w:eastAsia="黑体"/>
+        </w:rPr>
         <w:t xml:space="preserve"> </w:t>
       </w:r>
       <m:oMath>
@@ -735,17 +838,20 @@
         </m:sSub>
       </m:oMath>
       <w:r>
+        <w:rPr>
+          <w:rFonts w:eastAsia="黑体"/>
+        </w:rPr>
         <w:t xml:space="preserve"> </w:t>
       </w:r>
       <w:r>
         <w:rPr>
-          <w:rFonts w:hint="eastAsia"/>
+          <w:rFonts w:hint="eastAsia" w:eastAsia="黑体"/>
         </w:rPr>
         <w:t xml:space="preserve">一端相连）；</w:t>
       </w:r>
       <w:r>
         <w:rPr>
-          <w:rFonts w:hint="eastAsia"/>
+          <w:rFonts w:hint="eastAsia" w:eastAsia="黑体"/>
           <w:b/>
           <w:bCs/>
         </w:rPr>
@@ -753,6 +859,7 @@
       </w:r>
       <w:r>
         <w:rPr>
+          <w:rFonts w:eastAsia="黑体"/>
           <w:b/>
           <w:bCs/>
         </w:rPr>
@@ -760,7 +867,7 @@
       </w:r>
       <w:r>
         <w:rPr>
-          <w:rFonts w:hint="eastAsia"/>
+          <w:rFonts w:hint="eastAsia" w:eastAsia="黑体"/>
           <w:b/>
           <w:bCs/>
         </w:rPr>
@@ -768,6 +875,7 @@
       </w:r>
       <w:r>
         <w:rPr>
+          <w:rFonts w:eastAsia="黑体"/>
           <w:b/>
           <w:bCs/>
         </w:rPr>
@@ -775,7 +883,7 @@
       </w:r>
       <w:r>
         <w:rPr>
-          <w:rFonts w:hint="eastAsia"/>
+          <w:rFonts w:hint="eastAsia" w:eastAsia="黑体"/>
         </w:rPr>
         <w:t xml:space="preserve">（</w:t>
       </w:r>
@@ -794,15 +902,21 @@
         </m:sSub>
       </m:oMath>
       <w:r>
+        <w:rPr>
+          <w:rFonts w:eastAsia="黑体"/>
+        </w:rPr>
         <w:t xml:space="preserve"> </w:t>
       </w:r>
       <w:r>
         <w:rPr>
-          <w:rFonts w:hint="eastAsia"/>
+          <w:rFonts w:hint="eastAsia" w:eastAsia="黑体"/>
         </w:rPr>
         <w:t xml:space="preserve">另一端与</w:t>
       </w:r>
       <w:r>
+        <w:rPr>
+          <w:rFonts w:eastAsia="黑体"/>
+        </w:rPr>
         <w:t xml:space="preserve"> </w:t>
       </w:r>
       <m:oMath>
@@ -820,11 +934,14 @@
         </m:sSub>
       </m:oMath>
       <w:r>
+        <w:rPr>
+          <w:rFonts w:eastAsia="黑体"/>
+        </w:rPr>
         <w:t xml:space="preserve"> </w:t>
       </w:r>
       <w:r>
         <w:rPr>
-          <w:rFonts w:hint="eastAsia"/>
+          <w:rFonts w:hint="eastAsia" w:eastAsia="黑体"/>
         </w:rPr>
         <w:t xml:space="preserve">另一端接地）。</w:t>
       </w:r>
@@ -833,7 +950,7 @@
       <w:pPr/>
       <w:r>
         <w:rPr>
-          <w:rFonts w:hint="eastAsia"/>
+          <w:rFonts w:hint="eastAsia" w:eastAsia="黑体"/>
         </w:rPr>
         <w:t xml:space="preserve">各元件管脚连接：</w:t>
       </w:r>
@@ -852,20 +969,26 @@
         </m:sSub>
       </m:oMath>
       <w:r>
+        <w:rPr>
+          <w:rFonts w:eastAsia="黑体"/>
+        </w:rPr>
         <w:t xml:space="preserve"> </w:t>
       </w:r>
       <w:r>
         <w:rPr>
-          <w:rFonts w:hint="eastAsia"/>
+          <w:rFonts w:hint="eastAsia" w:eastAsia="黑体"/>
         </w:rPr>
         <w:t xml:space="preserve">一端接输入节点、另一端接中间节点</w:t>
       </w:r>
       <w:r>
+        <w:rPr>
+          <w:rFonts w:eastAsia="黑体"/>
+        </w:rPr>
         <w:t xml:space="preserve"> </w:t>
       </w:r>
       <w:r>
         <w:rPr>
-          <w:rFonts w:hint="eastAsia"/>
+          <w:rFonts w:hint="eastAsia" w:eastAsia="黑体"/>
         </w:rPr>
         <w:t xml:space="preserve">A；</w:t>
       </w:r>
@@ -884,20 +1007,26 @@
         </m:sSub>
       </m:oMath>
       <w:r>
+        <w:rPr>
+          <w:rFonts w:eastAsia="黑体"/>
+        </w:rPr>
         <w:t xml:space="preserve"> </w:t>
       </w:r>
       <w:r>
         <w:rPr>
-          <w:rFonts w:hint="eastAsia"/>
+          <w:rFonts w:hint="eastAsia" w:eastAsia="黑体"/>
         </w:rPr>
         <w:t xml:space="preserve">一端接中间节点</w:t>
       </w:r>
       <w:r>
+        <w:rPr>
+          <w:rFonts w:eastAsia="黑体"/>
+        </w:rPr>
         <w:t xml:space="preserve"> </w:t>
       </w:r>
       <w:r>
         <w:rPr>
-          <w:rFonts w:hint="eastAsia"/>
+          <w:rFonts w:hint="eastAsia" w:eastAsia="黑体"/>
         </w:rPr>
         <w:t xml:space="preserve">A、另一端接同相输入端节点；</w:t>
       </w:r>
@@ -916,20 +1045,26 @@
         </m:sSub>
       </m:oMath>
       <w:r>
+        <w:rPr>
+          <w:rFonts w:eastAsia="黑体"/>
+        </w:rPr>
         <w:t xml:space="preserve"> </w:t>
       </w:r>
       <w:r>
         <w:rPr>
-          <w:rFonts w:hint="eastAsia"/>
+          <w:rFonts w:hint="eastAsia" w:eastAsia="黑体"/>
         </w:rPr>
         <w:t xml:space="preserve">一端接中间节点</w:t>
       </w:r>
       <w:r>
+        <w:rPr>
+          <w:rFonts w:eastAsia="黑体"/>
+        </w:rPr>
         <w:t xml:space="preserve"> </w:t>
       </w:r>
       <w:r>
         <w:rPr>
-          <w:rFonts w:hint="eastAsia"/>
+          <w:rFonts w:hint="eastAsia" w:eastAsia="黑体"/>
         </w:rPr>
         <w:t xml:space="preserve">A、另一端接输出节点（跨接反馈）；</w:t>
       </w:r>
@@ -948,20 +1083,26 @@
         </m:sSub>
       </m:oMath>
       <w:r>
+        <w:rPr>
+          <w:rFonts w:eastAsia="黑体"/>
+        </w:rPr>
         <w:t xml:space="preserve"> </w:t>
       </w:r>
       <w:r>
         <w:rPr>
-          <w:rFonts w:hint="eastAsia"/>
+          <w:rFonts w:hint="eastAsia" w:eastAsia="黑体"/>
         </w:rPr>
         <w:t xml:space="preserve">一端接同相输入端节点、另一端接</w:t>
       </w:r>
       <w:r>
+        <w:rPr>
+          <w:rFonts w:eastAsia="黑体"/>
+        </w:rPr>
         <w:t xml:space="preserve"> </w:t>
       </w:r>
       <w:r>
         <w:rPr>
-          <w:rFonts w:hint="eastAsia"/>
+          <w:rFonts w:hint="eastAsia" w:eastAsia="黑体"/>
         </w:rPr>
         <w:t xml:space="preserve">GND；</w:t>
       </w:r>
@@ -980,11 +1121,14 @@
         </m:sSub>
       </m:oMath>
       <w:r>
+        <w:rPr>
+          <w:rFonts w:eastAsia="黑体"/>
+        </w:rPr>
         <w:t xml:space="preserve"> </w:t>
       </w:r>
       <w:r>
         <w:rPr>
-          <w:rFonts w:hint="eastAsia"/>
+          <w:rFonts w:hint="eastAsia" w:eastAsia="黑体"/>
         </w:rPr>
         <w:t xml:space="preserve">一端接输出节点、另一端接反相输入端节点；</w:t>
       </w:r>
@@ -1003,94 +1147,125 @@
         </m:sSub>
       </m:oMath>
       <w:r>
+        <w:rPr>
+          <w:rFonts w:eastAsia="黑体"/>
+        </w:rPr>
         <w:t xml:space="preserve"> </w:t>
       </w:r>
       <w:r>
         <w:rPr>
-          <w:rFonts w:hint="eastAsia"/>
+          <w:rFonts w:hint="eastAsia" w:eastAsia="黑体"/>
         </w:rPr>
         <w:t xml:space="preserve">一端接反相输入端节点、另一端接</w:t>
       </w:r>
       <w:r>
+        <w:rPr>
+          <w:rFonts w:eastAsia="黑体"/>
+        </w:rPr>
         <w:t xml:space="preserve"> </w:t>
       </w:r>
       <w:r>
         <w:rPr>
-          <w:rFonts w:hint="eastAsia"/>
+          <w:rFonts w:hint="eastAsia" w:eastAsia="黑体"/>
         </w:rPr>
         <w:t xml:space="preserve">GND；</w:t>
       </w:r>
       <w:r>
         <w:rPr>
+          <w:rFonts w:eastAsia="黑体"/>
           <w:b/>
           <w:bCs/>
         </w:rPr>
         <w:t xml:space="preserve">A1</w:t>
       </w:r>
       <w:r>
+        <w:rPr>
+          <w:rFonts w:eastAsia="黑体"/>
+        </w:rPr>
         <w:t xml:space="preserve"> </w:t>
       </w:r>
       <w:r>
         <w:rPr>
-          <w:rFonts w:hint="eastAsia"/>
+          <w:rFonts w:hint="eastAsia" w:eastAsia="黑体"/>
         </w:rPr>
         <w:t xml:space="preserve">的</w:t>
       </w:r>
       <w:r>
+        <w:rPr>
+          <w:rFonts w:eastAsia="黑体"/>
+        </w:rPr>
         <w:t xml:space="preserve"> IN+ </w:t>
       </w:r>
       <w:r>
         <w:rPr>
-          <w:rFonts w:hint="eastAsia"/>
+          <w:rFonts w:hint="eastAsia" w:eastAsia="黑体"/>
         </w:rPr>
         <w:t xml:space="preserve">接同相输入端节点、IN−</w:t>
       </w:r>
       <w:r>
+        <w:rPr>
+          <w:rFonts w:eastAsia="黑体"/>
+        </w:rPr>
         <w:t xml:space="preserve"> </w:t>
       </w:r>
       <w:r>
         <w:rPr>
-          <w:rFonts w:hint="eastAsia"/>
+          <w:rFonts w:hint="eastAsia" w:eastAsia="黑体"/>
         </w:rPr>
         <w:t xml:space="preserve">接反相输入端节点、OUT</w:t>
       </w:r>
       <w:r>
+        <w:rPr>
+          <w:rFonts w:eastAsia="黑体"/>
+        </w:rPr>
         <w:t xml:space="preserve"> </w:t>
       </w:r>
       <w:r>
         <w:rPr>
-          <w:rFonts w:hint="eastAsia"/>
+          <w:rFonts w:hint="eastAsia" w:eastAsia="黑体"/>
         </w:rPr>
         <w:t xml:space="preserve">接输出节点、正电源脚</w:t>
       </w:r>
       <w:r>
+        <w:rPr>
+          <w:rFonts w:eastAsia="黑体"/>
+        </w:rPr>
         <w:t xml:space="preserve"> V+ </w:t>
       </w:r>
       <w:r>
         <w:rPr>
-          <w:rFonts w:hint="eastAsia"/>
+          <w:rFonts w:hint="eastAsia" w:eastAsia="黑体"/>
         </w:rPr>
         <w:t xml:space="preserve">接</w:t>
       </w:r>
       <w:r>
+        <w:rPr>
+          <w:rFonts w:eastAsia="黑体"/>
+        </w:rPr>
         <w:t xml:space="preserve"> </w:t>
       </w:r>
       <w:r>
         <w:rPr>
-          <w:rFonts w:hint="eastAsia"/>
+          <w:rFonts w:hint="eastAsia" w:eastAsia="黑体"/>
         </w:rPr>
         <w:t xml:space="preserve">+VCC、负电源脚</w:t>
       </w:r>
       <w:r>
+        <w:rPr>
+          <w:rFonts w:eastAsia="黑体"/>
+        </w:rPr>
         <w:t xml:space="preserve"> V− </w:t>
       </w:r>
       <w:r>
         <w:rPr>
-          <w:rFonts w:hint="eastAsia"/>
+          <w:rFonts w:hint="eastAsia" w:eastAsia="黑体"/>
         </w:rPr>
         <w:t xml:space="preserve">接</w:t>
       </w:r>
       <w:r>
+        <w:rPr>
+          <w:rFonts w:eastAsia="黑体"/>
+        </w:rPr>
         <w:t xml:space="preserve"> −VEE。</w:t>
       </w:r>
     </w:p>
@@ -1098,7 +1273,7 @@
       <w:pPr/>
       <w:r>
         <w:rPr>
-          <w:rFonts w:hint="eastAsia"/>
+          <w:rFonts w:hint="eastAsia" w:eastAsia="黑体"/>
         </w:rPr>
         <w:t xml:space="preserve">由此构成”</w:t>
       </w:r>
@@ -1117,15 +1292,21 @@
         </m:sSub>
       </m:oMath>
       <w:r>
+        <w:rPr>
+          <w:rFonts w:eastAsia="黑体"/>
+        </w:rPr>
         <w:t xml:space="preserve"> </w:t>
       </w:r>
       <w:r>
         <w:rPr>
-          <w:rFonts w:hint="eastAsia"/>
+          <w:rFonts w:hint="eastAsia" w:eastAsia="黑体"/>
         </w:rPr>
         <w:t xml:space="preserve">跨接输出与节点</w:t>
       </w:r>
       <w:r>
+        <w:rPr>
+          <w:rFonts w:eastAsia="黑体"/>
+        </w:rPr>
         <w:t xml:space="preserve"> A、</w:t>
       </w:r>
       <m:oMath>
@@ -1143,6 +1324,9 @@
         </m:sSub>
       </m:oMath>
       <w:r>
+        <w:rPr>
+          <w:rFonts w:eastAsia="黑体"/>
+        </w:rPr>
         <w:t xml:space="preserve">–</w:t>
       </w:r>
       <m:oMath>
@@ -1160,11 +1344,14 @@
         </m:sSub>
       </m:oMath>
       <w:r>
+        <w:rPr>
+          <w:rFonts w:eastAsia="黑体"/>
+        </w:rPr>
         <w:t xml:space="preserve"> </w:t>
       </w:r>
       <w:r>
         <w:rPr>
-          <w:rFonts w:hint="eastAsia"/>
+          <w:rFonts w:hint="eastAsia" w:eastAsia="黑体"/>
         </w:rPr>
         <w:t xml:space="preserve">接同相端到地、</w:t>
       </w:r>
@@ -1201,15 +1388,21 @@
         </m:sSub>
       </m:oMath>
       <w:r>
+        <w:rPr>
+          <w:rFonts w:eastAsia="黑体"/>
+        </w:rPr>
         <w:t xml:space="preserve"> </w:t>
       </w:r>
       <w:r>
         <w:rPr>
-          <w:rFonts w:hint="eastAsia"/>
+          <w:rFonts w:hint="eastAsia" w:eastAsia="黑体"/>
         </w:rPr>
         <w:t xml:space="preserve">设定增益</w:t>
       </w:r>
       <w:r>
+        <w:rPr>
+          <w:rFonts w:eastAsia="黑体"/>
+        </w:rPr>
         <w:t xml:space="preserve"> </w:t>
       </w:r>
       <m:oMath>
@@ -1264,20 +1457,26 @@
       </m:oMath>
       <w:r>
         <w:rPr>
-          <w:rFonts w:hint="eastAsia"/>
+          <w:rFonts w:hint="eastAsia" w:eastAsia="黑体"/>
         </w:rPr>
         <w:t xml:space="preserve">“的</w:t>
       </w:r>
       <w:r>
+        <w:rPr>
+          <w:rFonts w:eastAsia="黑体"/>
+        </w:rPr>
         <w:t xml:space="preserve"> Sallen-Key </w:t>
       </w:r>
       <w:r>
         <w:rPr>
-          <w:rFonts w:hint="eastAsia"/>
+          <w:rFonts w:hint="eastAsia" w:eastAsia="黑体"/>
         </w:rPr>
         <w:t xml:space="preserve">二阶有源高通组态，具有两个零点与两个极点，低频以</w:t>
       </w:r>
       <w:r>
+        <w:rPr>
+          <w:rFonts w:eastAsia="黑体"/>
+        </w:rPr>
         <w:t xml:space="preserve"> </w:t>
       </w:r>
       <m:oMath>
@@ -1292,15 +1491,21 @@
         </m:r>
       </m:oMath>
       <w:r>
+        <w:rPr>
+          <w:rFonts w:eastAsia="黑体"/>
+        </w:rPr>
         <w:t xml:space="preserve"> </w:t>
       </w:r>
       <w:r>
         <w:rPr>
-          <w:rFonts w:hint="eastAsia"/>
+          <w:rFonts w:hint="eastAsia" w:eastAsia="黑体"/>
         </w:rPr>
         <w:t xml:space="preserve">dB/十倍频衰减，品质因数</w:t>
       </w:r>
       <w:r>
+        <w:rPr>
+          <w:rFonts w:eastAsia="黑体"/>
+        </w:rPr>
         <w:t xml:space="preserve"> </w:t>
       </w:r>
       <m:oMath>
@@ -1349,16 +1554,19 @@
       </m:oMath>
       <w:r>
         <w:rPr>
-          <w:rFonts w:hint="eastAsia"/>
+          <w:rFonts w:hint="eastAsia" w:eastAsia="黑体"/>
         </w:rPr>
         <w:t xml:space="preserve">；若改接为反相端的多重反馈网络即为</w:t>
       </w:r>
       <w:r>
+        <w:rPr>
+          <w:rFonts w:eastAsia="黑体"/>
+        </w:rPr>
         <w:t xml:space="preserve"> MFB </w:t>
       </w:r>
       <w:r>
         <w:rPr>
-          <w:rFonts w:hint="eastAsia"/>
+          <w:rFonts w:hint="eastAsia" w:eastAsia="黑体"/>
         </w:rPr>
         <w:t xml:space="preserve">结构。</w:t>
       </w:r>
@@ -1371,7 +1579,7 @@
       </w:pPr>
       <w:r>
         <w:rPr>
-          <w:rFonts w:hint="eastAsia"/>
+          <w:rFonts w:hint="eastAsia" w:eastAsia="黑体"/>
         </w:rPr>
         <w:t xml:space="preserve">工作原理</w:t>
       </w:r>
@@ -1382,43 +1590,55 @@
       </w:pPr>
       <w:r>
         <w:rPr>
-          <w:rFonts w:hint="eastAsia"/>
+          <w:rFonts w:hint="eastAsia" w:eastAsia="黑体"/>
         </w:rPr>
         <w:t xml:space="preserve">两级</w:t>
       </w:r>
       <w:r>
+        <w:rPr>
+          <w:rFonts w:eastAsia="黑体"/>
+        </w:rPr>
         <w:t xml:space="preserve"> RC </w:t>
       </w:r>
       <w:r>
         <w:rPr>
-          <w:rFonts w:hint="eastAsia"/>
+          <w:rFonts w:hint="eastAsia" w:eastAsia="黑体"/>
         </w:rPr>
         <w:t xml:space="preserve">微分网络使低频信号被耦合电容阻断、高频顺利通过，运放在通带内提供增益，从而形成二极点高通响应。Sallen-Key</w:t>
       </w:r>
       <w:r>
+        <w:rPr>
+          <w:rFonts w:eastAsia="黑体"/>
+        </w:rPr>
         <w:t xml:space="preserve"> </w:t>
       </w:r>
       <w:r>
         <w:rPr>
-          <w:rFonts w:hint="eastAsia"/>
+          <w:rFonts w:hint="eastAsia" w:eastAsia="黑体"/>
         </w:rPr>
         <w:t xml:space="preserve">用正反馈设定</w:t>
       </w:r>
       <w:r>
+        <w:rPr>
+          <w:rFonts w:eastAsia="黑体"/>
+        </w:rPr>
         <w:t xml:space="preserve"> Q </w:t>
       </w:r>
       <w:r>
         <w:rPr>
-          <w:rFonts w:hint="eastAsia"/>
+          <w:rFonts w:hint="eastAsia" w:eastAsia="黑体"/>
         </w:rPr>
         <w:t xml:space="preserve">值，MFB</w:t>
       </w:r>
       <w:r>
+        <w:rPr>
+          <w:rFonts w:eastAsia="黑体"/>
+        </w:rPr>
         <w:t xml:space="preserve"> </w:t>
       </w:r>
       <w:r>
         <w:rPr>
-          <w:rFonts w:hint="eastAsia"/>
+          <w:rFonts w:hint="eastAsia" w:eastAsia="黑体"/>
         </w:rPr>
         <w:t xml:space="preserve">用反馈网络实现。</w:t>
       </w:r>
@@ -1431,7 +1651,7 @@
       </w:pPr>
       <w:r>
         <w:rPr>
-          <w:rFonts w:hint="eastAsia"/>
+          <w:rFonts w:hint="eastAsia" w:eastAsia="黑体"/>
         </w:rPr>
         <w:t xml:space="preserve">关键计算公式</w:t>
       </w:r>
@@ -1442,11 +1662,14 @@
         <w:pStyle w:val="Heading3"/>
       </w:pPr>
       <w:r>
+        <w:rPr>
+          <w:rFonts w:eastAsia="黑体"/>
+        </w:rPr>
         <w:t xml:space="preserve">Sallen-Key </w:t>
       </w:r>
       <w:r>
         <w:rPr>
-          <w:rFonts w:hint="eastAsia"/>
+          <w:rFonts w:hint="eastAsia" w:eastAsia="黑体"/>
         </w:rPr>
         <w:t xml:space="preserve">结构</w:t>
       </w:r>
@@ -1460,7 +1683,7 @@
       </w:pPr>
       <w:r>
         <w:rPr>
-          <w:rFonts w:hint="eastAsia"/>
+          <w:rFonts w:hint="eastAsia" w:eastAsia="黑体"/>
         </w:rPr>
         <w:t xml:space="preserve">截止频率：</w:t>
       </w:r>
@@ -1579,11 +1802,14 @@
       </w:pPr>
       <w:r>
         <w:rPr>
-          <w:rFonts w:hint="eastAsia"/>
+          <w:rFonts w:hint="eastAsia" w:eastAsia="黑体"/>
         </w:rPr>
         <w:t xml:space="preserve">品质因数（取</w:t>
       </w:r>
       <w:r>
+        <w:rPr>
+          <w:rFonts w:eastAsia="黑体"/>
+        </w:rPr>
         <w:t xml:space="preserve"> </w:t>
       </w:r>
       <m:oMath>
@@ -1628,6 +1854,9 @@
         </m:r>
       </m:oMath>
       <w:r>
+        <w:rPr>
+          <w:rFonts w:eastAsia="黑体"/>
+        </w:rPr>
         <w:t xml:space="preserve">、</w:t>
       </w:r>
       <m:oMath>
@@ -1673,25 +1902,31 @@
       </m:oMath>
       <w:r>
         <w:rPr>
-          <w:rFonts w:hint="eastAsia"/>
+          <w:rFonts w:hint="eastAsia" w:eastAsia="黑体"/>
         </w:rPr>
         <w:t xml:space="preserve">，Sallen-Key</w:t>
       </w:r>
       <w:r>
+        <w:rPr>
+          <w:rFonts w:eastAsia="黑体"/>
+        </w:rPr>
         <w:t xml:space="preserve"> </w:t>
       </w:r>
       <w:r>
         <w:rPr>
-          <w:rFonts w:hint="eastAsia"/>
+          <w:rFonts w:hint="eastAsia" w:eastAsia="黑体"/>
         </w:rPr>
         <w:t xml:space="preserve">等</w:t>
       </w:r>
       <w:r>
+        <w:rPr>
+          <w:rFonts w:eastAsia="黑体"/>
+        </w:rPr>
         <w:t xml:space="preserve"> RC </w:t>
       </w:r>
       <w:r>
         <w:rPr>
-          <w:rFonts w:hint="eastAsia"/>
+          <w:rFonts w:hint="eastAsia" w:eastAsia="黑体"/>
         </w:rPr>
         <w:t xml:space="preserve">形式）：</w:t>
       </w:r>
@@ -1811,34 +2046,43 @@
       </w:pPr>
       <w:r>
         <w:rPr>
-          <w:rFonts w:hint="eastAsia"/>
+          <w:rFonts w:hint="eastAsia" w:eastAsia="黑体"/>
         </w:rPr>
         <w:t xml:space="preserve">注：上式是等</w:t>
       </w:r>
       <w:r>
+        <w:rPr>
+          <w:rFonts w:eastAsia="黑体"/>
+        </w:rPr>
         <w:t xml:space="preserve"> </w:t>
       </w:r>
       <w:r>
         <w:rPr>
-          <w:rFonts w:hint="eastAsia"/>
+          <w:rFonts w:hint="eastAsia" w:eastAsia="黑体"/>
         </w:rPr>
         <w:t xml:space="preserve">R、等</w:t>
       </w:r>
       <w:r>
+        <w:rPr>
+          <w:rFonts w:eastAsia="黑体"/>
+        </w:rPr>
         <w:t xml:space="preserve"> C </w:t>
       </w:r>
       <w:r>
         <w:rPr>
-          <w:rFonts w:hint="eastAsia"/>
+          <w:rFonts w:hint="eastAsia" w:eastAsia="黑体"/>
         </w:rPr>
         <w:t xml:space="preserve">的</w:t>
       </w:r>
       <w:r>
+        <w:rPr>
+          <w:rFonts w:eastAsia="黑体"/>
+        </w:rPr>
         <w:t xml:space="preserve"> Sallen-Key </w:t>
       </w:r>
       <w:r>
         <w:rPr>
-          <w:rFonts w:hint="eastAsia"/>
+          <w:rFonts w:hint="eastAsia" w:eastAsia="黑体"/>
         </w:rPr>
         <w:t xml:space="preserve">特例；</w:t>
       </w:r>
@@ -1875,29 +2119,38 @@
         </m:sSub>
       </m:oMath>
       <w:r>
+        <w:rPr>
+          <w:rFonts w:eastAsia="黑体"/>
+        </w:rPr>
         <w:t xml:space="preserve"> </w:t>
       </w:r>
       <w:r>
         <w:rPr>
-          <w:rFonts w:hint="eastAsia"/>
+          <w:rFonts w:hint="eastAsia" w:eastAsia="黑体"/>
         </w:rPr>
         <w:t xml:space="preserve">或</w:t>
       </w:r>
       <w:r>
+        <w:rPr>
+          <w:rFonts w:eastAsia="黑体"/>
+        </w:rPr>
         <w:t xml:space="preserve"> MFB </w:t>
       </w:r>
       <w:r>
         <w:rPr>
-          <w:rFonts w:hint="eastAsia"/>
+          <w:rFonts w:hint="eastAsia" w:eastAsia="黑体"/>
         </w:rPr>
         <w:t xml:space="preserve">结构时</w:t>
       </w:r>
       <w:r>
+        <w:rPr>
+          <w:rFonts w:eastAsia="黑体"/>
+        </w:rPr>
         <w:t xml:space="preserve"> Q </w:t>
       </w:r>
       <w:r>
         <w:rPr>
-          <w:rFonts w:hint="eastAsia"/>
+          <w:rFonts w:hint="eastAsia" w:eastAsia="黑体"/>
         </w:rPr>
         <w:t xml:space="preserve">表达式不同，需按实际电路确定。</w:t>
       </w:r>
@@ -1912,7 +2165,7 @@
       </w:pPr>
       <w:r>
         <w:rPr>
-          <w:rFonts w:hint="eastAsia"/>
+          <w:rFonts w:hint="eastAsia" w:eastAsia="黑体"/>
         </w:rPr>
         <w:t xml:space="preserve">传递函数：</w:t>
       </w:r>
@@ -2078,7 +2331,7 @@
             </w:pPr>
             <w:r>
               <w:rPr>
-                <w:rFonts w:hint="eastAsia"/>
+                <w:rFonts w:hint="eastAsia" w:eastAsia="黑体"/>
               </w:rPr>
               <w:t xml:space="preserve">符号</w:t>
             </w:r>
@@ -2092,7 +2345,7 @@
             </w:pPr>
             <w:r>
               <w:rPr>
-                <w:rFonts w:hint="eastAsia"/>
+                <w:rFonts w:hint="eastAsia" w:eastAsia="黑体"/>
               </w:rPr>
               <w:t xml:space="preserve">含义</w:t>
             </w:r>
@@ -2106,7 +2359,7 @@
             </w:pPr>
             <w:r>
               <w:rPr>
-                <w:rFonts w:hint="eastAsia"/>
+                <w:rFonts w:hint="eastAsia" w:eastAsia="黑体"/>
               </w:rPr>
               <w:t xml:space="preserve">单位</w:t>
             </w:r>
@@ -2153,6 +2406,9 @@
               </m:sSub>
             </m:oMath>
             <w:r>
+              <w:rPr>
+                <w:rFonts w:eastAsia="黑体"/>
+              </w:rPr>
               <w:t xml:space="preserve">​</w:t>
             </w:r>
           </w:p>
@@ -2165,7 +2421,7 @@
             </w:pPr>
             <w:r>
               <w:rPr>
-                <w:rFonts w:hint="eastAsia"/>
+                <w:rFonts w:hint="eastAsia" w:eastAsia="黑体"/>
               </w:rPr>
               <w:t xml:space="preserve">阻容网络电阻</w:t>
             </w:r>
@@ -2178,6 +2434,9 @@
               <w:pStyle w:val="Compact"/>
             </w:pPr>
             <w:r>
+              <w:rPr>
+                <w:rFonts w:eastAsia="黑体"/>
+              </w:rPr>
               <w:t xml:space="preserve">Ω</w:t>
             </w:r>
           </w:p>
@@ -2223,6 +2482,9 @@
               </m:sSub>
             </m:oMath>
             <w:r>
+              <w:rPr>
+                <w:rFonts w:eastAsia="黑体"/>
+              </w:rPr>
               <w:t xml:space="preserve">​</w:t>
             </w:r>
           </w:p>
@@ -2235,7 +2497,7 @@
             </w:pPr>
             <w:r>
               <w:rPr>
-                <w:rFonts w:hint="eastAsia"/>
+                <w:rFonts w:hint="eastAsia" w:eastAsia="黑体"/>
               </w:rPr>
               <w:t xml:space="preserve">阻容网络电容</w:t>
             </w:r>
@@ -2248,6 +2510,9 @@
               <w:pStyle w:val="Compact"/>
             </w:pPr>
             <w:r>
+              <w:rPr>
+                <w:rFonts w:eastAsia="黑体"/>
+              </w:rPr>
               <w:t xml:space="preserve">F</w:t>
             </w:r>
           </w:p>
@@ -2293,6 +2558,9 @@
               </m:sSub>
             </m:oMath>
             <w:r>
+              <w:rPr>
+                <w:rFonts w:eastAsia="黑体"/>
+              </w:rPr>
               <w:t xml:space="preserve">​</w:t>
             </w:r>
           </w:p>
@@ -2305,7 +2573,7 @@
             </w:pPr>
             <w:r>
               <w:rPr>
-                <w:rFonts w:hint="eastAsia"/>
+                <w:rFonts w:hint="eastAsia" w:eastAsia="黑体"/>
               </w:rPr>
               <w:t xml:space="preserve">增益设定电阻</w:t>
             </w:r>
@@ -2318,6 +2586,9 @@
               <w:pStyle w:val="Compact"/>
             </w:pPr>
             <w:r>
+              <w:rPr>
+                <w:rFonts w:eastAsia="黑体"/>
+              </w:rPr>
               <w:t xml:space="preserve">Ω</w:t>
             </w:r>
           </w:p>
@@ -2336,6 +2607,9 @@
               </m:r>
             </m:oMath>
             <w:r>
+              <w:rPr>
+                <w:rFonts w:eastAsia="黑体"/>
+              </w:rPr>
               <w:t xml:space="preserve">​</w:t>
             </w:r>
           </w:p>
@@ -2348,7 +2622,7 @@
             </w:pPr>
             <w:r>
               <w:rPr>
-                <w:rFonts w:hint="eastAsia"/>
+                <w:rFonts w:hint="eastAsia" w:eastAsia="黑体"/>
               </w:rPr>
               <w:t xml:space="preserve">高频增益</w:t>
             </w:r>
@@ -2362,7 +2636,7 @@
             </w:pPr>
             <w:r>
               <w:rPr>
-                <w:rFonts w:hint="eastAsia"/>
+                <w:rFonts w:hint="eastAsia" w:eastAsia="黑体"/>
               </w:rPr>
               <w:t xml:space="preserve">无量纲</w:t>
             </w:r>
@@ -2382,6 +2656,9 @@
               </m:r>
             </m:oMath>
             <w:r>
+              <w:rPr>
+                <w:rFonts w:eastAsia="黑体"/>
+              </w:rPr>
               <w:t xml:space="preserve">​</w:t>
             </w:r>
           </w:p>
@@ -2394,7 +2671,7 @@
             </w:pPr>
             <w:r>
               <w:rPr>
-                <w:rFonts w:hint="eastAsia"/>
+                <w:rFonts w:hint="eastAsia" w:eastAsia="黑体"/>
               </w:rPr>
               <w:t xml:space="preserve">品质因数</w:t>
             </w:r>
@@ -2408,7 +2685,7 @@
             </w:pPr>
             <w:r>
               <w:rPr>
-                <w:rFonts w:hint="eastAsia"/>
+                <w:rFonts w:hint="eastAsia" w:eastAsia="黑体"/>
               </w:rPr>
               <w:t xml:space="preserve">无量纲</w:t>
             </w:r>
@@ -2437,6 +2714,9 @@
               </m:sSub>
             </m:oMath>
             <w:r>
+              <w:rPr>
+                <w:rFonts w:eastAsia="黑体"/>
+              </w:rPr>
               <w:t xml:space="preserve">​</w:t>
             </w:r>
           </w:p>
@@ -2449,7 +2729,7 @@
             </w:pPr>
             <w:r>
               <w:rPr>
-                <w:rFonts w:hint="eastAsia"/>
+                <w:rFonts w:hint="eastAsia" w:eastAsia="黑体"/>
               </w:rPr>
               <w:t xml:space="preserve">截止频率</w:t>
             </w:r>
@@ -2462,6 +2742,9 @@
               <w:pStyle w:val="Compact"/>
             </w:pPr>
             <w:r>
+              <w:rPr>
+                <w:rFonts w:eastAsia="黑体"/>
+              </w:rPr>
               <w:t xml:space="preserve">Hz</w:t>
             </w:r>
           </w:p>
@@ -2489,6 +2772,9 @@
               </m:sSub>
             </m:oMath>
             <w:r>
+              <w:rPr>
+                <w:rFonts w:eastAsia="黑体"/>
+              </w:rPr>
               <w:t xml:space="preserve">​</w:t>
             </w:r>
           </w:p>
@@ -2501,7 +2787,7 @@
             </w:pPr>
             <w:r>
               <w:rPr>
-                <w:rFonts w:hint="eastAsia"/>
+                <w:rFonts w:hint="eastAsia" w:eastAsia="黑体"/>
               </w:rPr>
               <w:t xml:space="preserve">截止角频率</w:t>
             </w:r>
@@ -2514,6 +2800,9 @@
               <w:pStyle w:val="Compact"/>
             </w:pPr>
             <w:r>
+              <w:rPr>
+                <w:rFonts w:eastAsia="黑体"/>
+              </w:rPr>
               <w:t xml:space="preserve">rad/s</w:t>
             </w:r>
           </w:p>
@@ -2529,7 +2818,7 @@
       </w:pPr>
       <w:r>
         <w:rPr>
-          <w:rFonts w:hint="eastAsia"/>
+          <w:rFonts w:hint="eastAsia" w:eastAsia="黑体"/>
         </w:rPr>
         <w:t xml:space="preserve">元件调整影响</w:t>
       </w:r>
@@ -2544,6 +2833,7 @@
       </w:pPr>
       <w:r>
         <w:rPr>
+          <w:rFonts w:eastAsia="黑体"/>
           <w:b/>
           <w:bCs/>
         </w:rPr>
@@ -2551,19 +2841,28 @@
       </w:r>
       <w:r>
         <w:rPr>
-          <w:rFonts w:hint="eastAsia"/>
+          <w:rFonts w:hint="eastAsia" w:eastAsia="黑体"/>
           <w:b/>
           <w:bCs/>
         </w:rPr>
         <w:t xml:space="preserve">增大</w:t>
       </w:r>
       <w:r>
+        <w:rPr>
+          <w:rFonts w:eastAsia="黑体"/>
+        </w:rPr>
         <w:t xml:space="preserve"> </w:t>
       </w:r>
       <w:r>
+        <w:rPr>
+          <w:rFonts w:eastAsia="黑体"/>
+        </w:rPr>
         <w:t xml:space="preserve">→</w:t>
       </w:r>
       <w:r>
+        <w:rPr>
+          <w:rFonts w:eastAsia="黑体"/>
+        </w:rPr>
         <w:t xml:space="preserve"> </w:t>
       </w:r>
       <m:oMath>
@@ -2581,11 +2880,14 @@
         </m:sSub>
       </m:oMath>
       <w:r>
+        <w:rPr>
+          <w:rFonts w:eastAsia="黑体"/>
+        </w:rPr>
         <w:t xml:space="preserve"> </w:t>
       </w:r>
       <w:r>
         <w:rPr>
-          <w:rFonts w:hint="eastAsia"/>
+          <w:rFonts w:hint="eastAsia" w:eastAsia="黑体"/>
         </w:rPr>
         <w:t xml:space="preserve">降低，通过的频带向低频扩展。</w:t>
       </w:r>
@@ -2600,6 +2902,7 @@
       </w:pPr>
       <w:r>
         <w:rPr>
+          <w:rFonts w:eastAsia="黑体"/>
           <w:b/>
           <w:bCs/>
         </w:rPr>
@@ -2607,19 +2910,28 @@
       </w:r>
       <w:r>
         <w:rPr>
-          <w:rFonts w:hint="eastAsia"/>
+          <w:rFonts w:hint="eastAsia" w:eastAsia="黑体"/>
           <w:b/>
           <w:bCs/>
         </w:rPr>
         <w:t xml:space="preserve">减小</w:t>
       </w:r>
       <w:r>
+        <w:rPr>
+          <w:rFonts w:eastAsia="黑体"/>
+        </w:rPr>
         <w:t xml:space="preserve"> </w:t>
       </w:r>
       <w:r>
+        <w:rPr>
+          <w:rFonts w:eastAsia="黑体"/>
+        </w:rPr>
         <w:t xml:space="preserve">→</w:t>
       </w:r>
       <w:r>
+        <w:rPr>
+          <w:rFonts w:eastAsia="黑体"/>
+        </w:rPr>
         <w:t xml:space="preserve"> </w:t>
       </w:r>
       <m:oMath>
@@ -2637,11 +2949,14 @@
         </m:sSub>
       </m:oMath>
       <w:r>
+        <w:rPr>
+          <w:rFonts w:eastAsia="黑体"/>
+        </w:rPr>
         <w:t xml:space="preserve"> </w:t>
       </w:r>
       <w:r>
         <w:rPr>
-          <w:rFonts w:hint="eastAsia"/>
+          <w:rFonts w:hint="eastAsia" w:eastAsia="黑体"/>
         </w:rPr>
         <w:t xml:space="preserve">升高，阻断更多低频。</w:t>
       </w:r>
@@ -2656,7 +2971,7 @@
       </w:pPr>
       <w:r>
         <w:rPr>
-          <w:rFonts w:hint="eastAsia"/>
+          <w:rFonts w:hint="eastAsia" w:eastAsia="黑体"/>
           <w:b/>
           <w:bCs/>
         </w:rPr>
@@ -2664,6 +2979,7 @@
       </w:r>
       <w:r>
         <w:rPr>
+          <w:rFonts w:eastAsia="黑体"/>
           <w:b/>
           <w:bCs/>
         </w:rPr>
@@ -2671,19 +2987,28 @@
       </w:r>
       <w:r>
         <w:rPr>
-          <w:rFonts w:hint="eastAsia"/>
+          <w:rFonts w:hint="eastAsia" w:eastAsia="黑体"/>
           <w:b/>
           <w:bCs/>
         </w:rPr>
         <w:t xml:space="preserve">增大</w:t>
       </w:r>
       <w:r>
+        <w:rPr>
+          <w:rFonts w:eastAsia="黑体"/>
+        </w:rPr>
         <w:t xml:space="preserve"> </w:t>
       </w:r>
       <w:r>
+        <w:rPr>
+          <w:rFonts w:eastAsia="黑体"/>
+        </w:rPr>
         <w:t xml:space="preserve">→</w:t>
       </w:r>
       <w:r>
+        <w:rPr>
+          <w:rFonts w:eastAsia="黑体"/>
+        </w:rPr>
         <w:t xml:space="preserve"> </w:t>
       </w:r>
       <m:oMath>
@@ -2692,11 +3017,14 @@
         </m:r>
       </m:oMath>
       <w:r>
+        <w:rPr>
+          <w:rFonts w:eastAsia="黑体"/>
+        </w:rPr>
         <w:t xml:space="preserve"> </w:t>
       </w:r>
       <w:r>
         <w:rPr>
-          <w:rFonts w:hint="eastAsia"/>
+          <w:rFonts w:hint="eastAsia" w:eastAsia="黑体"/>
         </w:rPr>
         <w:t xml:space="preserve">升高，</w:t>
       </w:r>
@@ -2715,11 +3043,14 @@
         </m:sSub>
       </m:oMath>
       <w:r>
+        <w:rPr>
+          <w:rFonts w:eastAsia="黑体"/>
+        </w:rPr>
         <w:t xml:space="preserve"> </w:t>
       </w:r>
       <w:r>
         <w:rPr>
-          <w:rFonts w:hint="eastAsia"/>
+          <w:rFonts w:hint="eastAsia" w:eastAsia="黑体"/>
         </w:rPr>
         <w:t xml:space="preserve">处出现峰值，</w:t>
       </w:r>
@@ -2738,11 +3069,14 @@
         </m:r>
       </m:oMath>
       <w:r>
+        <w:rPr>
+          <w:rFonts w:eastAsia="黑体"/>
+        </w:rPr>
         <w:t xml:space="preserve"> </w:t>
       </w:r>
       <w:r>
         <w:rPr>
-          <w:rFonts w:hint="eastAsia"/>
+          <w:rFonts w:hint="eastAsia" w:eastAsia="黑体"/>
         </w:rPr>
         <w:t xml:space="preserve">时趋于自激。</w:t>
       </w:r>
@@ -2757,25 +3091,34 @@
       </w:pPr>
       <w:r>
         <w:rPr>
-          <w:rFonts w:hint="eastAsia"/>
+          <w:rFonts w:hint="eastAsia" w:eastAsia="黑体"/>
           <w:b/>
           <w:bCs/>
         </w:rPr>
         <w:t xml:space="preserve">元件容差增大</w:t>
       </w:r>
       <w:r>
+        <w:rPr>
+          <w:rFonts w:eastAsia="黑体"/>
+        </w:rPr>
         <w:t xml:space="preserve"> </w:t>
       </w:r>
       <w:r>
+        <w:rPr>
+          <w:rFonts w:eastAsia="黑体"/>
+        </w:rPr>
         <w:t xml:space="preserve">→ </w:t>
       </w:r>
       <w:r>
         <w:rPr>
-          <w:rFonts w:hint="eastAsia"/>
+          <w:rFonts w:hint="eastAsia" w:eastAsia="黑体"/>
         </w:rPr>
         <w:t xml:space="preserve">实际</w:t>
       </w:r>
       <w:r>
+        <w:rPr>
+          <w:rFonts w:eastAsia="黑体"/>
+        </w:rPr>
         <w:t xml:space="preserve"> </w:t>
       </w:r>
       <m:oMath>
@@ -2793,6 +3136,9 @@
         </m:sSub>
       </m:oMath>
       <w:r>
+        <w:rPr>
+          <w:rFonts w:eastAsia="黑体"/>
+        </w:rPr>
         <w:t xml:space="preserve">、</w:t>
       </w:r>
       <m:oMath>
@@ -2801,11 +3147,14 @@
         </m:r>
       </m:oMath>
       <w:r>
+        <w:rPr>
+          <w:rFonts w:eastAsia="黑体"/>
+        </w:rPr>
         <w:t xml:space="preserve"> </w:t>
       </w:r>
       <w:r>
         <w:rPr>
-          <w:rFonts w:hint="eastAsia"/>
+          <w:rFonts w:hint="eastAsia" w:eastAsia="黑体"/>
         </w:rPr>
         <w:t xml:space="preserve">偏离设计值。</w:t>
       </w:r>
@@ -2818,7 +3167,7 @@
       </w:pPr>
       <w:r>
         <w:rPr>
-          <w:rFonts w:hint="eastAsia"/>
+          <w:rFonts w:hint="eastAsia" w:eastAsia="黑体"/>
         </w:rPr>
         <w:t xml:space="preserve">典型参数示例</w:t>
       </w:r>
@@ -2832,15 +3181,21 @@
         </w:numPr>
       </w:pPr>
       <w:r>
+        <w:rPr>
+          <w:rFonts w:eastAsia="黑体"/>
+        </w:rPr>
         <w:t xml:space="preserve">Sallen-Key </w:t>
       </w:r>
       <w:r>
         <w:rPr>
-          <w:rFonts w:hint="eastAsia"/>
+          <w:rFonts w:hint="eastAsia" w:eastAsia="黑体"/>
         </w:rPr>
         <w:t xml:space="preserve">取</w:t>
       </w:r>
       <w:r>
+        <w:rPr>
+          <w:rFonts w:eastAsia="黑体"/>
+        </w:rPr>
         <w:t xml:space="preserve"> </w:t>
       </w:r>
       <m:oMath>
@@ -2895,6 +3250,9 @@
         </m:r>
       </m:oMath>
       <w:r>
+        <w:rPr>
+          <w:rFonts w:eastAsia="黑体"/>
+        </w:rPr>
         <w:t xml:space="preserve">、</w:t>
       </w:r>
       <m:oMath>
@@ -2950,7 +3308,7 @@
       </m:oMath>
       <w:r>
         <w:rPr>
-          <w:rFonts w:hint="eastAsia"/>
+          <w:rFonts w:hint="eastAsia" w:eastAsia="黑体"/>
         </w:rPr>
         <w:t xml:space="preserve">：</w:t>
       </w:r>
@@ -3055,7 +3413,7 @@
       </m:oMath>
       <w:r>
         <w:rPr>
-          <w:rFonts w:hint="eastAsia"/>
+          <w:rFonts w:hint="eastAsia" w:eastAsia="黑体"/>
         </w:rPr>
         <w:t xml:space="preserve">；</w:t>
       </w:r>
@@ -3074,15 +3432,21 @@
         </m:r>
       </m:oMath>
       <w:r>
+        <w:rPr>
+          <w:rFonts w:eastAsia="黑体"/>
+        </w:rPr>
         <w:t xml:space="preserve"> </w:t>
       </w:r>
       <w:r>
         <w:rPr>
-          <w:rFonts w:hint="eastAsia"/>
+          <w:rFonts w:hint="eastAsia" w:eastAsia="黑体"/>
         </w:rPr>
         <w:t xml:space="preserve">时</w:t>
       </w:r>
       <w:r>
+        <w:rPr>
+          <w:rFonts w:eastAsia="黑体"/>
+        </w:rPr>
         <w:t xml:space="preserve"> </w:t>
       </w:r>
       <m:oMath>
@@ -3130,6 +3494,9 @@
         </m:r>
       </m:oMath>
       <w:r>
+        <w:rPr>
+          <w:rFonts w:eastAsia="黑体"/>
+        </w:rPr>
         <w:t xml:space="preserve">。</w:t>
       </w:r>
     </w:p>
@@ -3143,7 +3510,7 @@
       </w:pPr>
       <w:r>
         <w:rPr>
-          <w:rFonts w:hint="eastAsia"/>
+          <w:rFonts w:hint="eastAsia" w:eastAsia="黑体"/>
         </w:rPr>
         <w:t xml:space="preserve">Butterworth（</w:t>
       </w:r>
@@ -3163,11 +3530,14 @@
       </m:oMath>
       <w:r>
         <w:rPr>
-          <w:rFonts w:hint="eastAsia"/>
+          <w:rFonts w:hint="eastAsia" w:eastAsia="黑体"/>
         </w:rPr>
         <w:t xml:space="preserve">）设计：由</w:t>
       </w:r>
       <w:r>
+        <w:rPr>
+          <w:rFonts w:eastAsia="黑体"/>
+        </w:rPr>
         <w:t xml:space="preserve"> </w:t>
       </w:r>
       <m:oMath>
@@ -3206,15 +3576,21 @@
         </m:f>
       </m:oMath>
       <w:r>
+        <w:rPr>
+          <w:rFonts w:eastAsia="黑体"/>
+        </w:rPr>
         <w:t xml:space="preserve"> </w:t>
       </w:r>
       <w:r>
         <w:rPr>
-          <w:rFonts w:hint="eastAsia"/>
+          <w:rFonts w:hint="eastAsia" w:eastAsia="黑体"/>
         </w:rPr>
         <w:t xml:space="preserve">得</w:t>
       </w:r>
       <w:r>
+        <w:rPr>
+          <w:rFonts w:eastAsia="黑体"/>
+        </w:rPr>
         <w:t xml:space="preserve"> </w:t>
       </w:r>
       <m:oMath>
@@ -3233,11 +3609,14 @@
       </m:oMath>
       <w:r>
         <w:rPr>
-          <w:rFonts w:hint="eastAsia"/>
+          <w:rFonts w:hint="eastAsia" w:eastAsia="黑体"/>
         </w:rPr>
         <w:t xml:space="preserve">（即</w:t>
       </w:r>
       <w:r>
+        <w:rPr>
+          <w:rFonts w:eastAsia="黑体"/>
+        </w:rPr>
         <w:t xml:space="preserve"> </w:t>
       </w:r>
       <m:oMath>
@@ -3283,7 +3662,7 @@
       </m:oMath>
       <w:r>
         <w:rPr>
-          <w:rFonts w:hint="eastAsia"/>
+          <w:rFonts w:hint="eastAsia" w:eastAsia="黑体"/>
         </w:rPr>
         <w:t xml:space="preserve">）。</w:t>
       </w:r>
@@ -3296,7 +3675,7 @@
       </w:pPr>
       <w:r>
         <w:rPr>
-          <w:rFonts w:hint="eastAsia"/>
+          <w:rFonts w:hint="eastAsia" w:eastAsia="黑体"/>
         </w:rPr>
         <w:t xml:space="preserve">常见器件型号</w:t>
       </w:r>
@@ -3311,7 +3690,7 @@
       </w:pPr>
       <w:r>
         <w:rPr>
-          <w:rFonts w:hint="eastAsia"/>
+          <w:rFonts w:hint="eastAsia" w:eastAsia="黑体"/>
         </w:rPr>
         <w:t xml:space="preserve">运放：TL072、LM358、NE5532、OPA2134。</w:t>
       </w:r>
@@ -3326,25 +3705,31 @@
       </w:pPr>
       <w:r>
         <w:rPr>
-          <w:rFonts w:hint="eastAsia"/>
+          <w:rFonts w:hint="eastAsia" w:eastAsia="黑体"/>
         </w:rPr>
         <w:t xml:space="preserve">电阻/电容：1%</w:t>
       </w:r>
       <w:r>
+        <w:rPr>
+          <w:rFonts w:eastAsia="黑体"/>
+        </w:rPr>
         <w:t xml:space="preserve"> </w:t>
       </w:r>
       <w:r>
         <w:rPr>
-          <w:rFonts w:hint="eastAsia"/>
+          <w:rFonts w:hint="eastAsia" w:eastAsia="黑体"/>
         </w:rPr>
         <w:t xml:space="preserve">金属膜电阻、C0G/NP0</w:t>
       </w:r>
       <w:r>
+        <w:rPr>
+          <w:rFonts w:eastAsia="黑体"/>
+        </w:rPr>
         <w:t xml:space="preserve"> </w:t>
       </w:r>
       <w:r>
         <w:rPr>
-          <w:rFonts w:hint="eastAsia"/>
+          <w:rFonts w:hint="eastAsia" w:eastAsia="黑体"/>
         </w:rPr>
         <w:t xml:space="preserve">电容。</w:t>
       </w:r>
@@ -3359,7 +3744,7 @@
       </w:pPr>
       <w:r>
         <w:rPr>
-          <w:rFonts w:hint="eastAsia"/>
+          <w:rFonts w:hint="eastAsia" w:eastAsia="黑体"/>
         </w:rPr>
         <w:t xml:space="preserve">常用：按需选型。</w:t>
       </w:r>
@@ -3372,7 +3757,7 @@
       </w:pPr>
       <w:r>
         <w:rPr>
-          <w:rFonts w:hint="eastAsia"/>
+          <w:rFonts w:hint="eastAsia" w:eastAsia="黑体"/>
         </w:rPr>
         <w:t xml:space="preserve">注意事项</w:t>
       </w:r>
@@ -3387,7 +3772,7 @@
       </w:pPr>
       <w:r>
         <w:rPr>
-          <w:rFonts w:hint="eastAsia"/>
+          <w:rFonts w:hint="eastAsia" w:eastAsia="黑体"/>
         </w:rPr>
         <w:t xml:space="preserve">高通需注意运放输入偏置电流经输入电阻形成的直流失调。</w:t>
       </w:r>
@@ -3402,25 +3787,31 @@
       </w:pPr>
       <w:r>
         <w:rPr>
-          <w:rFonts w:hint="eastAsia"/>
+          <w:rFonts w:hint="eastAsia" w:eastAsia="黑体"/>
         </w:rPr>
         <w:t xml:space="preserve">高</w:t>
       </w:r>
       <w:r>
+        <w:rPr>
+          <w:rFonts w:eastAsia="黑体"/>
+        </w:rPr>
         <w:t xml:space="preserve"> Q </w:t>
       </w:r>
       <w:r>
         <w:rPr>
-          <w:rFonts w:hint="eastAsia"/>
+          <w:rFonts w:hint="eastAsia" w:eastAsia="黑体"/>
         </w:rPr>
         <w:t xml:space="preserve">设计对元件容差敏感，需</w:t>
       </w:r>
       <w:r>
+        <w:rPr>
+          <w:rFonts w:eastAsia="黑体"/>
+        </w:rPr>
         <w:t xml:space="preserve"> 1% </w:t>
       </w:r>
       <w:r>
         <w:rPr>
-          <w:rFonts w:hint="eastAsia"/>
+          <w:rFonts w:hint="eastAsia" w:eastAsia="黑体"/>
         </w:rPr>
         <w:t xml:space="preserve">以上精度。</w:t>
       </w:r>
@@ -3435,7 +3826,7 @@
       </w:pPr>
       <w:r>
         <w:rPr>
-          <w:rFonts w:hint="eastAsia"/>
+          <w:rFonts w:hint="eastAsia" w:eastAsia="黑体"/>
         </w:rPr>
         <w:t xml:space="preserve">输出无法通过直流，用于交流耦合。</w:t>
       </w:r>
@@ -3448,7 +3839,7 @@
       </w:pPr>
       <w:r>
         <w:rPr>
-          <w:rFonts w:hint="eastAsia"/>
+          <w:rFonts w:hint="eastAsia" w:eastAsia="黑体"/>
         </w:rPr>
         <w:t xml:space="preserve">参考资料</w:t>
       </w:r>
@@ -3462,6 +3853,9 @@
         </w:numPr>
       </w:pPr>
       <w:r>
+        <w:rPr>
+          <w:rFonts w:eastAsia="黑体"/>
+        </w:rPr>
         <w:t xml:space="preserve">Wikipedia: Sallen–Key topology。</w:t>
       </w:r>
     </w:p>
@@ -3474,15 +3868,21 @@
         </w:numPr>
       </w:pPr>
       <w:r>
+        <w:rPr>
+          <w:rFonts w:eastAsia="黑体"/>
+        </w:rPr>
         <w:t xml:space="preserve">TI </w:t>
       </w:r>
       <w:r>
         <w:rPr>
-          <w:rFonts w:hint="eastAsia"/>
+          <w:rFonts w:hint="eastAsia" w:eastAsia="黑体"/>
         </w:rPr>
         <w:t xml:space="preserve">应用笔记</w:t>
       </w:r>
       <w:r>
+        <w:rPr>
+          <w:rFonts w:eastAsia="黑体"/>
+        </w:rPr>
         <w:t xml:space="preserve"> SLOA049。</w:t>
       </w:r>
     </w:p>
@@ -3496,7 +3896,7 @@
       </w:pPr>
       <w:r>
         <w:rPr>
-          <w:rFonts w:hint="eastAsia"/>
+          <w:rFonts w:hint="eastAsia" w:eastAsia="黑体"/>
         </w:rPr>
         <w:t xml:space="preserve">《模拟电子技术基础》（童诗白、华成英）。</w:t>
       </w:r>
@@ -3510,11 +3910,11 @@
       </w:pPr>
       <w:r>
         <w:rPr>
-          <w:rFonts w:ascii="Times New Roman" w:hAnsi="Times New Roman"/>
+          <w:rFonts w:ascii="Times New Roman" w:hAnsi="Times New Roman" w:eastAsia="黑体"/>
           <w:color w:val="555555"/>
           <w:sz w:val="21"/>
         </w:rPr>
-        <w:t>材料收集者：杜文杰</w:t>
+        <w:t>材料收集者：杜文杰，WX手机：19519196569，QQ:3478827729</w:t>
       </w:r>
     </w:p>
     <w:sectPr>
@@ -3534,7 +3934,7 @@
 </file>
 
 <file path=word/footer1.xml><?xml version="1.0" encoding="utf-8"?>
-<w:ftr xmlns:m="http://schemas.openxmlformats.org/officeDocument/2006/math" xmlns:mc="http://schemas.openxmlformats.org/markup-compatibility/2006" xmlns:mo="http://schemas.microsoft.com/office/mac/office/2008/main" xmlns:mv="urn:schemas-microsoft-com:mac:vml" xmlns:o="urn:schemas-microsoft-com:office:office" xmlns:r="http://schemas.openxmlformats.org/officeDocument/2006/relationships" xmlns:v="urn:schemas-microsoft-com:vml" xmlns:w10="urn:schemas-microsoft-com:office:word" xmlns:w14="http://schemas.microsoft.com/office/word/2010/wordml" xmlns:w="http://schemas.openxmlformats.org/wordprocessingml/2006/main" xmlns:wne="http://schemas.microsoft.com/office/word/2006/wordml" xmlns:wp14="http://schemas.microsoft.com/office/word/2010/wordprocessingDrawing" xmlns:wp="http://schemas.openxmlformats.org/drawingml/2006/wordprocessingDrawing" xmlns:wpc="http://schemas.microsoft.com/office/word/2010/wordprocessingCanvas" xmlns:wpg="http://schemas.microsoft.com/office/word/2010/wordprocessingGroup" xmlns:wpi="http://schemas.microsoft.com/office/word/2010/wordprocessingInk" xmlns:wps="http://schemas.microsoft.com/office/word/2010/wordprocessingShape" mc:Ignorable="w14 wp14">
+<w:ftr xmlns:mc="http://schemas.openxmlformats.org/markup-compatibility/2006" xmlns:w="http://schemas.openxmlformats.org/wordprocessingml/2006/main" xmlns:m="http://schemas.openxmlformats.org/officeDocument/2006/math" xmlns:mo="http://schemas.microsoft.com/office/mac/office/2008/main" xmlns:mv="urn:schemas-microsoft-com:mac:vml" xmlns:o="urn:schemas-microsoft-com:office:office" xmlns:r="http://schemas.openxmlformats.org/officeDocument/2006/relationships" xmlns:v="urn:schemas-microsoft-com:vml" xmlns:w10="urn:schemas-microsoft-com:office:word" xmlns:w14="http://schemas.microsoft.com/office/word/2010/wordml" xmlns:wne="http://schemas.microsoft.com/office/word/2006/wordml" xmlns:wp14="http://schemas.microsoft.com/office/word/2010/wordprocessingDrawing" xmlns:wp="http://schemas.openxmlformats.org/drawingml/2006/wordprocessingDrawing" xmlns:wpc="http://schemas.microsoft.com/office/word/2010/wordprocessingCanvas" xmlns:wpg="http://schemas.microsoft.com/office/word/2010/wordprocessingGroup" xmlns:wpi="http://schemas.microsoft.com/office/word/2010/wordprocessingInk" xmlns:wps="http://schemas.microsoft.com/office/word/2010/wordprocessingShape" mc:Ignorable="w14 wp14">
   <w:p>
     <w:pPr>
       <w:pStyle w:val="Footer"/>
@@ -3542,12 +3942,14 @@
     </w:pPr>
     <w:r>
       <w:rPr>
+        <w:rFonts w:eastAsia="黑体"/>
         <w:sz w:val="18"/>
       </w:rPr>
       <w:t xml:space="preserve">第 </w:t>
     </w:r>
     <w:r>
       <w:rPr>
+        <w:rFonts w:eastAsia="黑体"/>
         <w:sz w:val="18"/>
       </w:rPr>
       <w:fldChar w:fldCharType="begin"/>
@@ -3556,6 +3958,7 @@
     </w:r>
     <w:r>
       <w:rPr>
+        <w:rFonts w:eastAsia="黑体"/>
         <w:sz w:val="18"/>
       </w:rPr>
       <w:t xml:space="preserve"> 页</w:t>
@@ -3569,6 +3972,9 @@
   <w:footnote w:type="continuationSeparator" w:id="0">
     <w:p>
       <w:r>
+        <w:rPr>
+          <w:rFonts w:eastAsia="黑体"/>
+        </w:rPr>
         <w:continuationSeparator/>
       </w:r>
     </w:p>
@@ -3576,6 +3982,9 @@
   <w:footnote w:type="separator" w:id="-1">
     <w:p>
       <w:r>
+        <w:rPr>
+          <w:rFonts w:eastAsia="黑体"/>
+        </w:rPr>
         <w:separator/>
       </w:r>
     </w:p>
@@ -3584,7 +3993,7 @@
 </file>
 
 <file path=word/header1.xml><?xml version="1.0" encoding="utf-8"?>
-<w:hdr xmlns:m="http://schemas.openxmlformats.org/officeDocument/2006/math" xmlns:mc="http://schemas.openxmlformats.org/markup-compatibility/2006" xmlns:mo="http://schemas.microsoft.com/office/mac/office/2008/main" xmlns:mv="urn:schemas-microsoft-com:mac:vml" xmlns:o="urn:schemas-microsoft-com:office:office" xmlns:r="http://schemas.openxmlformats.org/officeDocument/2006/relationships" xmlns:v="urn:schemas-microsoft-com:vml" xmlns:w10="urn:schemas-microsoft-com:office:word" xmlns:w14="http://schemas.microsoft.com/office/word/2010/wordml" xmlns:w="http://schemas.openxmlformats.org/wordprocessingml/2006/main" xmlns:wne="http://schemas.microsoft.com/office/word/2006/wordml" xmlns:wp14="http://schemas.microsoft.com/office/word/2010/wordprocessingDrawing" xmlns:wp="http://schemas.openxmlformats.org/drawingml/2006/wordprocessingDrawing" xmlns:wpc="http://schemas.microsoft.com/office/word/2010/wordprocessingCanvas" xmlns:wpg="http://schemas.microsoft.com/office/word/2010/wordprocessingGroup" xmlns:wpi="http://schemas.microsoft.com/office/word/2010/wordprocessingInk" xmlns:wps="http://schemas.microsoft.com/office/word/2010/wordprocessingShape" mc:Ignorable="w14 wp14">
+<w:hdr xmlns:mc="http://schemas.openxmlformats.org/markup-compatibility/2006" xmlns:w="http://schemas.openxmlformats.org/wordprocessingml/2006/main" xmlns:m="http://schemas.openxmlformats.org/officeDocument/2006/math" xmlns:mo="http://schemas.microsoft.com/office/mac/office/2008/main" xmlns:mv="urn:schemas-microsoft-com:mac:vml" xmlns:o="urn:schemas-microsoft-com:office:office" xmlns:r="http://schemas.openxmlformats.org/officeDocument/2006/relationships" xmlns:v="urn:schemas-microsoft-com:vml" xmlns:w10="urn:schemas-microsoft-com:office:word" xmlns:w14="http://schemas.microsoft.com/office/word/2010/wordml" xmlns:wne="http://schemas.microsoft.com/office/word/2006/wordml" xmlns:wp14="http://schemas.microsoft.com/office/word/2010/wordprocessingDrawing" xmlns:wp="http://schemas.openxmlformats.org/drawingml/2006/wordprocessingDrawing" xmlns:wpc="http://schemas.microsoft.com/office/word/2010/wordprocessingCanvas" xmlns:wpg="http://schemas.microsoft.com/office/word/2010/wordprocessingGroup" xmlns:wpi="http://schemas.microsoft.com/office/word/2010/wordprocessingInk" xmlns:wps="http://schemas.microsoft.com/office/word/2010/wordprocessingShape" mc:Ignorable="w14 wp14">
   <w:p>
     <w:pPr>
       <w:pStyle w:val="Header"/>
@@ -3592,7 +4001,7 @@
     </w:pPr>
     <w:r>
       <w:rPr>
-        <w:rFonts w:ascii="Times New Roman" w:hAnsi="Times New Roman"/>
+        <w:rFonts w:ascii="Times New Roman" w:hAnsi="Times New Roman" w:eastAsia="黑体"/>
         <w:sz w:val="18"/>
         <w:rFonts w:eastAsia="黑体"/>
         <w:rFonts w:eastAsia="黑体"/>
@@ -3604,7 +4013,7 @@
 </file>
 
 <file path=word/numbering.xml><?xml version="1.0" encoding="utf-8"?>
-<w:numbering xmlns:m="http://schemas.openxmlformats.org/officeDocument/2006/math" xmlns:mc="http://schemas.openxmlformats.org/markup-compatibility/2006" xmlns:mo="http://schemas.microsoft.com/office/mac/office/2008/main" xmlns:mv="urn:schemas-microsoft-com:mac:vml" xmlns:o="urn:schemas-microsoft-com:office:office" xmlns:r="http://schemas.openxmlformats.org/officeDocument/2006/relationships" xmlns:v="urn:schemas-microsoft-com:vml" xmlns:w="http://schemas.openxmlformats.org/wordprocessingml/2006/main" xmlns:w10="urn:schemas-microsoft-com:office:word" xmlns:w14="http://schemas.microsoft.com/office/word/2010/wordml" xmlns:wne="http://schemas.microsoft.com/office/word/2006/wordml" xmlns:wp="http://schemas.openxmlformats.org/drawingml/2006/wordprocessingDrawing" xmlns:wp14="http://schemas.microsoft.com/office/word/2010/wordprocessingDrawing" xmlns:wpc="http://schemas.microsoft.com/office/word/2010/wordprocessingCanvas" xmlns:wpg="http://schemas.microsoft.com/office/word/2010/wordprocessingGroup" xmlns:wpi="http://schemas.microsoft.com/office/word/2010/wordprocessingInk" xmlns:wps="http://schemas.microsoft.com/office/word/2010/wordprocessingShape" mc:Ignorable="w14 wp14">
+<w:numbering xmlns:mc="http://schemas.openxmlformats.org/markup-compatibility/2006" xmlns:w="http://schemas.openxmlformats.org/wordprocessingml/2006/main" xmlns:m="http://schemas.openxmlformats.org/officeDocument/2006/math" xmlns:mo="http://schemas.microsoft.com/office/mac/office/2008/main" xmlns:mv="urn:schemas-microsoft-com:mac:vml" xmlns:o="urn:schemas-microsoft-com:office:office" xmlns:r="http://schemas.openxmlformats.org/officeDocument/2006/relationships" xmlns:v="urn:schemas-microsoft-com:vml" xmlns:w10="urn:schemas-microsoft-com:office:word" xmlns:w14="http://schemas.microsoft.com/office/word/2010/wordml" xmlns:wne="http://schemas.microsoft.com/office/word/2006/wordml" xmlns:wp="http://schemas.openxmlformats.org/drawingml/2006/wordprocessingDrawing" xmlns:wp14="http://schemas.microsoft.com/office/word/2010/wordprocessingDrawing" xmlns:wpc="http://schemas.microsoft.com/office/word/2010/wordprocessingCanvas" xmlns:wpg="http://schemas.microsoft.com/office/word/2010/wordprocessingGroup" xmlns:wpi="http://schemas.microsoft.com/office/word/2010/wordprocessingInk" xmlns:wps="http://schemas.microsoft.com/office/word/2010/wordprocessingShape" mc:Ignorable="w14 wp14">
   <w:abstractNum w:abstractNumId="0">
     <w:nsid w:val="FFFFFF7C"/>
     <w:multiLevelType w:val="singleLevel"/>
@@ -3691,7 +4100,7 @@
         <w:ind w:hanging="360" w:left="1440"/>
       </w:pPr>
       <w:rPr>
-        <w:rFonts w:ascii="Symbol" w:hAnsi="Symbol" w:hint="default"/>
+        <w:rFonts w:ascii="Symbol" w:hAnsi="Symbol" w:hint="default" w:eastAsia="黑体"/>
       </w:rPr>
     </w:lvl>
   </w:abstractNum>
@@ -3712,7 +4121,7 @@
         <w:ind w:hanging="360" w:left="1080"/>
       </w:pPr>
       <w:rPr>
-        <w:rFonts w:ascii="Symbol" w:hAnsi="Symbol" w:hint="default"/>
+        <w:rFonts w:ascii="Symbol" w:hAnsi="Symbol" w:hint="default" w:eastAsia="黑体"/>
       </w:rPr>
     </w:lvl>
   </w:abstractNum>
@@ -3733,7 +4142,7 @@
         <w:ind w:hanging="360" w:left="720"/>
       </w:pPr>
       <w:rPr>
-        <w:rFonts w:ascii="Symbol" w:hAnsi="Symbol" w:hint="default"/>
+        <w:rFonts w:ascii="Symbol" w:hAnsi="Symbol" w:hint="default" w:eastAsia="黑体"/>
       </w:rPr>
     </w:lvl>
   </w:abstractNum>
@@ -3772,7 +4181,7 @@
         <w:ind w:hanging="360" w:left="360"/>
       </w:pPr>
       <w:rPr>
-        <w:rFonts w:ascii="Symbol" w:hAnsi="Symbol" w:hint="default"/>
+        <w:rFonts w:ascii="Symbol" w:hAnsi="Symbol" w:hint="default" w:eastAsia="黑体"/>
       </w:rPr>
     </w:lvl>
   </w:abstractNum>
@@ -3863,7 +4272,7 @@
         <w:ind w:left="720" w:hanging="360"/>
       </w:pPr>
       <w:rPr>
-        <w:rFonts w:ascii="Symbol" w:hAnsi="Symbol" w:cs="Symbol" w:hint="default"/>
+        <w:rFonts w:ascii="Symbol" w:hAnsi="Symbol" w:cs="Symbol" w:hint="default" w:eastAsia="黑体"/>
       </w:rPr>
     </w:lvl>
     <w:lvl w:ilvl="1">
@@ -3874,7 +4283,7 @@
         <w:ind w:left="1440" w:hanging="360"/>
       </w:pPr>
       <w:rPr>
-        <w:rFonts w:ascii="Courier New" w:hAnsi="Courier New" w:cs="Courier New" w:hint="default"/>
+        <w:rFonts w:ascii="Courier New" w:hAnsi="Courier New" w:cs="Courier New" w:hint="default" w:eastAsia="黑体"/>
       </w:rPr>
     </w:lvl>
     <w:lvl w:ilvl="2">
@@ -3885,7 +4294,7 @@
         <w:ind w:left="2160" w:hanging="360"/>
       </w:pPr>
       <w:rPr>
-        <w:rFonts w:ascii="Wingdings" w:hAnsi="Wingdings" w:cs="Wingdings" w:hint="default"/>
+        <w:rFonts w:ascii="Wingdings" w:hAnsi="Wingdings" w:cs="Wingdings" w:hint="default" w:eastAsia="黑体"/>
       </w:rPr>
     </w:lvl>
     <w:lvl w:ilvl="3">
@@ -3896,7 +4305,7 @@
         <w:ind w:left="2880" w:hanging="360"/>
       </w:pPr>
       <w:rPr>
-        <w:rFonts w:ascii="Symbol" w:hAnsi="Symbol" w:cs="Symbol" w:hint="default"/>
+        <w:rFonts w:ascii="Symbol" w:hAnsi="Symbol" w:cs="Symbol" w:hint="default" w:eastAsia="黑体"/>
       </w:rPr>
     </w:lvl>
     <w:lvl w:ilvl="4">
@@ -3907,7 +4316,7 @@
         <w:ind w:left="3600" w:hanging="360"/>
       </w:pPr>
       <w:rPr>
-        <w:rFonts w:ascii="Courier New" w:hAnsi="Courier New" w:cs="Courier New" w:hint="default"/>
+        <w:rFonts w:ascii="Courier New" w:hAnsi="Courier New" w:cs="Courier New" w:hint="default" w:eastAsia="黑体"/>
       </w:rPr>
     </w:lvl>
     <w:lvl w:ilvl="5">
@@ -3918,7 +4327,7 @@
         <w:ind w:left="4320" w:hanging="360"/>
       </w:pPr>
       <w:rPr>
-        <w:rFonts w:ascii="Wingdings" w:hAnsi="Wingdings" w:cs="Wingdings" w:hint="default"/>
+        <w:rFonts w:ascii="Wingdings" w:hAnsi="Wingdings" w:cs="Wingdings" w:hint="default" w:eastAsia="黑体"/>
       </w:rPr>
     </w:lvl>
     <w:lvl w:ilvl="6">
@@ -3929,7 +4338,7 @@
         <w:ind w:left="5040" w:hanging="360"/>
       </w:pPr>
       <w:rPr>
-        <w:rFonts w:ascii="Symbol" w:hAnsi="Symbol" w:cs="Symbol" w:hint="default"/>
+        <w:rFonts w:ascii="Symbol" w:hAnsi="Symbol" w:cs="Symbol" w:hint="default" w:eastAsia="黑体"/>
       </w:rPr>
     </w:lvl>
     <w:lvl w:ilvl="7">
@@ -3940,7 +4349,7 @@
         <w:ind w:left="5760" w:hanging="360"/>
       </w:pPr>
       <w:rPr>
-        <w:rFonts w:ascii="Courier New" w:hAnsi="Courier New" w:cs="Courier New" w:hint="default"/>
+        <w:rFonts w:ascii="Courier New" w:hAnsi="Courier New" w:cs="Courier New" w:hint="default" w:eastAsia="黑体"/>
       </w:rPr>
     </w:lvl>
     <w:lvl w:ilvl="8">
@@ -3951,7 +4360,7 @@
         <w:ind w:left="6480" w:hanging="360"/>
       </w:pPr>
       <w:rPr>
-        <w:rFonts w:ascii="Wingdings" w:hAnsi="Wingdings" w:cs="Wingdings" w:hint="default"/>
+        <w:rFonts w:ascii="Wingdings" w:hAnsi="Wingdings" w:cs="Wingdings" w:hint="default" w:eastAsia="黑体"/>
       </w:rPr>
     </w:lvl>
   </w:abstractNum>
@@ -4010,11 +4419,11 @@
 </file>
 
 <file path=word/styles.xml><?xml version="1.0" encoding="utf-8"?>
-<w:styles xmlns:mc="http://schemas.openxmlformats.org/markup-compatibility/2006" xmlns:r="http://schemas.openxmlformats.org/officeDocument/2006/relationships" xmlns:w="http://schemas.openxmlformats.org/wordprocessingml/2006/main" xmlns:w14="http://schemas.microsoft.com/office/word/2010/wordml" mc:Ignorable="w14">
+<w:styles xmlns:mc="http://schemas.openxmlformats.org/markup-compatibility/2006" xmlns:w="http://schemas.openxmlformats.org/wordprocessingml/2006/main" xmlns:r="http://schemas.openxmlformats.org/officeDocument/2006/relationships" xmlns:w14="http://schemas.microsoft.com/office/word/2010/wordml" mc:Ignorable="w14">
   <w:docDefaults>
     <w:rPrDefault>
       <w:rPr>
-        <w:rFonts w:asciiTheme="minorHAnsi" w:cstheme="minorBidi" w:eastAsiaTheme="minorEastAsia" w:hAnsiTheme="minorHAnsi"/>
+        <w:rFonts w:asciiTheme="minorHAnsi" w:cstheme="minorBidi" w:hAnsiTheme="minorHAnsi" w:eastAsia="黑体"/>
         <w:sz w:val="22"/>
         <w:szCs w:val="22"/>
         <w:lang w:bidi="ar-SA" w:eastAsia="en-US" w:val="en-US"/>
@@ -4236,7 +4645,7 @@
       <w:outlineLvl w:val="0"/>
     </w:pPr>
     <w:rPr>
-      <w:rFonts w:ascii="Times New Roman" w:asciiTheme="majorHAnsi" w:cstheme="majorBidi" w:eastAsia="黑体" w:eastAsiaTheme="majorEastAsia" w:hAnsi="Times New Roman" w:hAnsiTheme="majorHAnsi"/>
+      <w:rFonts w:ascii="Times New Roman" w:asciiTheme="majorHAnsi" w:cstheme="majorBidi" w:eastAsia="黑体" w:hAnsi="Times New Roman" w:hAnsiTheme="majorHAnsi"/>
       <w:b/>
       <w:bCs/>
       <w:color w:val="1F3864"/>
@@ -4260,7 +4669,7 @@
       <w:outlineLvl w:val="1"/>
     </w:pPr>
     <w:rPr>
-      <w:rFonts w:ascii="Times New Roman" w:asciiTheme="majorHAnsi" w:cstheme="majorBidi" w:eastAsia="黑体" w:eastAsiaTheme="majorEastAsia" w:hAnsi="Times New Roman" w:hAnsiTheme="majorHAnsi"/>
+      <w:rFonts w:ascii="Times New Roman" w:asciiTheme="majorHAnsi" w:cstheme="majorBidi" w:eastAsia="黑体" w:hAnsi="Times New Roman" w:hAnsiTheme="majorHAnsi"/>
       <w:b/>
       <w:bCs/>
       <w:color w:val="2E4E7E"/>
@@ -4284,7 +4693,7 @@
       <w:outlineLvl w:val="2"/>
     </w:pPr>
     <w:rPr>
-      <w:rFonts w:ascii="Times New Roman" w:asciiTheme="majorHAnsi" w:cstheme="majorBidi" w:eastAsia="黑体" w:eastAsiaTheme="majorEastAsia" w:hAnsi="Times New Roman" w:hAnsiTheme="majorHAnsi"/>
+      <w:rFonts w:ascii="Times New Roman" w:asciiTheme="majorHAnsi" w:cstheme="majorBidi" w:eastAsia="黑体" w:hAnsi="Times New Roman" w:hAnsiTheme="majorHAnsi"/>
       <w:b/>
       <w:bCs/>
       <w:color w:val="2E4E7E"/>
@@ -4308,7 +4717,7 @@
       <w:outlineLvl w:val="3"/>
     </w:pPr>
     <w:rPr>
-      <w:rFonts w:ascii="Times New Roman" w:asciiTheme="majorHAnsi" w:cstheme="majorBidi" w:eastAsia="黑体" w:eastAsiaTheme="majorEastAsia" w:hAnsi="Times New Roman" w:hAnsiTheme="majorHAnsi"/>
+      <w:rFonts w:ascii="Times New Roman" w:asciiTheme="majorHAnsi" w:cstheme="majorBidi" w:eastAsia="黑体" w:hAnsi="Times New Roman" w:hAnsiTheme="majorHAnsi"/>
       <w:b/>
       <w:bCs/>
       <w:i/>
@@ -4334,7 +4743,7 @@
       <w:outlineLvl w:val="4"/>
     </w:pPr>
     <w:rPr>
-      <w:rFonts w:ascii="Times New Roman" w:asciiTheme="majorHAnsi" w:cstheme="majorBidi" w:eastAsia="黑体" w:eastAsiaTheme="majorEastAsia" w:hAnsi="Times New Roman" w:hAnsiTheme="majorHAnsi"/>
+      <w:rFonts w:ascii="Times New Roman" w:asciiTheme="majorHAnsi" w:cstheme="majorBidi" w:eastAsia="黑体" w:hAnsi="Times New Roman" w:hAnsiTheme="majorHAnsi"/>
       <w:b/>
       <w:color w:val="333333"/>
       <w:sz w:val="22"/>
@@ -4357,7 +4766,7 @@
       <w:outlineLvl w:val="5"/>
     </w:pPr>
     <w:rPr>
-      <w:rFonts w:asciiTheme="majorHAnsi" w:cstheme="majorBidi" w:eastAsiaTheme="majorEastAsia" w:hAnsiTheme="majorHAnsi"/>
+      <w:rFonts w:asciiTheme="majorHAnsi" w:cstheme="majorBidi" w:hAnsiTheme="majorHAnsi" w:eastAsia="黑体"/>
       <w:i/>
       <w:iCs/>
       <w:color w:themeColor="accent1" w:themeShade="7F" w:val="243F60"/>
@@ -4380,7 +4789,7 @@
       <w:outlineLvl w:val="6"/>
     </w:pPr>
     <w:rPr>
-      <w:rFonts w:asciiTheme="majorHAnsi" w:cstheme="majorBidi" w:eastAsiaTheme="majorEastAsia" w:hAnsiTheme="majorHAnsi"/>
+      <w:rFonts w:asciiTheme="majorHAnsi" w:cstheme="majorBidi" w:hAnsiTheme="majorHAnsi" w:eastAsia="黑体"/>
       <w:i/>
       <w:iCs/>
       <w:color w:themeColor="text1" w:themeTint="BF" w:val="404040"/>
@@ -4403,7 +4812,7 @@
       <w:outlineLvl w:val="7"/>
     </w:pPr>
     <w:rPr>
-      <w:rFonts w:asciiTheme="majorHAnsi" w:cstheme="majorBidi" w:eastAsiaTheme="majorEastAsia" w:hAnsiTheme="majorHAnsi"/>
+      <w:rFonts w:asciiTheme="majorHAnsi" w:cstheme="majorBidi" w:hAnsiTheme="majorHAnsi" w:eastAsia="黑体"/>
       <w:color w:themeColor="accent1" w:val="4F81BD"/>
       <w:sz w:val="20"/>
       <w:szCs w:val="20"/>
@@ -4426,7 +4835,7 @@
       <w:outlineLvl w:val="8"/>
     </w:pPr>
     <w:rPr>
-      <w:rFonts w:asciiTheme="majorHAnsi" w:cstheme="majorBidi" w:eastAsiaTheme="majorEastAsia" w:hAnsiTheme="majorHAnsi"/>
+      <w:rFonts w:asciiTheme="majorHAnsi" w:cstheme="majorBidi" w:hAnsiTheme="majorHAnsi" w:eastAsia="黑体"/>
       <w:i/>
       <w:iCs/>
       <w:color w:themeColor="text1" w:themeTint="BF" w:val="404040"/>
@@ -4477,7 +4886,7 @@
     <w:uiPriority w:val="9"/>
     <w:rsid w:val="00FC693F"/>
     <w:rPr>
-      <w:rFonts w:asciiTheme="majorHAnsi" w:cstheme="majorBidi" w:eastAsiaTheme="majorEastAsia" w:hAnsiTheme="majorHAnsi"/>
+      <w:rFonts w:asciiTheme="majorHAnsi" w:cstheme="majorBidi" w:hAnsiTheme="majorHAnsi" w:eastAsia="黑体"/>
       <w:b/>
       <w:bCs/>
       <w:color w:themeColor="accent1" w:themeShade="BF" w:val="365F91"/>
@@ -4492,7 +4901,7 @@
     <w:uiPriority w:val="9"/>
     <w:rsid w:val="00FC693F"/>
     <w:rPr>
-      <w:rFonts w:asciiTheme="majorHAnsi" w:cstheme="majorBidi" w:eastAsiaTheme="majorEastAsia" w:hAnsiTheme="majorHAnsi"/>
+      <w:rFonts w:asciiTheme="majorHAnsi" w:cstheme="majorBidi" w:hAnsiTheme="majorHAnsi" w:eastAsia="黑体"/>
       <w:b/>
       <w:bCs/>
       <w:color w:themeColor="accent1" w:val="4F81BD"/>
@@ -4507,7 +4916,7 @@
     <w:uiPriority w:val="9"/>
     <w:rsid w:val="00FC693F"/>
     <w:rPr>
-      <w:rFonts w:asciiTheme="majorHAnsi" w:cstheme="majorBidi" w:eastAsiaTheme="majorEastAsia" w:hAnsiTheme="majorHAnsi"/>
+      <w:rFonts w:asciiTheme="majorHAnsi" w:cstheme="majorBidi" w:hAnsiTheme="majorHAnsi" w:eastAsia="黑体"/>
       <w:b/>
       <w:bCs/>
       <w:color w:themeColor="accent1" w:val="4F81BD"/>
@@ -4530,7 +4939,7 @@
       <w:contextualSpacing/>
     </w:pPr>
     <w:rPr>
-      <w:rFonts w:ascii="Times New Roman" w:asciiTheme="majorHAnsi" w:cstheme="majorBidi" w:eastAsia="黑体" w:eastAsiaTheme="majorEastAsia" w:hAnsi="Times New Roman" w:hAnsiTheme="majorHAnsi"/>
+      <w:rFonts w:ascii="Times New Roman" w:asciiTheme="majorHAnsi" w:cstheme="majorBidi" w:eastAsia="黑体" w:hAnsi="Times New Roman" w:hAnsiTheme="majorHAnsi"/>
       <w:b/>
       <w:color w:val="1F3864"/>
       <w:spacing w:val="5"/>
@@ -4546,7 +4955,7 @@
     <w:uiPriority w:val="10"/>
     <w:rsid w:val="00FC693F"/>
     <w:rPr>
-      <w:rFonts w:asciiTheme="majorHAnsi" w:cstheme="majorBidi" w:eastAsiaTheme="majorEastAsia" w:hAnsiTheme="majorHAnsi"/>
+      <w:rFonts w:asciiTheme="majorHAnsi" w:cstheme="majorBidi" w:hAnsiTheme="majorHAnsi" w:eastAsia="黑体"/>
       <w:color w:themeColor="text2" w:themeShade="BF" w:val="17365D"/>
       <w:spacing w:val="5"/>
       <w:kern w:val="28"/>
@@ -4568,7 +4977,7 @@
       </w:numPr>
     </w:pPr>
     <w:rPr>
-      <w:rFonts w:asciiTheme="majorHAnsi" w:cstheme="majorBidi" w:eastAsiaTheme="majorEastAsia" w:hAnsiTheme="majorHAnsi"/>
+      <w:rFonts w:asciiTheme="majorHAnsi" w:cstheme="majorBidi" w:hAnsiTheme="majorHAnsi" w:eastAsia="黑体"/>
       <w:i/>
       <w:iCs/>
       <w:color w:themeColor="accent1" w:val="4F81BD"/>
@@ -4584,7 +4993,7 @@
     <w:uiPriority w:val="11"/>
     <w:rsid w:val="00FC693F"/>
     <w:rPr>
-      <w:rFonts w:asciiTheme="majorHAnsi" w:cstheme="majorBidi" w:eastAsiaTheme="majorEastAsia" w:hAnsiTheme="majorHAnsi"/>
+      <w:rFonts w:asciiTheme="majorHAnsi" w:cstheme="majorBidi" w:hAnsiTheme="majorHAnsi" w:eastAsia="黑体"/>
       <w:i/>
       <w:iCs/>
       <w:color w:themeColor="accent1" w:val="4F81BD"/>
@@ -4651,6 +5060,7 @@
       <w:spacing w:after="120"/>
     </w:pPr>
     <w:rPr>
+      <w:rFonts w:eastAsia="黑体"/>
       <w:sz w:val="16"/>
       <w:szCs w:val="16"/>
     </w:rPr>
@@ -4662,6 +5072,7 @@
     <w:uiPriority w:val="99"/>
     <w:rsid w:val="00AA1D8D"/>
     <w:rPr>
+      <w:rFonts w:eastAsia="黑体"/>
       <w:sz w:val="16"/>
       <w:szCs w:val="16"/>
     </w:rPr>
@@ -4831,7 +5242,7 @@
       </w:tabs>
     </w:pPr>
     <w:rPr>
-      <w:rFonts w:ascii="Courier" w:hAnsi="Courier"/>
+      <w:rFonts w:ascii="Courier" w:hAnsi="Courier" w:eastAsia="黑体"/>
       <w:sz w:val="20"/>
       <w:szCs w:val="20"/>
     </w:rPr>
@@ -4843,7 +5254,7 @@
     <w:uiPriority w:val="99"/>
     <w:rsid w:val="0029639D"/>
     <w:rPr>
-      <w:rFonts w:ascii="Courier" w:hAnsi="Courier"/>
+      <w:rFonts w:ascii="Courier" w:hAnsi="Courier" w:eastAsia="黑体"/>
       <w:sz w:val="20"/>
       <w:szCs w:val="20"/>
     </w:rPr>
@@ -4879,6 +5290,7 @@
     <w:uiPriority w:val="29"/>
     <w:rsid w:val="00FC693F"/>
     <w:rPr>
+      <w:rFonts w:eastAsia="黑体"/>
       <w:i/>
       <w:iCs/>
       <w:color w:themeColor="text1" w:val="000000"/>
@@ -4892,7 +5304,7 @@
     <w:semiHidden/>
     <w:rsid w:val="00FC693F"/>
     <w:rPr>
-      <w:rFonts w:asciiTheme="majorHAnsi" w:cstheme="majorBidi" w:eastAsiaTheme="majorEastAsia" w:hAnsiTheme="majorHAnsi"/>
+      <w:rFonts w:asciiTheme="majorHAnsi" w:cstheme="majorBidi" w:hAnsiTheme="majorHAnsi" w:eastAsia="黑体"/>
       <w:b/>
       <w:bCs/>
       <w:i/>
@@ -4908,7 +5320,7 @@
     <w:semiHidden/>
     <w:rsid w:val="00FC693F"/>
     <w:rPr>
-      <w:rFonts w:asciiTheme="majorHAnsi" w:cstheme="majorBidi" w:eastAsiaTheme="majorEastAsia" w:hAnsiTheme="majorHAnsi"/>
+      <w:rFonts w:asciiTheme="majorHAnsi" w:cstheme="majorBidi" w:hAnsiTheme="majorHAnsi" w:eastAsia="黑体"/>
       <w:color w:themeColor="accent1" w:themeShade="7F" w:val="243F60"/>
     </w:rPr>
   </w:style>
@@ -4920,7 +5332,7 @@
     <w:semiHidden/>
     <w:rsid w:val="00FC693F"/>
     <w:rPr>
-      <w:rFonts w:asciiTheme="majorHAnsi" w:cstheme="majorBidi" w:eastAsiaTheme="majorEastAsia" w:hAnsiTheme="majorHAnsi"/>
+      <w:rFonts w:asciiTheme="majorHAnsi" w:cstheme="majorBidi" w:hAnsiTheme="majorHAnsi" w:eastAsia="黑体"/>
       <w:i/>
       <w:iCs/>
       <w:color w:themeColor="accent1" w:themeShade="7F" w:val="243F60"/>
@@ -4934,7 +5346,7 @@
     <w:semiHidden/>
     <w:rsid w:val="00FC693F"/>
     <w:rPr>
-      <w:rFonts w:asciiTheme="majorHAnsi" w:cstheme="majorBidi" w:eastAsiaTheme="majorEastAsia" w:hAnsiTheme="majorHAnsi"/>
+      <w:rFonts w:asciiTheme="majorHAnsi" w:cstheme="majorBidi" w:hAnsiTheme="majorHAnsi" w:eastAsia="黑体"/>
       <w:i/>
       <w:iCs/>
       <w:color w:themeColor="text1" w:themeTint="BF" w:val="404040"/>
@@ -4948,7 +5360,7 @@
     <w:semiHidden/>
     <w:rsid w:val="00FC693F"/>
     <w:rPr>
-      <w:rFonts w:asciiTheme="majorHAnsi" w:cstheme="majorBidi" w:eastAsiaTheme="majorEastAsia" w:hAnsiTheme="majorHAnsi"/>
+      <w:rFonts w:asciiTheme="majorHAnsi" w:cstheme="majorBidi" w:hAnsiTheme="majorHAnsi" w:eastAsia="黑体"/>
       <w:color w:themeColor="accent1" w:val="4F81BD"/>
       <w:sz w:val="20"/>
       <w:szCs w:val="20"/>
@@ -4962,7 +5374,7 @@
     <w:semiHidden/>
     <w:rsid w:val="00FC693F"/>
     <w:rPr>
-      <w:rFonts w:asciiTheme="majorHAnsi" w:cstheme="majorBidi" w:eastAsiaTheme="majorEastAsia" w:hAnsiTheme="majorHAnsi"/>
+      <w:rFonts w:asciiTheme="majorHAnsi" w:cstheme="majorBidi" w:hAnsiTheme="majorHAnsi" w:eastAsia="黑体"/>
       <w:i/>
       <w:iCs/>
       <w:color w:themeColor="text1" w:themeTint="BF" w:val="404040"/>
@@ -4983,6 +5395,7 @@
       <w:spacing w:line="240" w:lineRule="auto"/>
     </w:pPr>
     <w:rPr>
+      <w:rFonts w:eastAsia="黑体"/>
       <w:b/>
       <w:bCs/>
       <w:color w:themeColor="accent1" w:val="4F81BD"/>
@@ -4997,6 +5410,7 @@
     <w:qFormat/>
     <w:rsid w:val="00FC693F"/>
     <w:rPr>
+      <w:rFonts w:eastAsia="黑体"/>
       <w:b/>
       <w:bCs/>
     </w:rPr>
@@ -5008,6 +5422,7 @@
     <w:qFormat/>
     <w:rsid w:val="00FC693F"/>
     <w:rPr>
+      <w:rFonts w:eastAsia="黑体"/>
       <w:i/>
       <w:iCs/>
     </w:rPr>
@@ -5028,6 +5443,7 @@
       <w:ind w:left="936" w:right="936"/>
     </w:pPr>
     <w:rPr>
+      <w:rFonts w:eastAsia="黑体"/>
       <w:b/>
       <w:bCs/>
       <w:i/>
@@ -5042,6 +5458,7 @@
     <w:uiPriority w:val="30"/>
     <w:rsid w:val="00FC693F"/>
     <w:rPr>
+      <w:rFonts w:eastAsia="黑体"/>
       <w:b/>
       <w:bCs/>
       <w:i/>
@@ -5056,6 +5473,7 @@
     <w:qFormat/>
     <w:rsid w:val="00FC693F"/>
     <w:rPr>
+      <w:rFonts w:eastAsia="黑体"/>
       <w:i/>
       <w:iCs/>
       <w:color w:themeColor="text1" w:themeTint="7F" w:val="808080"/>
@@ -5068,6 +5486,7 @@
     <w:qFormat/>
     <w:rsid w:val="00FC693F"/>
     <w:rPr>
+      <w:rFonts w:eastAsia="黑体"/>
       <w:b/>
       <w:bCs/>
       <w:i/>
@@ -5082,6 +5501,7 @@
     <w:qFormat/>
     <w:rsid w:val="00FC693F"/>
     <w:rPr>
+      <w:rFonts w:eastAsia="黑体"/>
       <w:smallCaps/>
       <w:color w:themeColor="accent2" w:val="C0504D"/>
       <w:u w:val="single"/>
@@ -5094,6 +5514,7 @@
     <w:qFormat/>
     <w:rsid w:val="00FC693F"/>
     <w:rPr>
+      <w:rFonts w:eastAsia="黑体"/>
       <w:b/>
       <w:bCs/>
       <w:smallCaps/>
@@ -5109,6 +5530,7 @@
     <w:qFormat/>
     <w:rsid w:val="00FC693F"/>
     <w:rPr>
+      <w:rFonts w:eastAsia="黑体"/>
       <w:b/>
       <w:bCs/>
       <w:smallCaps/>
@@ -5163,6 +5585,7 @@
       <w:spacing w:after="0" w:line="240" w:lineRule="auto"/>
     </w:pPr>
     <w:rPr>
+      <w:rFonts w:eastAsia="黑体"/>
       <w:color w:themeColor="text1" w:themeShade="BF" w:val="000000"/>
     </w:rPr>
     <w:tblPr>
@@ -5185,6 +5608,7 @@
         <w:spacing w:after="0" w:before="0" w:line="240" w:lineRule="auto"/>
       </w:pPr>
       <w:rPr>
+        <w:rFonts w:eastAsia="黑体"/>
         <w:b/>
         <w:bCs/>
       </w:rPr>
@@ -5205,6 +5629,7 @@
         <w:spacing w:after="0" w:before="0" w:line="240" w:lineRule="auto"/>
       </w:pPr>
       <w:rPr>
+        <w:rFonts w:eastAsia="黑体"/>
         <w:b/>
         <w:bCs/>
       </w:rPr>
@@ -5222,12 +5647,14 @@
     </w:tblStylePr>
     <w:tblStylePr w:type="firstCol">
       <w:rPr>
+        <w:rFonts w:eastAsia="黑体"/>
         <w:b/>
         <w:bCs/>
       </w:rPr>
     </w:tblStylePr>
     <w:tblStylePr w:type="lastCol">
       <w:rPr>
+        <w:rFonts w:eastAsia="黑体"/>
         <w:b/>
         <w:bCs/>
       </w:rPr>
@@ -5266,6 +5693,7 @@
       <w:spacing w:after="0" w:line="240" w:lineRule="auto"/>
     </w:pPr>
     <w:rPr>
+      <w:rFonts w:eastAsia="黑体"/>
       <w:color w:themeColor="accent1" w:themeShade="BF" w:val="365F91"/>
     </w:rPr>
     <w:tblPr>
@@ -5288,6 +5716,7 @@
         <w:spacing w:after="0" w:before="0" w:line="240" w:lineRule="auto"/>
       </w:pPr>
       <w:rPr>
+        <w:rFonts w:eastAsia="黑体"/>
         <w:b/>
         <w:bCs/>
       </w:rPr>
@@ -5308,6 +5737,7 @@
         <w:spacing w:after="0" w:before="0" w:line="240" w:lineRule="auto"/>
       </w:pPr>
       <w:rPr>
+        <w:rFonts w:eastAsia="黑体"/>
         <w:b/>
         <w:bCs/>
       </w:rPr>
@@ -5325,12 +5755,14 @@
     </w:tblStylePr>
     <w:tblStylePr w:type="firstCol">
       <w:rPr>
+        <w:rFonts w:eastAsia="黑体"/>
         <w:b/>
         <w:bCs/>
       </w:rPr>
     </w:tblStylePr>
     <w:tblStylePr w:type="lastCol">
       <w:rPr>
+        <w:rFonts w:eastAsia="黑体"/>
         <w:b/>
         <w:bCs/>
       </w:rPr>
@@ -5369,6 +5801,7 @@
       <w:spacing w:after="0" w:line="240" w:lineRule="auto"/>
     </w:pPr>
     <w:rPr>
+      <w:rFonts w:eastAsia="黑体"/>
       <w:color w:themeColor="accent2" w:themeShade="BF" w:val="943634"/>
     </w:rPr>
     <w:tblPr>
@@ -5391,6 +5824,7 @@
         <w:spacing w:after="0" w:before="0" w:line="240" w:lineRule="auto"/>
       </w:pPr>
       <w:rPr>
+        <w:rFonts w:eastAsia="黑体"/>
         <w:b/>
         <w:bCs/>
       </w:rPr>
@@ -5411,6 +5845,7 @@
         <w:spacing w:after="0" w:before="0" w:line="240" w:lineRule="auto"/>
       </w:pPr>
       <w:rPr>
+        <w:rFonts w:eastAsia="黑体"/>
         <w:b/>
         <w:bCs/>
       </w:rPr>
@@ -5428,12 +5863,14 @@
     </w:tblStylePr>
     <w:tblStylePr w:type="firstCol">
       <w:rPr>
+        <w:rFonts w:eastAsia="黑体"/>
         <w:b/>
         <w:bCs/>
       </w:rPr>
     </w:tblStylePr>
     <w:tblStylePr w:type="lastCol">
       <w:rPr>
+        <w:rFonts w:eastAsia="黑体"/>
         <w:b/>
         <w:bCs/>
       </w:rPr>
@@ -5472,6 +5909,7 @@
       <w:spacing w:after="0" w:line="240" w:lineRule="auto"/>
     </w:pPr>
     <w:rPr>
+      <w:rFonts w:eastAsia="黑体"/>
       <w:color w:themeColor="accent3" w:themeShade="BF" w:val="76923C"/>
     </w:rPr>
     <w:tblPr>
@@ -5494,6 +5932,7 @@
         <w:spacing w:after="0" w:before="0" w:line="240" w:lineRule="auto"/>
       </w:pPr>
       <w:rPr>
+        <w:rFonts w:eastAsia="黑体"/>
         <w:b/>
         <w:bCs/>
       </w:rPr>
@@ -5514,6 +5953,7 @@
         <w:spacing w:after="0" w:before="0" w:line="240" w:lineRule="auto"/>
       </w:pPr>
       <w:rPr>
+        <w:rFonts w:eastAsia="黑体"/>
         <w:b/>
         <w:bCs/>
       </w:rPr>
@@ -5531,12 +5971,14 @@
     </w:tblStylePr>
     <w:tblStylePr w:type="firstCol">
       <w:rPr>
+        <w:rFonts w:eastAsia="黑体"/>
         <w:b/>
         <w:bCs/>
       </w:rPr>
     </w:tblStylePr>
     <w:tblStylePr w:type="lastCol">
       <w:rPr>
+        <w:rFonts w:eastAsia="黑体"/>
         <w:b/>
         <w:bCs/>
       </w:rPr>
@@ -5575,6 +6017,7 @@
       <w:spacing w:after="0" w:line="240" w:lineRule="auto"/>
     </w:pPr>
     <w:rPr>
+      <w:rFonts w:eastAsia="黑体"/>
       <w:color w:themeColor="accent4" w:themeShade="BF" w:val="5F497A"/>
     </w:rPr>
     <w:tblPr>
@@ -5597,6 +6040,7 @@
         <w:spacing w:after="0" w:before="0" w:line="240" w:lineRule="auto"/>
       </w:pPr>
       <w:rPr>
+        <w:rFonts w:eastAsia="黑体"/>
         <w:b/>
         <w:bCs/>
       </w:rPr>
@@ -5617,6 +6061,7 @@
         <w:spacing w:after="0" w:before="0" w:line="240" w:lineRule="auto"/>
       </w:pPr>
       <w:rPr>
+        <w:rFonts w:eastAsia="黑体"/>
         <w:b/>
         <w:bCs/>
       </w:rPr>
@@ -5634,12 +6079,14 @@
     </w:tblStylePr>
     <w:tblStylePr w:type="firstCol">
       <w:rPr>
+        <w:rFonts w:eastAsia="黑体"/>
         <w:b/>
         <w:bCs/>
       </w:rPr>
     </w:tblStylePr>
     <w:tblStylePr w:type="lastCol">
       <w:rPr>
+        <w:rFonts w:eastAsia="黑体"/>
         <w:b/>
         <w:bCs/>
       </w:rPr>
@@ -5678,6 +6125,7 @@
       <w:spacing w:after="0" w:line="240" w:lineRule="auto"/>
     </w:pPr>
     <w:rPr>
+      <w:rFonts w:eastAsia="黑体"/>
       <w:color w:themeColor="accent5" w:themeShade="BF" w:val="31849B"/>
     </w:rPr>
     <w:tblPr>
@@ -5700,6 +6148,7 @@
         <w:spacing w:after="0" w:before="0" w:line="240" w:lineRule="auto"/>
       </w:pPr>
       <w:rPr>
+        <w:rFonts w:eastAsia="黑体"/>
         <w:b/>
         <w:bCs/>
       </w:rPr>
@@ -5720,6 +6169,7 @@
         <w:spacing w:after="0" w:before="0" w:line="240" w:lineRule="auto"/>
       </w:pPr>
       <w:rPr>
+        <w:rFonts w:eastAsia="黑体"/>
         <w:b/>
         <w:bCs/>
       </w:rPr>
@@ -5737,12 +6187,14 @@
     </w:tblStylePr>
     <w:tblStylePr w:type="firstCol">
       <w:rPr>
+        <w:rFonts w:eastAsia="黑体"/>
         <w:b/>
         <w:bCs/>
       </w:rPr>
     </w:tblStylePr>
     <w:tblStylePr w:type="lastCol">
       <w:rPr>
+        <w:rFonts w:eastAsia="黑体"/>
         <w:b/>
         <w:bCs/>
       </w:rPr>
@@ -5781,6 +6233,7 @@
       <w:spacing w:after="0" w:line="240" w:lineRule="auto"/>
     </w:pPr>
     <w:rPr>
+      <w:rFonts w:eastAsia="黑体"/>
       <w:color w:themeColor="accent6" w:themeShade="BF" w:val="E36C0A"/>
     </w:rPr>
     <w:tblPr>
@@ -5803,6 +6256,7 @@
         <w:spacing w:after="0" w:before="0" w:line="240" w:lineRule="auto"/>
       </w:pPr>
       <w:rPr>
+        <w:rFonts w:eastAsia="黑体"/>
         <w:b/>
         <w:bCs/>
       </w:rPr>
@@ -5823,6 +6277,7 @@
         <w:spacing w:after="0" w:before="0" w:line="240" w:lineRule="auto"/>
       </w:pPr>
       <w:rPr>
+        <w:rFonts w:eastAsia="黑体"/>
         <w:b/>
         <w:bCs/>
       </w:rPr>
@@ -5840,12 +6295,14 @@
     </w:tblStylePr>
     <w:tblStylePr w:type="firstCol">
       <w:rPr>
+        <w:rFonts w:eastAsia="黑体"/>
         <w:b/>
         <w:bCs/>
       </w:rPr>
     </w:tblStylePr>
     <w:tblStylePr w:type="lastCol">
       <w:rPr>
+        <w:rFonts w:eastAsia="黑体"/>
         <w:b/>
         <w:bCs/>
       </w:rPr>
@@ -5905,6 +6362,7 @@
         <w:spacing w:after="0" w:before="0" w:line="240" w:lineRule="auto"/>
       </w:pPr>
       <w:rPr>
+        <w:rFonts w:eastAsia="黑体"/>
         <w:b/>
         <w:bCs/>
         <w:color w:themeColor="background1" w:val="FFFFFF"/>
@@ -5919,6 +6377,7 @@
         <w:spacing w:after="0" w:before="0" w:line="240" w:lineRule="auto"/>
       </w:pPr>
       <w:rPr>
+        <w:rFonts w:eastAsia="黑体"/>
         <w:b/>
         <w:bCs/>
       </w:rPr>
@@ -5934,12 +6393,14 @@
     </w:tblStylePr>
     <w:tblStylePr w:type="firstCol">
       <w:rPr>
+        <w:rFonts w:eastAsia="黑体"/>
         <w:b/>
         <w:bCs/>
       </w:rPr>
     </w:tblStylePr>
     <w:tblStylePr w:type="lastCol">
       <w:rPr>
+        <w:rFonts w:eastAsia="黑体"/>
         <w:b/>
         <w:bCs/>
       </w:rPr>
@@ -5997,6 +6458,7 @@
         <w:spacing w:after="0" w:before="0" w:line="240" w:lineRule="auto"/>
       </w:pPr>
       <w:rPr>
+        <w:rFonts w:eastAsia="黑体"/>
         <w:b/>
         <w:bCs/>
         <w:color w:themeColor="background1" w:val="FFFFFF"/>
@@ -6011,6 +6473,7 @@
         <w:spacing w:after="0" w:before="0" w:line="240" w:lineRule="auto"/>
       </w:pPr>
       <w:rPr>
+        <w:rFonts w:eastAsia="黑体"/>
         <w:b/>
         <w:bCs/>
       </w:rPr>
@@ -6026,12 +6489,14 @@
     </w:tblStylePr>
     <w:tblStylePr w:type="firstCol">
       <w:rPr>
+        <w:rFonts w:eastAsia="黑体"/>
         <w:b/>
         <w:bCs/>
       </w:rPr>
     </w:tblStylePr>
     <w:tblStylePr w:type="lastCol">
       <w:rPr>
+        <w:rFonts w:eastAsia="黑体"/>
         <w:b/>
         <w:bCs/>
       </w:rPr>
@@ -6089,6 +6554,7 @@
         <w:spacing w:after="0" w:before="0" w:line="240" w:lineRule="auto"/>
       </w:pPr>
       <w:rPr>
+        <w:rFonts w:eastAsia="黑体"/>
         <w:b/>
         <w:bCs/>
         <w:color w:themeColor="background1" w:val="FFFFFF"/>
@@ -6103,6 +6569,7 @@
         <w:spacing w:after="0" w:before="0" w:line="240" w:lineRule="auto"/>
       </w:pPr>
       <w:rPr>
+        <w:rFonts w:eastAsia="黑体"/>
         <w:b/>
         <w:bCs/>
       </w:rPr>
@@ -6118,12 +6585,14 @@
     </w:tblStylePr>
     <w:tblStylePr w:type="firstCol">
       <w:rPr>
+        <w:rFonts w:eastAsia="黑体"/>
         <w:b/>
         <w:bCs/>
       </w:rPr>
     </w:tblStylePr>
     <w:tblStylePr w:type="lastCol">
       <w:rPr>
+        <w:rFonts w:eastAsia="黑体"/>
         <w:b/>
         <w:bCs/>
       </w:rPr>
@@ -6181,6 +6650,7 @@
         <w:spacing w:after="0" w:before="0" w:line="240" w:lineRule="auto"/>
       </w:pPr>
       <w:rPr>
+        <w:rFonts w:eastAsia="黑体"/>
         <w:b/>
         <w:bCs/>
         <w:color w:themeColor="background1" w:val="FFFFFF"/>
@@ -6195,6 +6665,7 @@
         <w:spacing w:after="0" w:before="0" w:line="240" w:lineRule="auto"/>
       </w:pPr>
       <w:rPr>
+        <w:rFonts w:eastAsia="黑体"/>
         <w:b/>
         <w:bCs/>
       </w:rPr>
@@ -6210,12 +6681,14 @@
     </w:tblStylePr>
     <w:tblStylePr w:type="firstCol">
       <w:rPr>
+        <w:rFonts w:eastAsia="黑体"/>
         <w:b/>
         <w:bCs/>
       </w:rPr>
     </w:tblStylePr>
     <w:tblStylePr w:type="lastCol">
       <w:rPr>
+        <w:rFonts w:eastAsia="黑体"/>
         <w:b/>
         <w:bCs/>
       </w:rPr>
@@ -6273,6 +6746,7 @@
         <w:spacing w:after="0" w:before="0" w:line="240" w:lineRule="auto"/>
       </w:pPr>
       <w:rPr>
+        <w:rFonts w:eastAsia="黑体"/>
         <w:b/>
         <w:bCs/>
         <w:color w:themeColor="background1" w:val="FFFFFF"/>
@@ -6287,6 +6761,7 @@
         <w:spacing w:after="0" w:before="0" w:line="240" w:lineRule="auto"/>
       </w:pPr>
       <w:rPr>
+        <w:rFonts w:eastAsia="黑体"/>
         <w:b/>
         <w:bCs/>
       </w:rPr>
@@ -6302,12 +6777,14 @@
     </w:tblStylePr>
     <w:tblStylePr w:type="firstCol">
       <w:rPr>
+        <w:rFonts w:eastAsia="黑体"/>
         <w:b/>
         <w:bCs/>
       </w:rPr>
     </w:tblStylePr>
     <w:tblStylePr w:type="lastCol">
       <w:rPr>
+        <w:rFonts w:eastAsia="黑体"/>
         <w:b/>
         <w:bCs/>
       </w:rPr>
@@ -6365,6 +6842,7 @@
         <w:spacing w:after="0" w:before="0" w:line="240" w:lineRule="auto"/>
       </w:pPr>
       <w:rPr>
+        <w:rFonts w:eastAsia="黑体"/>
         <w:b/>
         <w:bCs/>
         <w:color w:themeColor="background1" w:val="FFFFFF"/>
@@ -6379,6 +6857,7 @@
         <w:spacing w:after="0" w:before="0" w:line="240" w:lineRule="auto"/>
       </w:pPr>
       <w:rPr>
+        <w:rFonts w:eastAsia="黑体"/>
         <w:b/>
         <w:bCs/>
       </w:rPr>
@@ -6394,12 +6873,14 @@
     </w:tblStylePr>
     <w:tblStylePr w:type="firstCol">
       <w:rPr>
+        <w:rFonts w:eastAsia="黑体"/>
         <w:b/>
         <w:bCs/>
       </w:rPr>
     </w:tblStylePr>
     <w:tblStylePr w:type="lastCol">
       <w:rPr>
+        <w:rFonts w:eastAsia="黑体"/>
         <w:b/>
         <w:bCs/>
       </w:rPr>
@@ -6457,6 +6938,7 @@
         <w:spacing w:after="0" w:before="0" w:line="240" w:lineRule="auto"/>
       </w:pPr>
       <w:rPr>
+        <w:rFonts w:eastAsia="黑体"/>
         <w:b/>
         <w:bCs/>
         <w:color w:themeColor="background1" w:val="FFFFFF"/>
@@ -6471,6 +6953,7 @@
         <w:spacing w:after="0" w:before="0" w:line="240" w:lineRule="auto"/>
       </w:pPr>
       <w:rPr>
+        <w:rFonts w:eastAsia="黑体"/>
         <w:b/>
         <w:bCs/>
       </w:rPr>
@@ -6486,12 +6969,14 @@
     </w:tblStylePr>
     <w:tblStylePr w:type="firstCol">
       <w:rPr>
+        <w:rFonts w:eastAsia="黑体"/>
         <w:b/>
         <w:bCs/>
       </w:rPr>
     </w:tblStylePr>
     <w:tblStylePr w:type="lastCol">
       <w:rPr>
+        <w:rFonts w:eastAsia="黑体"/>
         <w:b/>
         <w:bCs/>
       </w:rPr>
@@ -6551,7 +7036,7 @@
         <w:spacing w:after="0" w:before="0" w:line="240" w:lineRule="auto"/>
       </w:pPr>
       <w:rPr>
-        <w:rFonts w:asciiTheme="majorHAnsi" w:cstheme="majorBidi" w:eastAsiaTheme="majorEastAsia" w:hAnsiTheme="majorHAnsi"/>
+        <w:rFonts w:asciiTheme="majorHAnsi" w:cstheme="majorBidi" w:hAnsiTheme="majorHAnsi" w:eastAsia="黑体"/>
         <w:b/>
         <w:bCs/>
       </w:rPr>
@@ -6572,7 +7057,7 @@
         <w:spacing w:after="0" w:before="0" w:line="240" w:lineRule="auto"/>
       </w:pPr>
       <w:rPr>
-        <w:rFonts w:asciiTheme="majorHAnsi" w:cstheme="majorBidi" w:eastAsiaTheme="majorEastAsia" w:hAnsiTheme="majorHAnsi"/>
+        <w:rFonts w:asciiTheme="majorHAnsi" w:cstheme="majorBidi" w:hAnsiTheme="majorHAnsi" w:eastAsia="黑体"/>
         <w:b/>
         <w:bCs/>
       </w:rPr>
@@ -6590,14 +7075,14 @@
     </w:tblStylePr>
     <w:tblStylePr w:type="firstCol">
       <w:rPr>
-        <w:rFonts w:asciiTheme="majorHAnsi" w:cstheme="majorBidi" w:eastAsiaTheme="majorEastAsia" w:hAnsiTheme="majorHAnsi"/>
+        <w:rFonts w:asciiTheme="majorHAnsi" w:cstheme="majorBidi" w:hAnsiTheme="majorHAnsi" w:eastAsia="黑体"/>
         <w:b/>
         <w:bCs/>
       </w:rPr>
     </w:tblStylePr>
     <w:tblStylePr w:type="lastCol">
       <w:rPr>
-        <w:rFonts w:asciiTheme="majorHAnsi" w:cstheme="majorBidi" w:eastAsiaTheme="majorEastAsia" w:hAnsiTheme="majorHAnsi"/>
+        <w:rFonts w:asciiTheme="majorHAnsi" w:cstheme="majorBidi" w:hAnsiTheme="majorHAnsi" w:eastAsia="黑体"/>
         <w:b/>
         <w:bCs/>
       </w:rPr>
@@ -6681,7 +7166,7 @@
         <w:spacing w:after="0" w:before="0" w:line="240" w:lineRule="auto"/>
       </w:pPr>
       <w:rPr>
-        <w:rFonts w:asciiTheme="majorHAnsi" w:cstheme="majorBidi" w:eastAsiaTheme="majorEastAsia" w:hAnsiTheme="majorHAnsi"/>
+        <w:rFonts w:asciiTheme="majorHAnsi" w:cstheme="majorBidi" w:hAnsiTheme="majorHAnsi" w:eastAsia="黑体"/>
         <w:b/>
         <w:bCs/>
       </w:rPr>
@@ -6702,7 +7187,7 @@
         <w:spacing w:after="0" w:before="0" w:line="240" w:lineRule="auto"/>
       </w:pPr>
       <w:rPr>
-        <w:rFonts w:asciiTheme="majorHAnsi" w:cstheme="majorBidi" w:eastAsiaTheme="majorEastAsia" w:hAnsiTheme="majorHAnsi"/>
+        <w:rFonts w:asciiTheme="majorHAnsi" w:cstheme="majorBidi" w:hAnsiTheme="majorHAnsi" w:eastAsia="黑体"/>
         <w:b/>
         <w:bCs/>
       </w:rPr>
@@ -6720,14 +7205,14 @@
     </w:tblStylePr>
     <w:tblStylePr w:type="firstCol">
       <w:rPr>
-        <w:rFonts w:asciiTheme="majorHAnsi" w:cstheme="majorBidi" w:eastAsiaTheme="majorEastAsia" w:hAnsiTheme="majorHAnsi"/>
+        <w:rFonts w:asciiTheme="majorHAnsi" w:cstheme="majorBidi" w:hAnsiTheme="majorHAnsi" w:eastAsia="黑体"/>
         <w:b/>
         <w:bCs/>
       </w:rPr>
     </w:tblStylePr>
     <w:tblStylePr w:type="lastCol">
       <w:rPr>
-        <w:rFonts w:asciiTheme="majorHAnsi" w:cstheme="majorBidi" w:eastAsiaTheme="majorEastAsia" w:hAnsiTheme="majorHAnsi"/>
+        <w:rFonts w:asciiTheme="majorHAnsi" w:cstheme="majorBidi" w:hAnsiTheme="majorHAnsi" w:eastAsia="黑体"/>
         <w:b/>
         <w:bCs/>
       </w:rPr>
@@ -6811,7 +7296,7 @@
         <w:spacing w:after="0" w:before="0" w:line="240" w:lineRule="auto"/>
       </w:pPr>
       <w:rPr>
-        <w:rFonts w:asciiTheme="majorHAnsi" w:cstheme="majorBidi" w:eastAsiaTheme="majorEastAsia" w:hAnsiTheme="majorHAnsi"/>
+        <w:rFonts w:asciiTheme="majorHAnsi" w:cstheme="majorBidi" w:hAnsiTheme="majorHAnsi" w:eastAsia="黑体"/>
         <w:b/>
         <w:bCs/>
       </w:rPr>
@@ -6832,7 +7317,7 @@
         <w:spacing w:after="0" w:before="0" w:line="240" w:lineRule="auto"/>
       </w:pPr>
       <w:rPr>
-        <w:rFonts w:asciiTheme="majorHAnsi" w:cstheme="majorBidi" w:eastAsiaTheme="majorEastAsia" w:hAnsiTheme="majorHAnsi"/>
+        <w:rFonts w:asciiTheme="majorHAnsi" w:cstheme="majorBidi" w:hAnsiTheme="majorHAnsi" w:eastAsia="黑体"/>
         <w:b/>
         <w:bCs/>
       </w:rPr>
@@ -6850,14 +7335,14 @@
     </w:tblStylePr>
     <w:tblStylePr w:type="firstCol">
       <w:rPr>
-        <w:rFonts w:asciiTheme="majorHAnsi" w:cstheme="majorBidi" w:eastAsiaTheme="majorEastAsia" w:hAnsiTheme="majorHAnsi"/>
+        <w:rFonts w:asciiTheme="majorHAnsi" w:cstheme="majorBidi" w:hAnsiTheme="majorHAnsi" w:eastAsia="黑体"/>
         <w:b/>
         <w:bCs/>
       </w:rPr>
     </w:tblStylePr>
     <w:tblStylePr w:type="lastCol">
       <w:rPr>
-        <w:rFonts w:asciiTheme="majorHAnsi" w:cstheme="majorBidi" w:eastAsiaTheme="majorEastAsia" w:hAnsiTheme="majorHAnsi"/>
+        <w:rFonts w:asciiTheme="majorHAnsi" w:cstheme="majorBidi" w:hAnsiTheme="majorHAnsi" w:eastAsia="黑体"/>
         <w:b/>
         <w:bCs/>
       </w:rPr>
@@ -6941,7 +7426,7 @@
         <w:spacing w:after="0" w:before="0" w:line="240" w:lineRule="auto"/>
       </w:pPr>
       <w:rPr>
-        <w:rFonts w:asciiTheme="majorHAnsi" w:cstheme="majorBidi" w:eastAsiaTheme="majorEastAsia" w:hAnsiTheme="majorHAnsi"/>
+        <w:rFonts w:asciiTheme="majorHAnsi" w:cstheme="majorBidi" w:hAnsiTheme="majorHAnsi" w:eastAsia="黑体"/>
         <w:b/>
         <w:bCs/>
       </w:rPr>
@@ -6962,7 +7447,7 @@
         <w:spacing w:after="0" w:before="0" w:line="240" w:lineRule="auto"/>
       </w:pPr>
       <w:rPr>
-        <w:rFonts w:asciiTheme="majorHAnsi" w:cstheme="majorBidi" w:eastAsiaTheme="majorEastAsia" w:hAnsiTheme="majorHAnsi"/>
+        <w:rFonts w:asciiTheme="majorHAnsi" w:cstheme="majorBidi" w:hAnsiTheme="majorHAnsi" w:eastAsia="黑体"/>
         <w:b/>
         <w:bCs/>
       </w:rPr>
@@ -6980,14 +7465,14 @@
     </w:tblStylePr>
     <w:tblStylePr w:type="firstCol">
       <w:rPr>
-        <w:rFonts w:asciiTheme="majorHAnsi" w:cstheme="majorBidi" w:eastAsiaTheme="majorEastAsia" w:hAnsiTheme="majorHAnsi"/>
+        <w:rFonts w:asciiTheme="majorHAnsi" w:cstheme="majorBidi" w:hAnsiTheme="majorHAnsi" w:eastAsia="黑体"/>
         <w:b/>
         <w:bCs/>
       </w:rPr>
     </w:tblStylePr>
     <w:tblStylePr w:type="lastCol">
       <w:rPr>
-        <w:rFonts w:asciiTheme="majorHAnsi" w:cstheme="majorBidi" w:eastAsiaTheme="majorEastAsia" w:hAnsiTheme="majorHAnsi"/>
+        <w:rFonts w:asciiTheme="majorHAnsi" w:cstheme="majorBidi" w:hAnsiTheme="majorHAnsi" w:eastAsia="黑体"/>
         <w:b/>
         <w:bCs/>
       </w:rPr>
@@ -7071,7 +7556,7 @@
         <w:spacing w:after="0" w:before="0" w:line="240" w:lineRule="auto"/>
       </w:pPr>
       <w:rPr>
-        <w:rFonts w:asciiTheme="majorHAnsi" w:cstheme="majorBidi" w:eastAsiaTheme="majorEastAsia" w:hAnsiTheme="majorHAnsi"/>
+        <w:rFonts w:asciiTheme="majorHAnsi" w:cstheme="majorBidi" w:hAnsiTheme="majorHAnsi" w:eastAsia="黑体"/>
         <w:b/>
         <w:bCs/>
       </w:rPr>
@@ -7092,7 +7577,7 @@
         <w:spacing w:after="0" w:before="0" w:line="240" w:lineRule="auto"/>
       </w:pPr>
       <w:rPr>
-        <w:rFonts w:asciiTheme="majorHAnsi" w:cstheme="majorBidi" w:eastAsiaTheme="majorEastAsia" w:hAnsiTheme="majorHAnsi"/>
+        <w:rFonts w:asciiTheme="majorHAnsi" w:cstheme="majorBidi" w:hAnsiTheme="majorHAnsi" w:eastAsia="黑体"/>
         <w:b/>
         <w:bCs/>
       </w:rPr>
@@ -7110,14 +7595,14 @@
     </w:tblStylePr>
     <w:tblStylePr w:type="firstCol">
       <w:rPr>
-        <w:rFonts w:asciiTheme="majorHAnsi" w:cstheme="majorBidi" w:eastAsiaTheme="majorEastAsia" w:hAnsiTheme="majorHAnsi"/>
+        <w:rFonts w:asciiTheme="majorHAnsi" w:cstheme="majorBidi" w:hAnsiTheme="majorHAnsi" w:eastAsia="黑体"/>
         <w:b/>
         <w:bCs/>
       </w:rPr>
     </w:tblStylePr>
     <w:tblStylePr w:type="lastCol">
       <w:rPr>
-        <w:rFonts w:asciiTheme="majorHAnsi" w:cstheme="majorBidi" w:eastAsiaTheme="majorEastAsia" w:hAnsiTheme="majorHAnsi"/>
+        <w:rFonts w:asciiTheme="majorHAnsi" w:cstheme="majorBidi" w:hAnsiTheme="majorHAnsi" w:eastAsia="黑体"/>
         <w:b/>
         <w:bCs/>
       </w:rPr>
@@ -7201,7 +7686,7 @@
         <w:spacing w:after="0" w:before="0" w:line="240" w:lineRule="auto"/>
       </w:pPr>
       <w:rPr>
-        <w:rFonts w:asciiTheme="majorHAnsi" w:cstheme="majorBidi" w:eastAsiaTheme="majorEastAsia" w:hAnsiTheme="majorHAnsi"/>
+        <w:rFonts w:asciiTheme="majorHAnsi" w:cstheme="majorBidi" w:hAnsiTheme="majorHAnsi" w:eastAsia="黑体"/>
         <w:b/>
         <w:bCs/>
       </w:rPr>
@@ -7222,7 +7707,7 @@
         <w:spacing w:after="0" w:before="0" w:line="240" w:lineRule="auto"/>
       </w:pPr>
       <w:rPr>
-        <w:rFonts w:asciiTheme="majorHAnsi" w:cstheme="majorBidi" w:eastAsiaTheme="majorEastAsia" w:hAnsiTheme="majorHAnsi"/>
+        <w:rFonts w:asciiTheme="majorHAnsi" w:cstheme="majorBidi" w:hAnsiTheme="majorHAnsi" w:eastAsia="黑体"/>
         <w:b/>
         <w:bCs/>
       </w:rPr>
@@ -7240,14 +7725,14 @@
     </w:tblStylePr>
     <w:tblStylePr w:type="firstCol">
       <w:rPr>
-        <w:rFonts w:asciiTheme="majorHAnsi" w:cstheme="majorBidi" w:eastAsiaTheme="majorEastAsia" w:hAnsiTheme="majorHAnsi"/>
+        <w:rFonts w:asciiTheme="majorHAnsi" w:cstheme="majorBidi" w:hAnsiTheme="majorHAnsi" w:eastAsia="黑体"/>
         <w:b/>
         <w:bCs/>
       </w:rPr>
     </w:tblStylePr>
     <w:tblStylePr w:type="lastCol">
       <w:rPr>
-        <w:rFonts w:asciiTheme="majorHAnsi" w:cstheme="majorBidi" w:eastAsiaTheme="majorEastAsia" w:hAnsiTheme="majorHAnsi"/>
+        <w:rFonts w:asciiTheme="majorHAnsi" w:cstheme="majorBidi" w:hAnsiTheme="majorHAnsi" w:eastAsia="黑体"/>
         <w:b/>
         <w:bCs/>
       </w:rPr>
@@ -7331,7 +7816,7 @@
         <w:spacing w:after="0" w:before="0" w:line="240" w:lineRule="auto"/>
       </w:pPr>
       <w:rPr>
-        <w:rFonts w:asciiTheme="majorHAnsi" w:cstheme="majorBidi" w:eastAsiaTheme="majorEastAsia" w:hAnsiTheme="majorHAnsi"/>
+        <w:rFonts w:asciiTheme="majorHAnsi" w:cstheme="majorBidi" w:hAnsiTheme="majorHAnsi" w:eastAsia="黑体"/>
         <w:b/>
         <w:bCs/>
       </w:rPr>
@@ -7352,7 +7837,7 @@
         <w:spacing w:after="0" w:before="0" w:line="240" w:lineRule="auto"/>
       </w:pPr>
       <w:rPr>
-        <w:rFonts w:asciiTheme="majorHAnsi" w:cstheme="majorBidi" w:eastAsiaTheme="majorEastAsia" w:hAnsiTheme="majorHAnsi"/>
+        <w:rFonts w:asciiTheme="majorHAnsi" w:cstheme="majorBidi" w:hAnsiTheme="majorHAnsi" w:eastAsia="黑体"/>
         <w:b/>
         <w:bCs/>
       </w:rPr>
@@ -7370,14 +7855,14 @@
     </w:tblStylePr>
     <w:tblStylePr w:type="firstCol">
       <w:rPr>
-        <w:rFonts w:asciiTheme="majorHAnsi" w:cstheme="majorBidi" w:eastAsiaTheme="majorEastAsia" w:hAnsiTheme="majorHAnsi"/>
+        <w:rFonts w:asciiTheme="majorHAnsi" w:cstheme="majorBidi" w:hAnsiTheme="majorHAnsi" w:eastAsia="黑体"/>
         <w:b/>
         <w:bCs/>
       </w:rPr>
     </w:tblStylePr>
     <w:tblStylePr w:type="lastCol">
       <w:rPr>
-        <w:rFonts w:asciiTheme="majorHAnsi" w:cstheme="majorBidi" w:eastAsiaTheme="majorEastAsia" w:hAnsiTheme="majorHAnsi"/>
+        <w:rFonts w:asciiTheme="majorHAnsi" w:cstheme="majorBidi" w:hAnsiTheme="majorHAnsi" w:eastAsia="黑体"/>
         <w:b/>
         <w:bCs/>
       </w:rPr>
@@ -7460,6 +7945,7 @@
         <w:spacing w:after="0" w:before="0" w:line="240" w:lineRule="auto"/>
       </w:pPr>
       <w:rPr>
+        <w:rFonts w:eastAsia="黑体"/>
         <w:b/>
         <w:bCs/>
         <w:color w:themeColor="background1" w:val="FFFFFF"/>
@@ -7482,6 +7968,7 @@
         <w:spacing w:after="0" w:before="0" w:line="240" w:lineRule="auto"/>
       </w:pPr>
       <w:rPr>
+        <w:rFonts w:eastAsia="黑体"/>
         <w:b/>
         <w:bCs/>
       </w:rPr>
@@ -7499,12 +7986,14 @@
     </w:tblStylePr>
     <w:tblStylePr w:type="firstCol">
       <w:rPr>
+        <w:rFonts w:eastAsia="黑体"/>
         <w:b/>
         <w:bCs/>
       </w:rPr>
     </w:tblStylePr>
     <w:tblStylePr w:type="lastCol">
       <w:rPr>
+        <w:rFonts w:eastAsia="黑体"/>
         <w:b/>
         <w:bCs/>
       </w:rPr>
@@ -7566,6 +8055,7 @@
         <w:spacing w:after="0" w:before="0" w:line="240" w:lineRule="auto"/>
       </w:pPr>
       <w:rPr>
+        <w:rFonts w:eastAsia="黑体"/>
         <w:b/>
         <w:bCs/>
         <w:color w:themeColor="background1" w:val="FFFFFF"/>
@@ -7588,6 +8078,7 @@
         <w:spacing w:after="0" w:before="0" w:line="240" w:lineRule="auto"/>
       </w:pPr>
       <w:rPr>
+        <w:rFonts w:eastAsia="黑体"/>
         <w:b/>
         <w:bCs/>
       </w:rPr>
@@ -7605,12 +8096,14 @@
     </w:tblStylePr>
     <w:tblStylePr w:type="firstCol">
       <w:rPr>
+        <w:rFonts w:eastAsia="黑体"/>
         <w:b/>
         <w:bCs/>
       </w:rPr>
     </w:tblStylePr>
     <w:tblStylePr w:type="lastCol">
       <w:rPr>
+        <w:rFonts w:eastAsia="黑体"/>
         <w:b/>
         <w:bCs/>
       </w:rPr>
@@ -7672,6 +8165,7 @@
         <w:spacing w:after="0" w:before="0" w:line="240" w:lineRule="auto"/>
       </w:pPr>
       <w:rPr>
+        <w:rFonts w:eastAsia="黑体"/>
         <w:b/>
         <w:bCs/>
         <w:color w:themeColor="background1" w:val="FFFFFF"/>
@@ -7694,6 +8188,7 @@
         <w:spacing w:after="0" w:before="0" w:line="240" w:lineRule="auto"/>
       </w:pPr>
       <w:rPr>
+        <w:rFonts w:eastAsia="黑体"/>
         <w:b/>
         <w:bCs/>
       </w:rPr>
@@ -7711,12 +8206,14 @@
     </w:tblStylePr>
     <w:tblStylePr w:type="firstCol">
       <w:rPr>
+        <w:rFonts w:eastAsia="黑体"/>
         <w:b/>
         <w:bCs/>
       </w:rPr>
     </w:tblStylePr>
     <w:tblStylePr w:type="lastCol">
       <w:rPr>
+        <w:rFonts w:eastAsia="黑体"/>
         <w:b/>
         <w:bCs/>
       </w:rPr>
@@ -7778,6 +8275,7 @@
         <w:spacing w:after="0" w:before="0" w:line="240" w:lineRule="auto"/>
       </w:pPr>
       <w:rPr>
+        <w:rFonts w:eastAsia="黑体"/>
         <w:b/>
         <w:bCs/>
         <w:color w:themeColor="background1" w:val="FFFFFF"/>
@@ -7800,6 +8298,7 @@
         <w:spacing w:after="0" w:before="0" w:line="240" w:lineRule="auto"/>
       </w:pPr>
       <w:rPr>
+        <w:rFonts w:eastAsia="黑体"/>
         <w:b/>
         <w:bCs/>
       </w:rPr>
@@ -7817,12 +8316,14 @@
     </w:tblStylePr>
     <w:tblStylePr w:type="firstCol">
       <w:rPr>
+        <w:rFonts w:eastAsia="黑体"/>
         <w:b/>
         <w:bCs/>
       </w:rPr>
     </w:tblStylePr>
     <w:tblStylePr w:type="lastCol">
       <w:rPr>
+        <w:rFonts w:eastAsia="黑体"/>
         <w:b/>
         <w:bCs/>
       </w:rPr>
@@ -7884,6 +8385,7 @@
         <w:spacing w:after="0" w:before="0" w:line="240" w:lineRule="auto"/>
       </w:pPr>
       <w:rPr>
+        <w:rFonts w:eastAsia="黑体"/>
         <w:b/>
         <w:bCs/>
         <w:color w:themeColor="background1" w:val="FFFFFF"/>
@@ -7906,6 +8408,7 @@
         <w:spacing w:after="0" w:before="0" w:line="240" w:lineRule="auto"/>
       </w:pPr>
       <w:rPr>
+        <w:rFonts w:eastAsia="黑体"/>
         <w:b/>
         <w:bCs/>
       </w:rPr>
@@ -7923,12 +8426,14 @@
     </w:tblStylePr>
     <w:tblStylePr w:type="firstCol">
       <w:rPr>
+        <w:rFonts w:eastAsia="黑体"/>
         <w:b/>
         <w:bCs/>
       </w:rPr>
     </w:tblStylePr>
     <w:tblStylePr w:type="lastCol">
       <w:rPr>
+        <w:rFonts w:eastAsia="黑体"/>
         <w:b/>
         <w:bCs/>
       </w:rPr>
@@ -7990,6 +8495,7 @@
         <w:spacing w:after="0" w:before="0" w:line="240" w:lineRule="auto"/>
       </w:pPr>
       <w:rPr>
+        <w:rFonts w:eastAsia="黑体"/>
         <w:b/>
         <w:bCs/>
         <w:color w:themeColor="background1" w:val="FFFFFF"/>
@@ -8012,6 +8518,7 @@
         <w:spacing w:after="0" w:before="0" w:line="240" w:lineRule="auto"/>
       </w:pPr>
       <w:rPr>
+        <w:rFonts w:eastAsia="黑体"/>
         <w:b/>
         <w:bCs/>
       </w:rPr>
@@ -8029,12 +8536,14 @@
     </w:tblStylePr>
     <w:tblStylePr w:type="firstCol">
       <w:rPr>
+        <w:rFonts w:eastAsia="黑体"/>
         <w:b/>
         <w:bCs/>
       </w:rPr>
     </w:tblStylePr>
     <w:tblStylePr w:type="lastCol">
       <w:rPr>
+        <w:rFonts w:eastAsia="黑体"/>
         <w:b/>
         <w:bCs/>
       </w:rPr>
@@ -8096,6 +8605,7 @@
         <w:spacing w:after="0" w:before="0" w:line="240" w:lineRule="auto"/>
       </w:pPr>
       <w:rPr>
+        <w:rFonts w:eastAsia="黑体"/>
         <w:b/>
         <w:bCs/>
         <w:color w:themeColor="background1" w:val="FFFFFF"/>
@@ -8118,6 +8628,7 @@
         <w:spacing w:after="0" w:before="0" w:line="240" w:lineRule="auto"/>
       </w:pPr>
       <w:rPr>
+        <w:rFonts w:eastAsia="黑体"/>
         <w:b/>
         <w:bCs/>
       </w:rPr>
@@ -8135,12 +8646,14 @@
     </w:tblStylePr>
     <w:tblStylePr w:type="firstCol">
       <w:rPr>
+        <w:rFonts w:eastAsia="黑体"/>
         <w:b/>
         <w:bCs/>
       </w:rPr>
     </w:tblStylePr>
     <w:tblStylePr w:type="lastCol">
       <w:rPr>
+        <w:rFonts w:eastAsia="黑体"/>
         <w:b/>
         <w:bCs/>
       </w:rPr>
@@ -8199,6 +8712,7 @@
         <w:spacing w:after="0" w:before="0" w:line="240" w:lineRule="auto"/>
       </w:pPr>
       <w:rPr>
+        <w:rFonts w:eastAsia="黑体"/>
         <w:b/>
         <w:bCs/>
         <w:color w:themeColor="background1" w:val="FFFFFF"/>
@@ -8221,6 +8735,7 @@
         <w:spacing w:after="0" w:before="0" w:line="240" w:lineRule="auto"/>
       </w:pPr>
       <w:rPr>
+        <w:rFonts w:eastAsia="黑体"/>
         <w:color w:val="auto"/>
       </w:rPr>
       <w:tblPr/>
@@ -8238,6 +8753,7 @@
     </w:tblStylePr>
     <w:tblStylePr w:type="firstCol">
       <w:rPr>
+        <w:rFonts w:eastAsia="黑体"/>
         <w:b/>
         <w:bCs/>
         <w:color w:themeColor="background1" w:val="FFFFFF"/>
@@ -8257,6 +8773,7 @@
     </w:tblStylePr>
     <w:tblStylePr w:type="lastCol">
       <w:rPr>
+        <w:rFonts w:eastAsia="黑体"/>
         <w:b/>
         <w:bCs/>
         <w:color w:themeColor="background1" w:val="FFFFFF"/>
@@ -8305,6 +8822,7 @@
     </w:tblStylePr>
     <w:tblStylePr w:type="nwCell">
       <w:rPr>
+        <w:rFonts w:eastAsia="黑体"/>
         <w:color w:themeColor="background1" w:val="FFFFFF"/>
       </w:rPr>
       <w:tblPr/>
@@ -8348,6 +8866,7 @@
         <w:spacing w:after="0" w:before="0" w:line="240" w:lineRule="auto"/>
       </w:pPr>
       <w:rPr>
+        <w:rFonts w:eastAsia="黑体"/>
         <w:b/>
         <w:bCs/>
         <w:color w:themeColor="background1" w:val="FFFFFF"/>
@@ -8370,6 +8889,7 @@
         <w:spacing w:after="0" w:before="0" w:line="240" w:lineRule="auto"/>
       </w:pPr>
       <w:rPr>
+        <w:rFonts w:eastAsia="黑体"/>
         <w:color w:val="auto"/>
       </w:rPr>
       <w:tblPr/>
@@ -8387,6 +8907,7 @@
     </w:tblStylePr>
     <w:tblStylePr w:type="firstCol">
       <w:rPr>
+        <w:rFonts w:eastAsia="黑体"/>
         <w:b/>
         <w:bCs/>
         <w:color w:themeColor="background1" w:val="FFFFFF"/>
@@ -8406,6 +8927,7 @@
     </w:tblStylePr>
     <w:tblStylePr w:type="lastCol">
       <w:rPr>
+        <w:rFonts w:eastAsia="黑体"/>
         <w:b/>
         <w:bCs/>
         <w:color w:themeColor="background1" w:val="FFFFFF"/>
@@ -8454,6 +8976,7 @@
     </w:tblStylePr>
     <w:tblStylePr w:type="nwCell">
       <w:rPr>
+        <w:rFonts w:eastAsia="黑体"/>
         <w:color w:themeColor="background1" w:val="FFFFFF"/>
       </w:rPr>
       <w:tblPr/>
@@ -8497,6 +9020,7 @@
         <w:spacing w:after="0" w:before="0" w:line="240" w:lineRule="auto"/>
       </w:pPr>
       <w:rPr>
+        <w:rFonts w:eastAsia="黑体"/>
         <w:b/>
         <w:bCs/>
         <w:color w:themeColor="background1" w:val="FFFFFF"/>
@@ -8519,6 +9043,7 @@
         <w:spacing w:after="0" w:before="0" w:line="240" w:lineRule="auto"/>
       </w:pPr>
       <w:rPr>
+        <w:rFonts w:eastAsia="黑体"/>
         <w:color w:val="auto"/>
       </w:rPr>
       <w:tblPr/>
@@ -8536,6 +9061,7 @@
     </w:tblStylePr>
     <w:tblStylePr w:type="firstCol">
       <w:rPr>
+        <w:rFonts w:eastAsia="黑体"/>
         <w:b/>
         <w:bCs/>
         <w:color w:themeColor="background1" w:val="FFFFFF"/>
@@ -8555,6 +9081,7 @@
     </w:tblStylePr>
     <w:tblStylePr w:type="lastCol">
       <w:rPr>
+        <w:rFonts w:eastAsia="黑体"/>
         <w:b/>
         <w:bCs/>
         <w:color w:themeColor="background1" w:val="FFFFFF"/>
@@ -8603,6 +9130,7 @@
     </w:tblStylePr>
     <w:tblStylePr w:type="nwCell">
       <w:rPr>
+        <w:rFonts w:eastAsia="黑体"/>
         <w:color w:themeColor="background1" w:val="FFFFFF"/>
       </w:rPr>
       <w:tblPr/>
@@ -8646,6 +9174,7 @@
         <w:spacing w:after="0" w:before="0" w:line="240" w:lineRule="auto"/>
       </w:pPr>
       <w:rPr>
+        <w:rFonts w:eastAsia="黑体"/>
         <w:b/>
         <w:bCs/>
         <w:color w:themeColor="background1" w:val="FFFFFF"/>
@@ -8668,6 +9197,7 @@
         <w:spacing w:after="0" w:before="0" w:line="240" w:lineRule="auto"/>
       </w:pPr>
       <w:rPr>
+        <w:rFonts w:eastAsia="黑体"/>
         <w:color w:val="auto"/>
       </w:rPr>
       <w:tblPr/>
@@ -8685,6 +9215,7 @@
     </w:tblStylePr>
     <w:tblStylePr w:type="firstCol">
       <w:rPr>
+        <w:rFonts w:eastAsia="黑体"/>
         <w:b/>
         <w:bCs/>
         <w:color w:themeColor="background1" w:val="FFFFFF"/>
@@ -8704,6 +9235,7 @@
     </w:tblStylePr>
     <w:tblStylePr w:type="lastCol">
       <w:rPr>
+        <w:rFonts w:eastAsia="黑体"/>
         <w:b/>
         <w:bCs/>
         <w:color w:themeColor="background1" w:val="FFFFFF"/>
@@ -8752,6 +9284,7 @@
     </w:tblStylePr>
     <w:tblStylePr w:type="nwCell">
       <w:rPr>
+        <w:rFonts w:eastAsia="黑体"/>
         <w:color w:themeColor="background1" w:val="FFFFFF"/>
       </w:rPr>
       <w:tblPr/>
@@ -8795,6 +9328,7 @@
         <w:spacing w:after="0" w:before="0" w:line="240" w:lineRule="auto"/>
       </w:pPr>
       <w:rPr>
+        <w:rFonts w:eastAsia="黑体"/>
         <w:b/>
         <w:bCs/>
         <w:color w:themeColor="background1" w:val="FFFFFF"/>
@@ -8817,6 +9351,7 @@
         <w:spacing w:after="0" w:before="0" w:line="240" w:lineRule="auto"/>
       </w:pPr>
       <w:rPr>
+        <w:rFonts w:eastAsia="黑体"/>
         <w:color w:val="auto"/>
       </w:rPr>
       <w:tblPr/>
@@ -8834,6 +9369,7 @@
     </w:tblStylePr>
     <w:tblStylePr w:type="firstCol">
       <w:rPr>
+        <w:rFonts w:eastAsia="黑体"/>
         <w:b/>
         <w:bCs/>
         <w:color w:themeColor="background1" w:val="FFFFFF"/>
@@ -8853,6 +9389,7 @@
     </w:tblStylePr>
     <w:tblStylePr w:type="lastCol">
       <w:rPr>
+        <w:rFonts w:eastAsia="黑体"/>
         <w:b/>
         <w:bCs/>
         <w:color w:themeColor="background1" w:val="FFFFFF"/>
@@ -8901,6 +9438,7 @@
     </w:tblStylePr>
     <w:tblStylePr w:type="nwCell">
       <w:rPr>
+        <w:rFonts w:eastAsia="黑体"/>
         <w:color w:themeColor="background1" w:val="FFFFFF"/>
       </w:rPr>
       <w:tblPr/>
@@ -8944,6 +9482,7 @@
         <w:spacing w:after="0" w:before="0" w:line="240" w:lineRule="auto"/>
       </w:pPr>
       <w:rPr>
+        <w:rFonts w:eastAsia="黑体"/>
         <w:b/>
         <w:bCs/>
         <w:color w:themeColor="background1" w:val="FFFFFF"/>
@@ -8966,6 +9505,7 @@
         <w:spacing w:after="0" w:before="0" w:line="240" w:lineRule="auto"/>
       </w:pPr>
       <w:rPr>
+        <w:rFonts w:eastAsia="黑体"/>
         <w:color w:val="auto"/>
       </w:rPr>
       <w:tblPr/>
@@ -8983,6 +9523,7 @@
     </w:tblStylePr>
     <w:tblStylePr w:type="firstCol">
       <w:rPr>
+        <w:rFonts w:eastAsia="黑体"/>
         <w:b/>
         <w:bCs/>
         <w:color w:themeColor="background1" w:val="FFFFFF"/>
@@ -9002,6 +9543,7 @@
     </w:tblStylePr>
     <w:tblStylePr w:type="lastCol">
       <w:rPr>
+        <w:rFonts w:eastAsia="黑体"/>
         <w:b/>
         <w:bCs/>
         <w:color w:themeColor="background1" w:val="FFFFFF"/>
@@ -9050,6 +9592,7 @@
     </w:tblStylePr>
     <w:tblStylePr w:type="nwCell">
       <w:rPr>
+        <w:rFonts w:eastAsia="黑体"/>
         <w:color w:themeColor="background1" w:val="FFFFFF"/>
       </w:rPr>
       <w:tblPr/>
@@ -9093,6 +9636,7 @@
         <w:spacing w:after="0" w:before="0" w:line="240" w:lineRule="auto"/>
       </w:pPr>
       <w:rPr>
+        <w:rFonts w:eastAsia="黑体"/>
         <w:b/>
         <w:bCs/>
         <w:color w:themeColor="background1" w:val="FFFFFF"/>
@@ -9115,6 +9659,7 @@
         <w:spacing w:after="0" w:before="0" w:line="240" w:lineRule="auto"/>
       </w:pPr>
       <w:rPr>
+        <w:rFonts w:eastAsia="黑体"/>
         <w:color w:val="auto"/>
       </w:rPr>
       <w:tblPr/>
@@ -9132,6 +9677,7 @@
     </w:tblStylePr>
     <w:tblStylePr w:type="firstCol">
       <w:rPr>
+        <w:rFonts w:eastAsia="黑体"/>
         <w:b/>
         <w:bCs/>
         <w:color w:themeColor="background1" w:val="FFFFFF"/>
@@ -9151,6 +9697,7 @@
     </w:tblStylePr>
     <w:tblStylePr w:type="lastCol">
       <w:rPr>
+        <w:rFonts w:eastAsia="黑体"/>
         <w:b/>
         <w:bCs/>
         <w:color w:themeColor="background1" w:val="FFFFFF"/>
@@ -9199,6 +9746,7 @@
     </w:tblStylePr>
     <w:tblStylePr w:type="nwCell">
       <w:rPr>
+        <w:rFonts w:eastAsia="黑体"/>
         <w:color w:themeColor="background1" w:val="FFFFFF"/>
       </w:rPr>
       <w:tblPr/>
@@ -9223,6 +9771,7 @@
       <w:spacing w:after="0" w:line="240" w:lineRule="auto"/>
     </w:pPr>
     <w:rPr>
+      <w:rFonts w:eastAsia="黑体"/>
       <w:color w:themeColor="text1" w:val="000000"/>
     </w:rPr>
     <w:tblPr>
@@ -9242,7 +9791,7 @@
     </w:tblPr>
     <w:tblStylePr w:type="firstRow">
       <w:rPr>
-        <w:rFonts w:asciiTheme="majorHAnsi" w:cstheme="majorBidi" w:eastAsiaTheme="majorEastAsia" w:hAnsiTheme="majorHAnsi"/>
+        <w:rFonts w:asciiTheme="majorHAnsi" w:cstheme="majorBidi" w:hAnsiTheme="majorHAnsi" w:eastAsia="黑体"/>
       </w:rPr>
       <w:tblPr/>
       <w:tcPr>
@@ -9254,6 +9803,7 @@
     </w:tblStylePr>
     <w:tblStylePr w:type="lastRow">
       <w:rPr>
+        <w:rFonts w:eastAsia="黑体"/>
         <w:b/>
         <w:bCs/>
         <w:color w:themeColor="text2" w:val="1F497D"/>
@@ -9268,12 +9818,14 @@
     </w:tblStylePr>
     <w:tblStylePr w:type="firstCol">
       <w:rPr>
+        <w:rFonts w:eastAsia="黑体"/>
         <w:b/>
         <w:bCs/>
       </w:rPr>
     </w:tblStylePr>
     <w:tblStylePr w:type="lastCol">
       <w:rPr>
+        <w:rFonts w:eastAsia="黑体"/>
         <w:b/>
         <w:bCs/>
       </w:rPr>
@@ -9307,6 +9859,7 @@
       <w:spacing w:after="0" w:line="240" w:lineRule="auto"/>
     </w:pPr>
     <w:rPr>
+      <w:rFonts w:eastAsia="黑体"/>
       <w:color w:themeColor="text1" w:val="000000"/>
     </w:rPr>
     <w:tblPr>
@@ -9326,7 +9879,7 @@
     </w:tblPr>
     <w:tblStylePr w:type="firstRow">
       <w:rPr>
-        <w:rFonts w:asciiTheme="majorHAnsi" w:cstheme="majorBidi" w:eastAsiaTheme="majorEastAsia" w:hAnsiTheme="majorHAnsi"/>
+        <w:rFonts w:asciiTheme="majorHAnsi" w:cstheme="majorBidi" w:hAnsiTheme="majorHAnsi" w:eastAsia="黑体"/>
       </w:rPr>
       <w:tblPr/>
       <w:tcPr>
@@ -9338,6 +9891,7 @@
     </w:tblStylePr>
     <w:tblStylePr w:type="lastRow">
       <w:rPr>
+        <w:rFonts w:eastAsia="黑体"/>
         <w:b/>
         <w:bCs/>
         <w:color w:themeColor="text2" w:val="1F497D"/>
@@ -9352,12 +9906,14 @@
     </w:tblStylePr>
     <w:tblStylePr w:type="firstCol">
       <w:rPr>
+        <w:rFonts w:eastAsia="黑体"/>
         <w:b/>
         <w:bCs/>
       </w:rPr>
     </w:tblStylePr>
     <w:tblStylePr w:type="lastCol">
       <w:rPr>
+        <w:rFonts w:eastAsia="黑体"/>
         <w:b/>
         <w:bCs/>
       </w:rPr>
@@ -9391,6 +9947,7 @@
       <w:spacing w:after="0" w:line="240" w:lineRule="auto"/>
     </w:pPr>
     <w:rPr>
+      <w:rFonts w:eastAsia="黑体"/>
       <w:color w:themeColor="text1" w:val="000000"/>
     </w:rPr>
     <w:tblPr>
@@ -9410,7 +9967,7 @@
     </w:tblPr>
     <w:tblStylePr w:type="firstRow">
       <w:rPr>
-        <w:rFonts w:asciiTheme="majorHAnsi" w:cstheme="majorBidi" w:eastAsiaTheme="majorEastAsia" w:hAnsiTheme="majorHAnsi"/>
+        <w:rFonts w:asciiTheme="majorHAnsi" w:cstheme="majorBidi" w:hAnsiTheme="majorHAnsi" w:eastAsia="黑体"/>
       </w:rPr>
       <w:tblPr/>
       <w:tcPr>
@@ -9422,6 +9979,7 @@
     </w:tblStylePr>
     <w:tblStylePr w:type="lastRow">
       <w:rPr>
+        <w:rFonts w:eastAsia="黑体"/>
         <w:b/>
         <w:bCs/>
         <w:color w:themeColor="text2" w:val="1F497D"/>
@@ -9436,12 +9994,14 @@
     </w:tblStylePr>
     <w:tblStylePr w:type="firstCol">
       <w:rPr>
+        <w:rFonts w:eastAsia="黑体"/>
         <w:b/>
         <w:bCs/>
       </w:rPr>
     </w:tblStylePr>
     <w:tblStylePr w:type="lastCol">
       <w:rPr>
+        <w:rFonts w:eastAsia="黑体"/>
         <w:b/>
         <w:bCs/>
       </w:rPr>
@@ -9475,6 +10035,7 @@
       <w:spacing w:after="0" w:line="240" w:lineRule="auto"/>
     </w:pPr>
     <w:rPr>
+      <w:rFonts w:eastAsia="黑体"/>
       <w:color w:themeColor="text1" w:val="000000"/>
     </w:rPr>
     <w:tblPr>
@@ -9494,7 +10055,7 @@
     </w:tblPr>
     <w:tblStylePr w:type="firstRow">
       <w:rPr>
-        <w:rFonts w:asciiTheme="majorHAnsi" w:cstheme="majorBidi" w:eastAsiaTheme="majorEastAsia" w:hAnsiTheme="majorHAnsi"/>
+        <w:rFonts w:asciiTheme="majorHAnsi" w:cstheme="majorBidi" w:hAnsiTheme="majorHAnsi" w:eastAsia="黑体"/>
       </w:rPr>
       <w:tblPr/>
       <w:tcPr>
@@ -9506,6 +10067,7 @@
     </w:tblStylePr>
     <w:tblStylePr w:type="lastRow">
       <w:rPr>
+        <w:rFonts w:eastAsia="黑体"/>
         <w:b/>
         <w:bCs/>
         <w:color w:themeColor="text2" w:val="1F497D"/>
@@ -9520,12 +10082,14 @@
     </w:tblStylePr>
     <w:tblStylePr w:type="firstCol">
       <w:rPr>
+        <w:rFonts w:eastAsia="黑体"/>
         <w:b/>
         <w:bCs/>
       </w:rPr>
     </w:tblStylePr>
     <w:tblStylePr w:type="lastCol">
       <w:rPr>
+        <w:rFonts w:eastAsia="黑体"/>
         <w:b/>
         <w:bCs/>
       </w:rPr>
@@ -9559,6 +10123,7 @@
       <w:spacing w:after="0" w:line="240" w:lineRule="auto"/>
     </w:pPr>
     <w:rPr>
+      <w:rFonts w:eastAsia="黑体"/>
       <w:color w:themeColor="text1" w:val="000000"/>
     </w:rPr>
     <w:tblPr>
@@ -9578,7 +10143,7 @@
     </w:tblPr>
     <w:tblStylePr w:type="firstRow">
       <w:rPr>
-        <w:rFonts w:asciiTheme="majorHAnsi" w:cstheme="majorBidi" w:eastAsiaTheme="majorEastAsia" w:hAnsiTheme="majorHAnsi"/>
+        <w:rFonts w:asciiTheme="majorHAnsi" w:cstheme="majorBidi" w:hAnsiTheme="majorHAnsi" w:eastAsia="黑体"/>
       </w:rPr>
       <w:tblPr/>
       <w:tcPr>
@@ -9590,6 +10155,7 @@
     </w:tblStylePr>
     <w:tblStylePr w:type="lastRow">
       <w:rPr>
+        <w:rFonts w:eastAsia="黑体"/>
         <w:b/>
         <w:bCs/>
         <w:color w:themeColor="text2" w:val="1F497D"/>
@@ -9604,12 +10170,14 @@
     </w:tblStylePr>
     <w:tblStylePr w:type="firstCol">
       <w:rPr>
+        <w:rFonts w:eastAsia="黑体"/>
         <w:b/>
         <w:bCs/>
       </w:rPr>
     </w:tblStylePr>
     <w:tblStylePr w:type="lastCol">
       <w:rPr>
+        <w:rFonts w:eastAsia="黑体"/>
         <w:b/>
         <w:bCs/>
       </w:rPr>
@@ -9643,6 +10211,7 @@
       <w:spacing w:after="0" w:line="240" w:lineRule="auto"/>
     </w:pPr>
     <w:rPr>
+      <w:rFonts w:eastAsia="黑体"/>
       <w:color w:themeColor="text1" w:val="000000"/>
     </w:rPr>
     <w:tblPr>
@@ -9662,7 +10231,7 @@
     </w:tblPr>
     <w:tblStylePr w:type="firstRow">
       <w:rPr>
-        <w:rFonts w:asciiTheme="majorHAnsi" w:cstheme="majorBidi" w:eastAsiaTheme="majorEastAsia" w:hAnsiTheme="majorHAnsi"/>
+        <w:rFonts w:asciiTheme="majorHAnsi" w:cstheme="majorBidi" w:hAnsiTheme="majorHAnsi" w:eastAsia="黑体"/>
       </w:rPr>
       <w:tblPr/>
       <w:tcPr>
@@ -9674,6 +10243,7 @@
     </w:tblStylePr>
     <w:tblStylePr w:type="lastRow">
       <w:rPr>
+        <w:rFonts w:eastAsia="黑体"/>
         <w:b/>
         <w:bCs/>
         <w:color w:themeColor="text2" w:val="1F497D"/>
@@ -9688,12 +10258,14 @@
     </w:tblStylePr>
     <w:tblStylePr w:type="firstCol">
       <w:rPr>
+        <w:rFonts w:eastAsia="黑体"/>
         <w:b/>
         <w:bCs/>
       </w:rPr>
     </w:tblStylePr>
     <w:tblStylePr w:type="lastCol">
       <w:rPr>
+        <w:rFonts w:eastAsia="黑体"/>
         <w:b/>
         <w:bCs/>
       </w:rPr>
@@ -9727,6 +10299,7 @@
       <w:spacing w:after="0" w:line="240" w:lineRule="auto"/>
     </w:pPr>
     <w:rPr>
+      <w:rFonts w:eastAsia="黑体"/>
       <w:color w:themeColor="text1" w:val="000000"/>
     </w:rPr>
     <w:tblPr>
@@ -9746,7 +10319,7 @@
     </w:tblPr>
     <w:tblStylePr w:type="firstRow">
       <w:rPr>
-        <w:rFonts w:asciiTheme="majorHAnsi" w:cstheme="majorBidi" w:eastAsiaTheme="majorEastAsia" w:hAnsiTheme="majorHAnsi"/>
+        <w:rFonts w:asciiTheme="majorHAnsi" w:cstheme="majorBidi" w:hAnsiTheme="majorHAnsi" w:eastAsia="黑体"/>
       </w:rPr>
       <w:tblPr/>
       <w:tcPr>
@@ -9758,6 +10331,7 @@
     </w:tblStylePr>
     <w:tblStylePr w:type="lastRow">
       <w:rPr>
+        <w:rFonts w:eastAsia="黑体"/>
         <w:b/>
         <w:bCs/>
         <w:color w:themeColor="text2" w:val="1F497D"/>
@@ -9772,12 +10346,14 @@
     </w:tblStylePr>
     <w:tblStylePr w:type="firstCol">
       <w:rPr>
+        <w:rFonts w:eastAsia="黑体"/>
         <w:b/>
         <w:bCs/>
       </w:rPr>
     </w:tblStylePr>
     <w:tblStylePr w:type="lastCol">
       <w:rPr>
+        <w:rFonts w:eastAsia="黑体"/>
         <w:b/>
         <w:bCs/>
       </w:rPr>
@@ -9811,7 +10387,7 @@
       <w:spacing w:after="0" w:line="240" w:lineRule="auto"/>
     </w:pPr>
     <w:rPr>
-      <w:rFonts w:asciiTheme="majorHAnsi" w:cstheme="majorBidi" w:eastAsiaTheme="majorEastAsia" w:hAnsiTheme="majorHAnsi"/>
+      <w:rFonts w:asciiTheme="majorHAnsi" w:cstheme="majorBidi" w:hAnsiTheme="majorHAnsi" w:eastAsia="黑体"/>
       <w:color w:themeColor="text1" w:val="000000"/>
     </w:rPr>
     <w:tblPr>
@@ -9833,6 +10409,7 @@
     </w:tblPr>
     <w:tblStylePr w:type="firstRow">
       <w:rPr>
+        <w:rFonts w:eastAsia="黑体"/>
         <w:sz w:val="24"/>
         <w:szCs w:val="24"/>
       </w:rPr>
@@ -9939,7 +10516,7 @@
       <w:spacing w:after="0" w:line="240" w:lineRule="auto"/>
     </w:pPr>
     <w:rPr>
-      <w:rFonts w:asciiTheme="majorHAnsi" w:cstheme="majorBidi" w:eastAsiaTheme="majorEastAsia" w:hAnsiTheme="majorHAnsi"/>
+      <w:rFonts w:asciiTheme="majorHAnsi" w:cstheme="majorBidi" w:hAnsiTheme="majorHAnsi" w:eastAsia="黑体"/>
       <w:color w:themeColor="text1" w:val="000000"/>
     </w:rPr>
     <w:tblPr>
@@ -9961,6 +10538,7 @@
     </w:tblPr>
     <w:tblStylePr w:type="firstRow">
       <w:rPr>
+        <w:rFonts w:eastAsia="黑体"/>
         <w:sz w:val="24"/>
         <w:szCs w:val="24"/>
       </w:rPr>
@@ -10067,7 +10645,7 @@
       <w:spacing w:after="0" w:line="240" w:lineRule="auto"/>
     </w:pPr>
     <w:rPr>
-      <w:rFonts w:asciiTheme="majorHAnsi" w:cstheme="majorBidi" w:eastAsiaTheme="majorEastAsia" w:hAnsiTheme="majorHAnsi"/>
+      <w:rFonts w:asciiTheme="majorHAnsi" w:cstheme="majorBidi" w:hAnsiTheme="majorHAnsi" w:eastAsia="黑体"/>
       <w:color w:themeColor="text1" w:val="000000"/>
     </w:rPr>
     <w:tblPr>
@@ -10089,6 +10667,7 @@
     </w:tblPr>
     <w:tblStylePr w:type="firstRow">
       <w:rPr>
+        <w:rFonts w:eastAsia="黑体"/>
         <w:sz w:val="24"/>
         <w:szCs w:val="24"/>
       </w:rPr>
@@ -10195,7 +10774,7 @@
       <w:spacing w:after="0" w:line="240" w:lineRule="auto"/>
     </w:pPr>
     <w:rPr>
-      <w:rFonts w:asciiTheme="majorHAnsi" w:cstheme="majorBidi" w:eastAsiaTheme="majorEastAsia" w:hAnsiTheme="majorHAnsi"/>
+      <w:rFonts w:asciiTheme="majorHAnsi" w:cstheme="majorBidi" w:hAnsiTheme="majorHAnsi" w:eastAsia="黑体"/>
       <w:color w:themeColor="text1" w:val="000000"/>
     </w:rPr>
     <w:tblPr>
@@ -10217,6 +10796,7 @@
     </w:tblPr>
     <w:tblStylePr w:type="firstRow">
       <w:rPr>
+        <w:rFonts w:eastAsia="黑体"/>
         <w:sz w:val="24"/>
         <w:szCs w:val="24"/>
       </w:rPr>
@@ -10323,7 +10903,7 @@
       <w:spacing w:after="0" w:line="240" w:lineRule="auto"/>
     </w:pPr>
     <w:rPr>
-      <w:rFonts w:asciiTheme="majorHAnsi" w:cstheme="majorBidi" w:eastAsiaTheme="majorEastAsia" w:hAnsiTheme="majorHAnsi"/>
+      <w:rFonts w:asciiTheme="majorHAnsi" w:cstheme="majorBidi" w:hAnsiTheme="majorHAnsi" w:eastAsia="黑体"/>
       <w:color w:themeColor="text1" w:val="000000"/>
     </w:rPr>
     <w:tblPr>
@@ -10345,6 +10925,7 @@
     </w:tblPr>
     <w:tblStylePr w:type="firstRow">
       <w:rPr>
+        <w:rFonts w:eastAsia="黑体"/>
         <w:sz w:val="24"/>
         <w:szCs w:val="24"/>
       </w:rPr>
@@ -10451,7 +11032,7 @@
       <w:spacing w:after="0" w:line="240" w:lineRule="auto"/>
     </w:pPr>
     <w:rPr>
-      <w:rFonts w:asciiTheme="majorHAnsi" w:cstheme="majorBidi" w:eastAsiaTheme="majorEastAsia" w:hAnsiTheme="majorHAnsi"/>
+      <w:rFonts w:asciiTheme="majorHAnsi" w:cstheme="majorBidi" w:hAnsiTheme="majorHAnsi" w:eastAsia="黑体"/>
       <w:color w:themeColor="text1" w:val="000000"/>
     </w:rPr>
     <w:tblPr>
@@ -10473,6 +11054,7 @@
     </w:tblPr>
     <w:tblStylePr w:type="firstRow">
       <w:rPr>
+        <w:rFonts w:eastAsia="黑体"/>
         <w:sz w:val="24"/>
         <w:szCs w:val="24"/>
       </w:rPr>
@@ -10579,7 +11161,7 @@
       <w:spacing w:after="0" w:line="240" w:lineRule="auto"/>
     </w:pPr>
     <w:rPr>
-      <w:rFonts w:asciiTheme="majorHAnsi" w:cstheme="majorBidi" w:eastAsiaTheme="majorEastAsia" w:hAnsiTheme="majorHAnsi"/>
+      <w:rFonts w:asciiTheme="majorHAnsi" w:cstheme="majorBidi" w:hAnsiTheme="majorHAnsi" w:eastAsia="黑体"/>
       <w:color w:themeColor="text1" w:val="000000"/>
     </w:rPr>
     <w:tblPr>
@@ -10601,6 +11183,7 @@
     </w:tblPr>
     <w:tblStylePr w:type="firstRow">
       <w:rPr>
+        <w:rFonts w:eastAsia="黑体"/>
         <w:sz w:val="24"/>
         <w:szCs w:val="24"/>
       </w:rPr>
@@ -10730,12 +11313,14 @@
     </w:tcPr>
     <w:tblStylePr w:type="firstRow">
       <w:rPr>
+        <w:rFonts w:eastAsia="黑体"/>
         <w:b/>
         <w:bCs/>
       </w:rPr>
     </w:tblStylePr>
     <w:tblStylePr w:type="lastRow">
       <w:rPr>
+        <w:rFonts w:eastAsia="黑体"/>
         <w:b/>
         <w:bCs/>
       </w:rPr>
@@ -10748,12 +11333,14 @@
     </w:tblStylePr>
     <w:tblStylePr w:type="firstCol">
       <w:rPr>
+        <w:rFonts w:eastAsia="黑体"/>
         <w:b/>
         <w:bCs/>
       </w:rPr>
     </w:tblStylePr>
     <w:tblStylePr w:type="lastCol">
       <w:rPr>
+        <w:rFonts w:eastAsia="黑体"/>
         <w:b/>
         <w:bCs/>
       </w:rPr>
@@ -10803,12 +11390,14 @@
     </w:tcPr>
     <w:tblStylePr w:type="firstRow">
       <w:rPr>
+        <w:rFonts w:eastAsia="黑体"/>
         <w:b/>
         <w:bCs/>
       </w:rPr>
     </w:tblStylePr>
     <w:tblStylePr w:type="lastRow">
       <w:rPr>
+        <w:rFonts w:eastAsia="黑体"/>
         <w:b/>
         <w:bCs/>
       </w:rPr>
@@ -10821,12 +11410,14 @@
     </w:tblStylePr>
     <w:tblStylePr w:type="firstCol">
       <w:rPr>
+        <w:rFonts w:eastAsia="黑体"/>
         <w:b/>
         <w:bCs/>
       </w:rPr>
     </w:tblStylePr>
     <w:tblStylePr w:type="lastCol">
       <w:rPr>
+        <w:rFonts w:eastAsia="黑体"/>
         <w:b/>
         <w:bCs/>
       </w:rPr>
@@ -10876,12 +11467,14 @@
     </w:tcPr>
     <w:tblStylePr w:type="firstRow">
       <w:rPr>
+        <w:rFonts w:eastAsia="黑体"/>
         <w:b/>
         <w:bCs/>
       </w:rPr>
     </w:tblStylePr>
     <w:tblStylePr w:type="lastRow">
       <w:rPr>
+        <w:rFonts w:eastAsia="黑体"/>
         <w:b/>
         <w:bCs/>
       </w:rPr>
@@ -10894,12 +11487,14 @@
     </w:tblStylePr>
     <w:tblStylePr w:type="firstCol">
       <w:rPr>
+        <w:rFonts w:eastAsia="黑体"/>
         <w:b/>
         <w:bCs/>
       </w:rPr>
     </w:tblStylePr>
     <w:tblStylePr w:type="lastCol">
       <w:rPr>
+        <w:rFonts w:eastAsia="黑体"/>
         <w:b/>
         <w:bCs/>
       </w:rPr>
@@ -10949,12 +11544,14 @@
     </w:tcPr>
     <w:tblStylePr w:type="firstRow">
       <w:rPr>
+        <w:rFonts w:eastAsia="黑体"/>
         <w:b/>
         <w:bCs/>
       </w:rPr>
     </w:tblStylePr>
     <w:tblStylePr w:type="lastRow">
       <w:rPr>
+        <w:rFonts w:eastAsia="黑体"/>
         <w:b/>
         <w:bCs/>
       </w:rPr>
@@ -10967,12 +11564,14 @@
     </w:tblStylePr>
     <w:tblStylePr w:type="firstCol">
       <w:rPr>
+        <w:rFonts w:eastAsia="黑体"/>
         <w:b/>
         <w:bCs/>
       </w:rPr>
     </w:tblStylePr>
     <w:tblStylePr w:type="lastCol">
       <w:rPr>
+        <w:rFonts w:eastAsia="黑体"/>
         <w:b/>
         <w:bCs/>
       </w:rPr>
@@ -11022,12 +11621,14 @@
     </w:tcPr>
     <w:tblStylePr w:type="firstRow">
       <w:rPr>
+        <w:rFonts w:eastAsia="黑体"/>
         <w:b/>
         <w:bCs/>
       </w:rPr>
     </w:tblStylePr>
     <w:tblStylePr w:type="lastRow">
       <w:rPr>
+        <w:rFonts w:eastAsia="黑体"/>
         <w:b/>
         <w:bCs/>
       </w:rPr>
@@ -11040,12 +11641,14 @@
     </w:tblStylePr>
     <w:tblStylePr w:type="firstCol">
       <w:rPr>
+        <w:rFonts w:eastAsia="黑体"/>
         <w:b/>
         <w:bCs/>
       </w:rPr>
     </w:tblStylePr>
     <w:tblStylePr w:type="lastCol">
       <w:rPr>
+        <w:rFonts w:eastAsia="黑体"/>
         <w:b/>
         <w:bCs/>
       </w:rPr>
@@ -11095,12 +11698,14 @@
     </w:tcPr>
     <w:tblStylePr w:type="firstRow">
       <w:rPr>
+        <w:rFonts w:eastAsia="黑体"/>
         <w:b/>
         <w:bCs/>
       </w:rPr>
     </w:tblStylePr>
     <w:tblStylePr w:type="lastRow">
       <w:rPr>
+        <w:rFonts w:eastAsia="黑体"/>
         <w:b/>
         <w:bCs/>
       </w:rPr>
@@ -11113,12 +11718,14 @@
     </w:tblStylePr>
     <w:tblStylePr w:type="firstCol">
       <w:rPr>
+        <w:rFonts w:eastAsia="黑体"/>
         <w:b/>
         <w:bCs/>
       </w:rPr>
     </w:tblStylePr>
     <w:tblStylePr w:type="lastCol">
       <w:rPr>
+        <w:rFonts w:eastAsia="黑体"/>
         <w:b/>
         <w:bCs/>
       </w:rPr>
@@ -11168,12 +11775,14 @@
     </w:tcPr>
     <w:tblStylePr w:type="firstRow">
       <w:rPr>
+        <w:rFonts w:eastAsia="黑体"/>
         <w:b/>
         <w:bCs/>
       </w:rPr>
     </w:tblStylePr>
     <w:tblStylePr w:type="lastRow">
       <w:rPr>
+        <w:rFonts w:eastAsia="黑体"/>
         <w:b/>
         <w:bCs/>
       </w:rPr>
@@ -11186,12 +11795,14 @@
     </w:tblStylePr>
     <w:tblStylePr w:type="firstCol">
       <w:rPr>
+        <w:rFonts w:eastAsia="黑体"/>
         <w:b/>
         <w:bCs/>
       </w:rPr>
     </w:tblStylePr>
     <w:tblStylePr w:type="lastCol">
       <w:rPr>
+        <w:rFonts w:eastAsia="黑体"/>
         <w:b/>
         <w:bCs/>
       </w:rPr>
@@ -11218,7 +11829,7 @@
       <w:spacing w:after="0" w:line="240" w:lineRule="auto"/>
     </w:pPr>
     <w:rPr>
-      <w:rFonts w:asciiTheme="majorHAnsi" w:cstheme="majorBidi" w:eastAsiaTheme="majorEastAsia" w:hAnsiTheme="majorHAnsi"/>
+      <w:rFonts w:asciiTheme="majorHAnsi" w:cstheme="majorBidi" w:hAnsiTheme="majorHAnsi" w:eastAsia="黑体"/>
       <w:color w:themeColor="text1" w:val="000000"/>
     </w:rPr>
     <w:tblPr>
@@ -11245,6 +11856,7 @@
     </w:tcPr>
     <w:tblStylePr w:type="firstRow">
       <w:rPr>
+        <w:rFonts w:eastAsia="黑体"/>
         <w:b/>
         <w:bCs/>
         <w:color w:themeColor="text1" w:val="000000"/>
@@ -11256,6 +11868,7 @@
     </w:tblStylePr>
     <w:tblStylePr w:type="lastRow">
       <w:rPr>
+        <w:rFonts w:eastAsia="黑体"/>
         <w:b/>
         <w:bCs/>
         <w:color w:themeColor="text1" w:val="000000"/>
@@ -11275,6 +11888,7 @@
     </w:tblStylePr>
     <w:tblStylePr w:type="firstCol">
       <w:rPr>
+        <w:rFonts w:eastAsia="黑体"/>
         <w:b/>
         <w:bCs/>
         <w:color w:themeColor="text1" w:val="000000"/>
@@ -11294,6 +11908,7 @@
     </w:tblStylePr>
     <w:tblStylePr w:type="lastCol">
       <w:rPr>
+        <w:rFonts w:eastAsia="黑体"/>
         <w:b w:val="0"/>
         <w:bCs w:val="0"/>
         <w:color w:themeColor="text1" w:val="000000"/>
@@ -11343,7 +11958,7 @@
       <w:spacing w:after="0" w:line="240" w:lineRule="auto"/>
     </w:pPr>
     <w:rPr>
-      <w:rFonts w:asciiTheme="majorHAnsi" w:cstheme="majorBidi" w:eastAsiaTheme="majorEastAsia" w:hAnsiTheme="majorHAnsi"/>
+      <w:rFonts w:asciiTheme="majorHAnsi" w:cstheme="majorBidi" w:hAnsiTheme="majorHAnsi" w:eastAsia="黑体"/>
       <w:color w:themeColor="text1" w:val="000000"/>
     </w:rPr>
     <w:tblPr>
@@ -11370,6 +11985,7 @@
     </w:tcPr>
     <w:tblStylePr w:type="firstRow">
       <w:rPr>
+        <w:rFonts w:eastAsia="黑体"/>
         <w:b/>
         <w:bCs/>
         <w:color w:themeColor="text1" w:val="000000"/>
@@ -11381,6 +11997,7 @@
     </w:tblStylePr>
     <w:tblStylePr w:type="lastRow">
       <w:rPr>
+        <w:rFonts w:eastAsia="黑体"/>
         <w:b/>
         <w:bCs/>
         <w:color w:themeColor="text1" w:val="000000"/>
@@ -11400,6 +12017,7 @@
     </w:tblStylePr>
     <w:tblStylePr w:type="firstCol">
       <w:rPr>
+        <w:rFonts w:eastAsia="黑体"/>
         <w:b/>
         <w:bCs/>
         <w:color w:themeColor="text1" w:val="000000"/>
@@ -11419,6 +12037,7 @@
     </w:tblStylePr>
     <w:tblStylePr w:type="lastCol">
       <w:rPr>
+        <w:rFonts w:eastAsia="黑体"/>
         <w:b w:val="0"/>
         <w:bCs w:val="0"/>
         <w:color w:themeColor="text1" w:val="000000"/>
@@ -11468,7 +12087,7 @@
       <w:spacing w:after="0" w:line="240" w:lineRule="auto"/>
     </w:pPr>
     <w:rPr>
-      <w:rFonts w:asciiTheme="majorHAnsi" w:cstheme="majorBidi" w:eastAsiaTheme="majorEastAsia" w:hAnsiTheme="majorHAnsi"/>
+      <w:rFonts w:asciiTheme="majorHAnsi" w:cstheme="majorBidi" w:hAnsiTheme="majorHAnsi" w:eastAsia="黑体"/>
       <w:color w:themeColor="text1" w:val="000000"/>
     </w:rPr>
     <w:tblPr>
@@ -11495,6 +12114,7 @@
     </w:tcPr>
     <w:tblStylePr w:type="firstRow">
       <w:rPr>
+        <w:rFonts w:eastAsia="黑体"/>
         <w:b/>
         <w:bCs/>
         <w:color w:themeColor="text1" w:val="000000"/>
@@ -11506,6 +12126,7 @@
     </w:tblStylePr>
     <w:tblStylePr w:type="lastRow">
       <w:rPr>
+        <w:rFonts w:eastAsia="黑体"/>
         <w:b/>
         <w:bCs/>
         <w:color w:themeColor="text1" w:val="000000"/>
@@ -11525,6 +12146,7 @@
     </w:tblStylePr>
     <w:tblStylePr w:type="firstCol">
       <w:rPr>
+        <w:rFonts w:eastAsia="黑体"/>
         <w:b/>
         <w:bCs/>
         <w:color w:themeColor="text1" w:val="000000"/>
@@ -11544,6 +12166,7 @@
     </w:tblStylePr>
     <w:tblStylePr w:type="lastCol">
       <w:rPr>
+        <w:rFonts w:eastAsia="黑体"/>
         <w:b w:val="0"/>
         <w:bCs w:val="0"/>
         <w:color w:themeColor="text1" w:val="000000"/>
@@ -11593,7 +12216,7 @@
       <w:spacing w:after="0" w:line="240" w:lineRule="auto"/>
     </w:pPr>
     <w:rPr>
-      <w:rFonts w:asciiTheme="majorHAnsi" w:cstheme="majorBidi" w:eastAsiaTheme="majorEastAsia" w:hAnsiTheme="majorHAnsi"/>
+      <w:rFonts w:asciiTheme="majorHAnsi" w:cstheme="majorBidi" w:hAnsiTheme="majorHAnsi" w:eastAsia="黑体"/>
       <w:color w:themeColor="text1" w:val="000000"/>
     </w:rPr>
     <w:tblPr>
@@ -11620,6 +12243,7 @@
     </w:tcPr>
     <w:tblStylePr w:type="firstRow">
       <w:rPr>
+        <w:rFonts w:eastAsia="黑体"/>
         <w:b/>
         <w:bCs/>
         <w:color w:themeColor="text1" w:val="000000"/>
@@ -11631,6 +12255,7 @@
     </w:tblStylePr>
     <w:tblStylePr w:type="lastRow">
       <w:rPr>
+        <w:rFonts w:eastAsia="黑体"/>
         <w:b/>
         <w:bCs/>
         <w:color w:themeColor="text1" w:val="000000"/>
@@ -11650,6 +12275,7 @@
     </w:tblStylePr>
     <w:tblStylePr w:type="firstCol">
       <w:rPr>
+        <w:rFonts w:eastAsia="黑体"/>
         <w:b/>
         <w:bCs/>
         <w:color w:themeColor="text1" w:val="000000"/>
@@ -11669,6 +12295,7 @@
     </w:tblStylePr>
     <w:tblStylePr w:type="lastCol">
       <w:rPr>
+        <w:rFonts w:eastAsia="黑体"/>
         <w:b w:val="0"/>
         <w:bCs w:val="0"/>
         <w:color w:themeColor="text1" w:val="000000"/>
@@ -11718,7 +12345,7 @@
       <w:spacing w:after="0" w:line="240" w:lineRule="auto"/>
     </w:pPr>
     <w:rPr>
-      <w:rFonts w:asciiTheme="majorHAnsi" w:cstheme="majorBidi" w:eastAsiaTheme="majorEastAsia" w:hAnsiTheme="majorHAnsi"/>
+      <w:rFonts w:asciiTheme="majorHAnsi" w:cstheme="majorBidi" w:hAnsiTheme="majorHAnsi" w:eastAsia="黑体"/>
       <w:color w:themeColor="text1" w:val="000000"/>
     </w:rPr>
     <w:tblPr>
@@ -11745,6 +12372,7 @@
     </w:tcPr>
     <w:tblStylePr w:type="firstRow">
       <w:rPr>
+        <w:rFonts w:eastAsia="黑体"/>
         <w:b/>
         <w:bCs/>
         <w:color w:themeColor="text1" w:val="000000"/>
@@ -11756,6 +12384,7 @@
     </w:tblStylePr>
     <w:tblStylePr w:type="lastRow">
       <w:rPr>
+        <w:rFonts w:eastAsia="黑体"/>
         <w:b/>
         <w:bCs/>
         <w:color w:themeColor="text1" w:val="000000"/>
@@ -11775,6 +12404,7 @@
     </w:tblStylePr>
     <w:tblStylePr w:type="firstCol">
       <w:rPr>
+        <w:rFonts w:eastAsia="黑体"/>
         <w:b/>
         <w:bCs/>
         <w:color w:themeColor="text1" w:val="000000"/>
@@ -11794,6 +12424,7 @@
     </w:tblStylePr>
     <w:tblStylePr w:type="lastCol">
       <w:rPr>
+        <w:rFonts w:eastAsia="黑体"/>
         <w:b w:val="0"/>
         <w:bCs w:val="0"/>
         <w:color w:themeColor="text1" w:val="000000"/>
@@ -11843,7 +12474,7 @@
       <w:spacing w:after="0" w:line="240" w:lineRule="auto"/>
     </w:pPr>
     <w:rPr>
-      <w:rFonts w:asciiTheme="majorHAnsi" w:cstheme="majorBidi" w:eastAsiaTheme="majorEastAsia" w:hAnsiTheme="majorHAnsi"/>
+      <w:rFonts w:asciiTheme="majorHAnsi" w:cstheme="majorBidi" w:hAnsiTheme="majorHAnsi" w:eastAsia="黑体"/>
       <w:color w:themeColor="text1" w:val="000000"/>
     </w:rPr>
     <w:tblPr>
@@ -11870,6 +12501,7 @@
     </w:tcPr>
     <w:tblStylePr w:type="firstRow">
       <w:rPr>
+        <w:rFonts w:eastAsia="黑体"/>
         <w:b/>
         <w:bCs/>
         <w:color w:themeColor="text1" w:val="000000"/>
@@ -11881,6 +12513,7 @@
     </w:tblStylePr>
     <w:tblStylePr w:type="lastRow">
       <w:rPr>
+        <w:rFonts w:eastAsia="黑体"/>
         <w:b/>
         <w:bCs/>
         <w:color w:themeColor="text1" w:val="000000"/>
@@ -11900,6 +12533,7 @@
     </w:tblStylePr>
     <w:tblStylePr w:type="firstCol">
       <w:rPr>
+        <w:rFonts w:eastAsia="黑体"/>
         <w:b/>
         <w:bCs/>
         <w:color w:themeColor="text1" w:val="000000"/>
@@ -11919,6 +12553,7 @@
     </w:tblStylePr>
     <w:tblStylePr w:type="lastCol">
       <w:rPr>
+        <w:rFonts w:eastAsia="黑体"/>
         <w:b w:val="0"/>
         <w:bCs w:val="0"/>
         <w:color w:themeColor="text1" w:val="000000"/>
@@ -11968,7 +12603,7 @@
       <w:spacing w:after="0" w:line="240" w:lineRule="auto"/>
     </w:pPr>
     <w:rPr>
-      <w:rFonts w:asciiTheme="majorHAnsi" w:cstheme="majorBidi" w:eastAsiaTheme="majorEastAsia" w:hAnsiTheme="majorHAnsi"/>
+      <w:rFonts w:asciiTheme="majorHAnsi" w:cstheme="majorBidi" w:hAnsiTheme="majorHAnsi" w:eastAsia="黑体"/>
       <w:color w:themeColor="text1" w:val="000000"/>
     </w:rPr>
     <w:tblPr>
@@ -11995,6 +12630,7 @@
     </w:tcPr>
     <w:tblStylePr w:type="firstRow">
       <w:rPr>
+        <w:rFonts w:eastAsia="黑体"/>
         <w:b/>
         <w:bCs/>
         <w:color w:themeColor="text1" w:val="000000"/>
@@ -12006,6 +12642,7 @@
     </w:tblStylePr>
     <w:tblStylePr w:type="lastRow">
       <w:rPr>
+        <w:rFonts w:eastAsia="黑体"/>
         <w:b/>
         <w:bCs/>
         <w:color w:themeColor="text1" w:val="000000"/>
@@ -12025,6 +12662,7 @@
     </w:tblStylePr>
     <w:tblStylePr w:type="firstCol">
       <w:rPr>
+        <w:rFonts w:eastAsia="黑体"/>
         <w:b/>
         <w:bCs/>
         <w:color w:themeColor="text1" w:val="000000"/>
@@ -12044,6 +12682,7 @@
     </w:tblStylePr>
     <w:tblStylePr w:type="lastCol">
       <w:rPr>
+        <w:rFonts w:eastAsia="黑体"/>
         <w:b w:val="0"/>
         <w:bCs w:val="0"/>
         <w:color w:themeColor="text1" w:val="000000"/>
@@ -12116,6 +12755,7 @@
     </w:tcPr>
     <w:tblStylePr w:type="firstRow">
       <w:rPr>
+        <w:rFonts w:eastAsia="黑体"/>
         <w:b/>
         <w:bCs/>
         <w:i w:val="0"/>
@@ -12137,6 +12777,7 @@
     </w:tblStylePr>
     <w:tblStylePr w:type="lastRow">
       <w:rPr>
+        <w:rFonts w:eastAsia="黑体"/>
         <w:b/>
         <w:bCs/>
         <w:i w:val="0"/>
@@ -12158,6 +12799,7 @@
     </w:tblStylePr>
     <w:tblStylePr w:type="firstCol">
       <w:rPr>
+        <w:rFonts w:eastAsia="黑体"/>
         <w:b/>
         <w:bCs/>
         <w:i w:val="0"/>
@@ -12177,6 +12819,7 @@
     </w:tblStylePr>
     <w:tblStylePr w:type="lastCol">
       <w:rPr>
+        <w:rFonts w:eastAsia="黑体"/>
         <w:b/>
         <w:bCs/>
         <w:i w:val="0"/>
@@ -12257,6 +12900,7 @@
     </w:tcPr>
     <w:tblStylePr w:type="firstRow">
       <w:rPr>
+        <w:rFonts w:eastAsia="黑体"/>
         <w:b/>
         <w:bCs/>
         <w:i w:val="0"/>
@@ -12278,6 +12922,7 @@
     </w:tblStylePr>
     <w:tblStylePr w:type="lastRow">
       <w:rPr>
+        <w:rFonts w:eastAsia="黑体"/>
         <w:b/>
         <w:bCs/>
         <w:i w:val="0"/>
@@ -12299,6 +12944,7 @@
     </w:tblStylePr>
     <w:tblStylePr w:type="firstCol">
       <w:rPr>
+        <w:rFonts w:eastAsia="黑体"/>
         <w:b/>
         <w:bCs/>
         <w:i w:val="0"/>
@@ -12318,6 +12964,7 @@
     </w:tblStylePr>
     <w:tblStylePr w:type="lastCol">
       <w:rPr>
+        <w:rFonts w:eastAsia="黑体"/>
         <w:b/>
         <w:bCs/>
         <w:i w:val="0"/>
@@ -12398,6 +13045,7 @@
     </w:tcPr>
     <w:tblStylePr w:type="firstRow">
       <w:rPr>
+        <w:rFonts w:eastAsia="黑体"/>
         <w:b/>
         <w:bCs/>
         <w:i w:val="0"/>
@@ -12419,6 +13067,7 @@
     </w:tblStylePr>
     <w:tblStylePr w:type="lastRow">
       <w:rPr>
+        <w:rFonts w:eastAsia="黑体"/>
         <w:b/>
         <w:bCs/>
         <w:i w:val="0"/>
@@ -12440,6 +13089,7 @@
     </w:tblStylePr>
     <w:tblStylePr w:type="firstCol">
       <w:rPr>
+        <w:rFonts w:eastAsia="黑体"/>
         <w:b/>
         <w:bCs/>
         <w:i w:val="0"/>
@@ -12459,6 +13109,7 @@
     </w:tblStylePr>
     <w:tblStylePr w:type="lastCol">
       <w:rPr>
+        <w:rFonts w:eastAsia="黑体"/>
         <w:b/>
         <w:bCs/>
         <w:i w:val="0"/>
@@ -12539,6 +13190,7 @@
     </w:tcPr>
     <w:tblStylePr w:type="firstRow">
       <w:rPr>
+        <w:rFonts w:eastAsia="黑体"/>
         <w:b/>
         <w:bCs/>
         <w:i w:val="0"/>
@@ -12560,6 +13212,7 @@
     </w:tblStylePr>
     <w:tblStylePr w:type="lastRow">
       <w:rPr>
+        <w:rFonts w:eastAsia="黑体"/>
         <w:b/>
         <w:bCs/>
         <w:i w:val="0"/>
@@ -12581,6 +13234,7 @@
     </w:tblStylePr>
     <w:tblStylePr w:type="firstCol">
       <w:rPr>
+        <w:rFonts w:eastAsia="黑体"/>
         <w:b/>
         <w:bCs/>
         <w:i w:val="0"/>
@@ -12600,6 +13254,7 @@
     </w:tblStylePr>
     <w:tblStylePr w:type="lastCol">
       <w:rPr>
+        <w:rFonts w:eastAsia="黑体"/>
         <w:b/>
         <w:bCs/>
         <w:i w:val="0"/>
@@ -12680,6 +13335,7 @@
     </w:tcPr>
     <w:tblStylePr w:type="firstRow">
       <w:rPr>
+        <w:rFonts w:eastAsia="黑体"/>
         <w:b/>
         <w:bCs/>
         <w:i w:val="0"/>
@@ -12701,6 +13357,7 @@
     </w:tblStylePr>
     <w:tblStylePr w:type="lastRow">
       <w:rPr>
+        <w:rFonts w:eastAsia="黑体"/>
         <w:b/>
         <w:bCs/>
         <w:i w:val="0"/>
@@ -12722,6 +13379,7 @@
     </w:tblStylePr>
     <w:tblStylePr w:type="firstCol">
       <w:rPr>
+        <w:rFonts w:eastAsia="黑体"/>
         <w:b/>
         <w:bCs/>
         <w:i w:val="0"/>
@@ -12741,6 +13399,7 @@
     </w:tblStylePr>
     <w:tblStylePr w:type="lastCol">
       <w:rPr>
+        <w:rFonts w:eastAsia="黑体"/>
         <w:b/>
         <w:bCs/>
         <w:i w:val="0"/>
@@ -12821,6 +13480,7 @@
     </w:tcPr>
     <w:tblStylePr w:type="firstRow">
       <w:rPr>
+        <w:rFonts w:eastAsia="黑体"/>
         <w:b/>
         <w:bCs/>
         <w:i w:val="0"/>
@@ -12842,6 +13502,7 @@
     </w:tblStylePr>
     <w:tblStylePr w:type="lastRow">
       <w:rPr>
+        <w:rFonts w:eastAsia="黑体"/>
         <w:b/>
         <w:bCs/>
         <w:i w:val="0"/>
@@ -12863,6 +13524,7 @@
     </w:tblStylePr>
     <w:tblStylePr w:type="firstCol">
       <w:rPr>
+        <w:rFonts w:eastAsia="黑体"/>
         <w:b/>
         <w:bCs/>
         <w:i w:val="0"/>
@@ -12882,6 +13544,7 @@
     </w:tblStylePr>
     <w:tblStylePr w:type="lastCol">
       <w:rPr>
+        <w:rFonts w:eastAsia="黑体"/>
         <w:b/>
         <w:bCs/>
         <w:i w:val="0"/>
@@ -12962,6 +13625,7 @@
     </w:tcPr>
     <w:tblStylePr w:type="firstRow">
       <w:rPr>
+        <w:rFonts w:eastAsia="黑体"/>
         <w:b/>
         <w:bCs/>
         <w:i w:val="0"/>
@@ -12983,6 +13647,7 @@
     </w:tblStylePr>
     <w:tblStylePr w:type="lastRow">
       <w:rPr>
+        <w:rFonts w:eastAsia="黑体"/>
         <w:b/>
         <w:bCs/>
         <w:i w:val="0"/>
@@ -13004,6 +13669,7 @@
     </w:tblStylePr>
     <w:tblStylePr w:type="firstCol">
       <w:rPr>
+        <w:rFonts w:eastAsia="黑体"/>
         <w:b/>
         <w:bCs/>
         <w:i w:val="0"/>
@@ -13023,6 +13689,7 @@
     </w:tblStylePr>
     <w:tblStylePr w:type="lastCol">
       <w:rPr>
+        <w:rFonts w:eastAsia="黑体"/>
         <w:b/>
         <w:bCs/>
         <w:i w:val="0"/>
@@ -13080,6 +13747,7 @@
       <w:spacing w:after="0" w:line="240" w:lineRule="auto"/>
     </w:pPr>
     <w:rPr>
+      <w:rFonts w:eastAsia="黑体"/>
       <w:color w:themeColor="background1" w:val="FFFFFF"/>
     </w:rPr>
     <w:tblPr>
@@ -13098,6 +13766,7 @@
     </w:tcPr>
     <w:tblStylePr w:type="firstRow">
       <w:rPr>
+        <w:rFonts w:eastAsia="黑体"/>
         <w:b/>
         <w:bCs/>
       </w:rPr>
@@ -13194,6 +13863,7 @@
       <w:spacing w:after="0" w:line="240" w:lineRule="auto"/>
     </w:pPr>
     <w:rPr>
+      <w:rFonts w:eastAsia="黑体"/>
       <w:color w:themeColor="background1" w:val="FFFFFF"/>
     </w:rPr>
     <w:tblPr>
@@ -13212,6 +13882,7 @@
     </w:tcPr>
     <w:tblStylePr w:type="firstRow">
       <w:rPr>
+        <w:rFonts w:eastAsia="黑体"/>
         <w:b/>
         <w:bCs/>
       </w:rPr>
@@ -13308,6 +13979,7 @@
       <w:spacing w:after="0" w:line="240" w:lineRule="auto"/>
     </w:pPr>
     <w:rPr>
+      <w:rFonts w:eastAsia="黑体"/>
       <w:color w:themeColor="background1" w:val="FFFFFF"/>
     </w:rPr>
     <w:tblPr>
@@ -13326,6 +13998,7 @@
     </w:tcPr>
     <w:tblStylePr w:type="firstRow">
       <w:rPr>
+        <w:rFonts w:eastAsia="黑体"/>
         <w:b/>
         <w:bCs/>
       </w:rPr>
@@ -13422,6 +14095,7 @@
       <w:spacing w:after="0" w:line="240" w:lineRule="auto"/>
     </w:pPr>
     <w:rPr>
+      <w:rFonts w:eastAsia="黑体"/>
       <w:color w:themeColor="background1" w:val="FFFFFF"/>
     </w:rPr>
     <w:tblPr>
@@ -13440,6 +14114,7 @@
     </w:tcPr>
     <w:tblStylePr w:type="firstRow">
       <w:rPr>
+        <w:rFonts w:eastAsia="黑体"/>
         <w:b/>
         <w:bCs/>
       </w:rPr>
@@ -13536,6 +14211,7 @@
       <w:spacing w:after="0" w:line="240" w:lineRule="auto"/>
     </w:pPr>
     <w:rPr>
+      <w:rFonts w:eastAsia="黑体"/>
       <w:color w:themeColor="background1" w:val="FFFFFF"/>
     </w:rPr>
     <w:tblPr>
@@ -13554,6 +14230,7 @@
     </w:tcPr>
     <w:tblStylePr w:type="firstRow">
       <w:rPr>
+        <w:rFonts w:eastAsia="黑体"/>
         <w:b/>
         <w:bCs/>
       </w:rPr>
@@ -13650,6 +14327,7 @@
       <w:spacing w:after="0" w:line="240" w:lineRule="auto"/>
     </w:pPr>
     <w:rPr>
+      <w:rFonts w:eastAsia="黑体"/>
       <w:color w:themeColor="background1" w:val="FFFFFF"/>
     </w:rPr>
     <w:tblPr>
@@ -13668,6 +14346,7 @@
     </w:tcPr>
     <w:tblStylePr w:type="firstRow">
       <w:rPr>
+        <w:rFonts w:eastAsia="黑体"/>
         <w:b/>
         <w:bCs/>
       </w:rPr>
@@ -13764,6 +14443,7 @@
       <w:spacing w:after="0" w:line="240" w:lineRule="auto"/>
     </w:pPr>
     <w:rPr>
+      <w:rFonts w:eastAsia="黑体"/>
       <w:color w:themeColor="background1" w:val="FFFFFF"/>
     </w:rPr>
     <w:tblPr>
@@ -13782,6 +14462,7 @@
     </w:tcPr>
     <w:tblStylePr w:type="firstRow">
       <w:rPr>
+        <w:rFonts w:eastAsia="黑体"/>
         <w:b/>
         <w:bCs/>
       </w:rPr>
@@ -13878,6 +14559,7 @@
       <w:spacing w:after="0" w:line="240" w:lineRule="auto"/>
     </w:pPr>
     <w:rPr>
+      <w:rFonts w:eastAsia="黑体"/>
       <w:color w:themeColor="text1" w:val="000000"/>
     </w:rPr>
     <w:tblPr>
@@ -13904,6 +14586,7 @@
     </w:tcPr>
     <w:tblStylePr w:type="firstRow">
       <w:rPr>
+        <w:rFonts w:eastAsia="黑体"/>
         <w:b/>
         <w:bCs/>
       </w:rPr>
@@ -13922,6 +14605,7 @@
     </w:tblStylePr>
     <w:tblStylePr w:type="lastRow">
       <w:rPr>
+        <w:rFonts w:eastAsia="黑体"/>
         <w:b/>
         <w:bCs/>
         <w:color w:themeColor="background1" w:val="FFFFFF"/>
@@ -13936,6 +14620,7 @@
     </w:tblStylePr>
     <w:tblStylePr w:type="firstCol">
       <w:rPr>
+        <w:rFonts w:eastAsia="黑体"/>
         <w:color w:themeColor="background1" w:val="FFFFFF"/>
       </w:rPr>
       <w:tblPr/>
@@ -13953,6 +14638,7 @@
     </w:tblStylePr>
     <w:tblStylePr w:type="lastCol">
       <w:rPr>
+        <w:rFonts w:eastAsia="黑体"/>
         <w:color w:themeColor="background1" w:val="FFFFFF"/>
       </w:rPr>
       <w:tblPr/>
@@ -13982,11 +14668,13 @@
     </w:tblStylePr>
     <w:tblStylePr w:type="neCell">
       <w:rPr>
+        <w:rFonts w:eastAsia="黑体"/>
         <w:color w:themeColor="text1" w:val="000000"/>
       </w:rPr>
     </w:tblStylePr>
     <w:tblStylePr w:type="nwCell">
       <w:rPr>
+        <w:rFonts w:eastAsia="黑体"/>
         <w:color w:themeColor="text1" w:val="000000"/>
       </w:rPr>
     </w:tblStylePr>
@@ -14000,6 +14688,7 @@
       <w:spacing w:after="0" w:line="240" w:lineRule="auto"/>
     </w:pPr>
     <w:rPr>
+      <w:rFonts w:eastAsia="黑体"/>
       <w:color w:themeColor="text1" w:val="000000"/>
     </w:rPr>
     <w:tblPr>
@@ -14026,6 +14715,7 @@
     </w:tcPr>
     <w:tblStylePr w:type="firstRow">
       <w:rPr>
+        <w:rFonts w:eastAsia="黑体"/>
         <w:b/>
         <w:bCs/>
       </w:rPr>
@@ -14044,6 +14734,7 @@
     </w:tblStylePr>
     <w:tblStylePr w:type="lastRow">
       <w:rPr>
+        <w:rFonts w:eastAsia="黑体"/>
         <w:b/>
         <w:bCs/>
         <w:color w:themeColor="background1" w:val="FFFFFF"/>
@@ -14058,6 +14749,7 @@
     </w:tblStylePr>
     <w:tblStylePr w:type="firstCol">
       <w:rPr>
+        <w:rFonts w:eastAsia="黑体"/>
         <w:color w:themeColor="background1" w:val="FFFFFF"/>
       </w:rPr>
       <w:tblPr/>
@@ -14075,6 +14767,7 @@
     </w:tblStylePr>
     <w:tblStylePr w:type="lastCol">
       <w:rPr>
+        <w:rFonts w:eastAsia="黑体"/>
         <w:color w:themeColor="background1" w:val="FFFFFF"/>
       </w:rPr>
       <w:tblPr/>
@@ -14104,11 +14797,13 @@
     </w:tblStylePr>
     <w:tblStylePr w:type="neCell">
       <w:rPr>
+        <w:rFonts w:eastAsia="黑体"/>
         <w:color w:themeColor="text1" w:val="000000"/>
       </w:rPr>
     </w:tblStylePr>
     <w:tblStylePr w:type="nwCell">
       <w:rPr>
+        <w:rFonts w:eastAsia="黑体"/>
         <w:color w:themeColor="text1" w:val="000000"/>
       </w:rPr>
     </w:tblStylePr>
@@ -14122,6 +14817,7 @@
       <w:spacing w:after="0" w:line="240" w:lineRule="auto"/>
     </w:pPr>
     <w:rPr>
+      <w:rFonts w:eastAsia="黑体"/>
       <w:color w:themeColor="text1" w:val="000000"/>
     </w:rPr>
     <w:tblPr>
@@ -14148,6 +14844,7 @@
     </w:tcPr>
     <w:tblStylePr w:type="firstRow">
       <w:rPr>
+        <w:rFonts w:eastAsia="黑体"/>
         <w:b/>
         <w:bCs/>
       </w:rPr>
@@ -14166,6 +14863,7 @@
     </w:tblStylePr>
     <w:tblStylePr w:type="lastRow">
       <w:rPr>
+        <w:rFonts w:eastAsia="黑体"/>
         <w:b/>
         <w:bCs/>
         <w:color w:themeColor="background1" w:val="FFFFFF"/>
@@ -14180,6 +14878,7 @@
     </w:tblStylePr>
     <w:tblStylePr w:type="firstCol">
       <w:rPr>
+        <w:rFonts w:eastAsia="黑体"/>
         <w:color w:themeColor="background1" w:val="FFFFFF"/>
       </w:rPr>
       <w:tblPr/>
@@ -14197,6 +14896,7 @@
     </w:tblStylePr>
     <w:tblStylePr w:type="lastCol">
       <w:rPr>
+        <w:rFonts w:eastAsia="黑体"/>
         <w:color w:themeColor="background1" w:val="FFFFFF"/>
       </w:rPr>
       <w:tblPr/>
@@ -14226,11 +14926,13 @@
     </w:tblStylePr>
     <w:tblStylePr w:type="neCell">
       <w:rPr>
+        <w:rFonts w:eastAsia="黑体"/>
         <w:color w:themeColor="text1" w:val="000000"/>
       </w:rPr>
     </w:tblStylePr>
     <w:tblStylePr w:type="nwCell">
       <w:rPr>
+        <w:rFonts w:eastAsia="黑体"/>
         <w:color w:themeColor="text1" w:val="000000"/>
       </w:rPr>
     </w:tblStylePr>
@@ -14244,6 +14946,7 @@
       <w:spacing w:after="0" w:line="240" w:lineRule="auto"/>
     </w:pPr>
     <w:rPr>
+      <w:rFonts w:eastAsia="黑体"/>
       <w:color w:themeColor="text1" w:val="000000"/>
     </w:rPr>
     <w:tblPr>
@@ -14270,6 +14973,7 @@
     </w:tcPr>
     <w:tblStylePr w:type="firstRow">
       <w:rPr>
+        <w:rFonts w:eastAsia="黑体"/>
         <w:b/>
         <w:bCs/>
       </w:rPr>
@@ -14288,6 +14992,7 @@
     </w:tblStylePr>
     <w:tblStylePr w:type="lastRow">
       <w:rPr>
+        <w:rFonts w:eastAsia="黑体"/>
         <w:b/>
         <w:bCs/>
         <w:color w:themeColor="background1" w:val="FFFFFF"/>
@@ -14302,6 +15007,7 @@
     </w:tblStylePr>
     <w:tblStylePr w:type="firstCol">
       <w:rPr>
+        <w:rFonts w:eastAsia="黑体"/>
         <w:color w:themeColor="background1" w:val="FFFFFF"/>
       </w:rPr>
       <w:tblPr/>
@@ -14319,6 +15025,7 @@
     </w:tblStylePr>
     <w:tblStylePr w:type="lastCol">
       <w:rPr>
+        <w:rFonts w:eastAsia="黑体"/>
         <w:color w:themeColor="background1" w:val="FFFFFF"/>
       </w:rPr>
       <w:tblPr/>
@@ -14356,6 +15063,7 @@
       <w:spacing w:after="0" w:line="240" w:lineRule="auto"/>
     </w:pPr>
     <w:rPr>
+      <w:rFonts w:eastAsia="黑体"/>
       <w:color w:themeColor="text1" w:val="000000"/>
     </w:rPr>
     <w:tblPr>
@@ -14382,6 +15090,7 @@
     </w:tcPr>
     <w:tblStylePr w:type="firstRow">
       <w:rPr>
+        <w:rFonts w:eastAsia="黑体"/>
         <w:b/>
         <w:bCs/>
       </w:rPr>
@@ -14400,6 +15109,7 @@
     </w:tblStylePr>
     <w:tblStylePr w:type="lastRow">
       <w:rPr>
+        <w:rFonts w:eastAsia="黑体"/>
         <w:b/>
         <w:bCs/>
         <w:color w:themeColor="background1" w:val="FFFFFF"/>
@@ -14414,6 +15124,7 @@
     </w:tblStylePr>
     <w:tblStylePr w:type="firstCol">
       <w:rPr>
+        <w:rFonts w:eastAsia="黑体"/>
         <w:color w:themeColor="background1" w:val="FFFFFF"/>
       </w:rPr>
       <w:tblPr/>
@@ -14431,6 +15142,7 @@
     </w:tblStylePr>
     <w:tblStylePr w:type="lastCol">
       <w:rPr>
+        <w:rFonts w:eastAsia="黑体"/>
         <w:color w:themeColor="background1" w:val="FFFFFF"/>
       </w:rPr>
       <w:tblPr/>
@@ -14460,11 +15172,13 @@
     </w:tblStylePr>
     <w:tblStylePr w:type="neCell">
       <w:rPr>
+        <w:rFonts w:eastAsia="黑体"/>
         <w:color w:themeColor="text1" w:val="000000"/>
       </w:rPr>
     </w:tblStylePr>
     <w:tblStylePr w:type="nwCell">
       <w:rPr>
+        <w:rFonts w:eastAsia="黑体"/>
         <w:color w:themeColor="text1" w:val="000000"/>
       </w:rPr>
     </w:tblStylePr>
@@ -14478,6 +15192,7 @@
       <w:spacing w:after="0" w:line="240" w:lineRule="auto"/>
     </w:pPr>
     <w:rPr>
+      <w:rFonts w:eastAsia="黑体"/>
       <w:color w:themeColor="text1" w:val="000000"/>
     </w:rPr>
     <w:tblPr>
@@ -14504,6 +15219,7 @@
     </w:tcPr>
     <w:tblStylePr w:type="firstRow">
       <w:rPr>
+        <w:rFonts w:eastAsia="黑体"/>
         <w:b/>
         <w:bCs/>
       </w:rPr>
@@ -14522,6 +15238,7 @@
     </w:tblStylePr>
     <w:tblStylePr w:type="lastRow">
       <w:rPr>
+        <w:rFonts w:eastAsia="黑体"/>
         <w:b/>
         <w:bCs/>
         <w:color w:themeColor="background1" w:val="FFFFFF"/>
@@ -14536,6 +15253,7 @@
     </w:tblStylePr>
     <w:tblStylePr w:type="firstCol">
       <w:rPr>
+        <w:rFonts w:eastAsia="黑体"/>
         <w:color w:themeColor="background1" w:val="FFFFFF"/>
       </w:rPr>
       <w:tblPr/>
@@ -14553,6 +15271,7 @@
     </w:tblStylePr>
     <w:tblStylePr w:type="lastCol">
       <w:rPr>
+        <w:rFonts w:eastAsia="黑体"/>
         <w:color w:themeColor="background1" w:val="FFFFFF"/>
       </w:rPr>
       <w:tblPr/>
@@ -14582,11 +15301,13 @@
     </w:tblStylePr>
     <w:tblStylePr w:type="neCell">
       <w:rPr>
+        <w:rFonts w:eastAsia="黑体"/>
         <w:color w:themeColor="text1" w:val="000000"/>
       </w:rPr>
     </w:tblStylePr>
     <w:tblStylePr w:type="nwCell">
       <w:rPr>
+        <w:rFonts w:eastAsia="黑体"/>
         <w:color w:themeColor="text1" w:val="000000"/>
       </w:rPr>
     </w:tblStylePr>
@@ -14600,6 +15321,7 @@
       <w:spacing w:after="0" w:line="240" w:lineRule="auto"/>
     </w:pPr>
     <w:rPr>
+      <w:rFonts w:eastAsia="黑体"/>
       <w:color w:themeColor="text1" w:val="000000"/>
     </w:rPr>
     <w:tblPr>
@@ -14626,6 +15348,7 @@
     </w:tcPr>
     <w:tblStylePr w:type="firstRow">
       <w:rPr>
+        <w:rFonts w:eastAsia="黑体"/>
         <w:b/>
         <w:bCs/>
       </w:rPr>
@@ -14644,6 +15367,7 @@
     </w:tblStylePr>
     <w:tblStylePr w:type="lastRow">
       <w:rPr>
+        <w:rFonts w:eastAsia="黑体"/>
         <w:b/>
         <w:bCs/>
         <w:color w:themeColor="background1" w:val="FFFFFF"/>
@@ -14658,6 +15382,7 @@
     </w:tblStylePr>
     <w:tblStylePr w:type="firstCol">
       <w:rPr>
+        <w:rFonts w:eastAsia="黑体"/>
         <w:color w:themeColor="background1" w:val="FFFFFF"/>
       </w:rPr>
       <w:tblPr/>
@@ -14675,6 +15400,7 @@
     </w:tblStylePr>
     <w:tblStylePr w:type="lastCol">
       <w:rPr>
+        <w:rFonts w:eastAsia="黑体"/>
         <w:color w:themeColor="background1" w:val="FFFFFF"/>
       </w:rPr>
       <w:tblPr/>
@@ -14704,11 +15430,13 @@
     </w:tblStylePr>
     <w:tblStylePr w:type="neCell">
       <w:rPr>
+        <w:rFonts w:eastAsia="黑体"/>
         <w:color w:themeColor="text1" w:val="000000"/>
       </w:rPr>
     </w:tblStylePr>
     <w:tblStylePr w:type="nwCell">
       <w:rPr>
+        <w:rFonts w:eastAsia="黑体"/>
         <w:color w:themeColor="text1" w:val="000000"/>
       </w:rPr>
     </w:tblStylePr>
@@ -14722,6 +15450,7 @@
       <w:spacing w:after="0" w:line="240" w:lineRule="auto"/>
     </w:pPr>
     <w:rPr>
+      <w:rFonts w:eastAsia="黑体"/>
       <w:color w:themeColor="text1" w:val="000000"/>
     </w:rPr>
     <w:tblPr>
@@ -14740,6 +15469,7 @@
     </w:tcPr>
     <w:tblStylePr w:type="firstRow">
       <w:rPr>
+        <w:rFonts w:eastAsia="黑体"/>
         <w:b/>
         <w:bCs/>
         <w:color w:themeColor="background1" w:val="FFFFFF"/>
@@ -14754,6 +15484,7 @@
     </w:tblStylePr>
     <w:tblStylePr w:type="lastRow">
       <w:rPr>
+        <w:rFonts w:eastAsia="黑体"/>
         <w:b/>
         <w:bCs/>
         <w:color w:themeColor="accent2" w:themeShade="CC" w:val="9E3A38"/>
@@ -14768,12 +15499,14 @@
     </w:tblStylePr>
     <w:tblStylePr w:type="firstCol">
       <w:rPr>
+        <w:rFonts w:eastAsia="黑体"/>
         <w:b/>
         <w:bCs/>
       </w:rPr>
     </w:tblStylePr>
     <w:tblStylePr w:type="lastCol">
       <w:rPr>
+        <w:rFonts w:eastAsia="黑体"/>
         <w:b/>
         <w:bCs/>
       </w:rPr>
@@ -14808,6 +15541,7 @@
       <w:spacing w:after="0" w:line="240" w:lineRule="auto"/>
     </w:pPr>
     <w:rPr>
+      <w:rFonts w:eastAsia="黑体"/>
       <w:color w:themeColor="text1" w:val="000000"/>
     </w:rPr>
     <w:tblPr>
@@ -14826,6 +15560,7 @@
     </w:tcPr>
     <w:tblStylePr w:type="firstRow">
       <w:rPr>
+        <w:rFonts w:eastAsia="黑体"/>
         <w:b/>
         <w:bCs/>
         <w:color w:themeColor="background1" w:val="FFFFFF"/>
@@ -14840,6 +15575,7 @@
     </w:tblStylePr>
     <w:tblStylePr w:type="lastRow">
       <w:rPr>
+        <w:rFonts w:eastAsia="黑体"/>
         <w:b/>
         <w:bCs/>
         <w:color w:themeColor="accent2" w:themeShade="CC" w:val="9E3A38"/>
@@ -14854,12 +15590,14 @@
     </w:tblStylePr>
     <w:tblStylePr w:type="firstCol">
       <w:rPr>
+        <w:rFonts w:eastAsia="黑体"/>
         <w:b/>
         <w:bCs/>
       </w:rPr>
     </w:tblStylePr>
     <w:tblStylePr w:type="lastCol">
       <w:rPr>
+        <w:rFonts w:eastAsia="黑体"/>
         <w:b/>
         <w:bCs/>
       </w:rPr>
@@ -14894,6 +15632,7 @@
       <w:spacing w:after="0" w:line="240" w:lineRule="auto"/>
     </w:pPr>
     <w:rPr>
+      <w:rFonts w:eastAsia="黑体"/>
       <w:color w:themeColor="text1" w:val="000000"/>
     </w:rPr>
     <w:tblPr>
@@ -14912,6 +15651,7 @@
     </w:tcPr>
     <w:tblStylePr w:type="firstRow">
       <w:rPr>
+        <w:rFonts w:eastAsia="黑体"/>
         <w:b/>
         <w:bCs/>
         <w:color w:themeColor="background1" w:val="FFFFFF"/>
@@ -14926,6 +15666,7 @@
     </w:tblStylePr>
     <w:tblStylePr w:type="lastRow">
       <w:rPr>
+        <w:rFonts w:eastAsia="黑体"/>
         <w:b/>
         <w:bCs/>
         <w:color w:themeColor="accent2" w:themeShade="CC" w:val="9E3A38"/>
@@ -14940,12 +15681,14 @@
     </w:tblStylePr>
     <w:tblStylePr w:type="firstCol">
       <w:rPr>
+        <w:rFonts w:eastAsia="黑体"/>
         <w:b/>
         <w:bCs/>
       </w:rPr>
     </w:tblStylePr>
     <w:tblStylePr w:type="lastCol">
       <w:rPr>
+        <w:rFonts w:eastAsia="黑体"/>
         <w:b/>
         <w:bCs/>
       </w:rPr>
@@ -14980,6 +15723,7 @@
       <w:spacing w:after="0" w:line="240" w:lineRule="auto"/>
     </w:pPr>
     <w:rPr>
+      <w:rFonts w:eastAsia="黑体"/>
       <w:color w:themeColor="text1" w:val="000000"/>
     </w:rPr>
     <w:tblPr>
@@ -14998,6 +15742,7 @@
     </w:tcPr>
     <w:tblStylePr w:type="firstRow">
       <w:rPr>
+        <w:rFonts w:eastAsia="黑体"/>
         <w:b/>
         <w:bCs/>
         <w:color w:themeColor="background1" w:val="FFFFFF"/>
@@ -15012,6 +15757,7 @@
     </w:tblStylePr>
     <w:tblStylePr w:type="lastRow">
       <w:rPr>
+        <w:rFonts w:eastAsia="黑体"/>
         <w:b/>
         <w:bCs/>
         <w:color w:themeColor="accent4" w:themeShade="CC" w:val="664E82"/>
@@ -15026,12 +15772,14 @@
     </w:tblStylePr>
     <w:tblStylePr w:type="firstCol">
       <w:rPr>
+        <w:rFonts w:eastAsia="黑体"/>
         <w:b/>
         <w:bCs/>
       </w:rPr>
     </w:tblStylePr>
     <w:tblStylePr w:type="lastCol">
       <w:rPr>
+        <w:rFonts w:eastAsia="黑体"/>
         <w:b/>
         <w:bCs/>
       </w:rPr>
@@ -15066,6 +15814,7 @@
       <w:spacing w:after="0" w:line="240" w:lineRule="auto"/>
     </w:pPr>
     <w:rPr>
+      <w:rFonts w:eastAsia="黑体"/>
       <w:color w:themeColor="text1" w:val="000000"/>
     </w:rPr>
     <w:tblPr>
@@ -15084,6 +15833,7 @@
     </w:tcPr>
     <w:tblStylePr w:type="firstRow">
       <w:rPr>
+        <w:rFonts w:eastAsia="黑体"/>
         <w:b/>
         <w:bCs/>
         <w:color w:themeColor="background1" w:val="FFFFFF"/>
@@ -15098,6 +15848,7 @@
     </w:tblStylePr>
     <w:tblStylePr w:type="lastRow">
       <w:rPr>
+        <w:rFonts w:eastAsia="黑体"/>
         <w:b/>
         <w:bCs/>
         <w:color w:themeColor="accent3" w:themeShade="CC" w:val="7E9C40"/>
@@ -15112,12 +15863,14 @@
     </w:tblStylePr>
     <w:tblStylePr w:type="firstCol">
       <w:rPr>
+        <w:rFonts w:eastAsia="黑体"/>
         <w:b/>
         <w:bCs/>
       </w:rPr>
     </w:tblStylePr>
     <w:tblStylePr w:type="lastCol">
       <w:rPr>
+        <w:rFonts w:eastAsia="黑体"/>
         <w:b/>
         <w:bCs/>
       </w:rPr>
@@ -15152,6 +15905,7 @@
       <w:spacing w:after="0" w:line="240" w:lineRule="auto"/>
     </w:pPr>
     <w:rPr>
+      <w:rFonts w:eastAsia="黑体"/>
       <w:color w:themeColor="text1" w:val="000000"/>
     </w:rPr>
     <w:tblPr>
@@ -15170,6 +15924,7 @@
     </w:tcPr>
     <w:tblStylePr w:type="firstRow">
       <w:rPr>
+        <w:rFonts w:eastAsia="黑体"/>
         <w:b/>
         <w:bCs/>
         <w:color w:themeColor="background1" w:val="FFFFFF"/>
@@ -15184,6 +15939,7 @@
     </w:tblStylePr>
     <w:tblStylePr w:type="lastRow">
       <w:rPr>
+        <w:rFonts w:eastAsia="黑体"/>
         <w:b/>
         <w:bCs/>
         <w:color w:themeColor="accent6" w:themeShade="CC" w:val="F2730A"/>
@@ -15198,12 +15954,14 @@
     </w:tblStylePr>
     <w:tblStylePr w:type="firstCol">
       <w:rPr>
+        <w:rFonts w:eastAsia="黑体"/>
         <w:b/>
         <w:bCs/>
       </w:rPr>
     </w:tblStylePr>
     <w:tblStylePr w:type="lastCol">
       <w:rPr>
+        <w:rFonts w:eastAsia="黑体"/>
         <w:b/>
         <w:bCs/>
       </w:rPr>
@@ -15238,6 +15996,7 @@
       <w:spacing w:after="0" w:line="240" w:lineRule="auto"/>
     </w:pPr>
     <w:rPr>
+      <w:rFonts w:eastAsia="黑体"/>
       <w:color w:themeColor="text1" w:val="000000"/>
     </w:rPr>
     <w:tblPr>
@@ -15256,6 +16015,7 @@
     </w:tcPr>
     <w:tblStylePr w:type="firstRow">
       <w:rPr>
+        <w:rFonts w:eastAsia="黑体"/>
         <w:b/>
         <w:bCs/>
         <w:color w:themeColor="background1" w:val="FFFFFF"/>
@@ -15270,6 +16030,7 @@
     </w:tblStylePr>
     <w:tblStylePr w:type="lastRow">
       <w:rPr>
+        <w:rFonts w:eastAsia="黑体"/>
         <w:b/>
         <w:bCs/>
         <w:color w:themeColor="accent5" w:themeShade="CC" w:val="348DA5"/>
@@ -15284,12 +16045,14 @@
     </w:tblStylePr>
     <w:tblStylePr w:type="firstCol">
       <w:rPr>
+        <w:rFonts w:eastAsia="黑体"/>
         <w:b/>
         <w:bCs/>
       </w:rPr>
     </w:tblStylePr>
     <w:tblStylePr w:type="lastCol">
       <w:rPr>
+        <w:rFonts w:eastAsia="黑体"/>
         <w:b/>
         <w:bCs/>
       </w:rPr>
@@ -15324,6 +16087,7 @@
       <w:spacing w:after="0" w:line="240" w:lineRule="auto"/>
     </w:pPr>
     <w:rPr>
+      <w:rFonts w:eastAsia="黑体"/>
       <w:color w:themeColor="text1" w:val="000000"/>
     </w:rPr>
     <w:tblPr>
@@ -15345,6 +16109,7 @@
     </w:tcPr>
     <w:tblStylePr w:type="firstRow">
       <w:rPr>
+        <w:rFonts w:eastAsia="黑体"/>
         <w:b/>
         <w:bCs/>
       </w:rPr>
@@ -15355,6 +16120,7 @@
     </w:tblStylePr>
     <w:tblStylePr w:type="lastRow">
       <w:rPr>
+        <w:rFonts w:eastAsia="黑体"/>
         <w:b/>
         <w:bCs/>
         <w:color w:themeColor="text1" w:val="000000"/>
@@ -15366,6 +16132,7 @@
     </w:tblStylePr>
     <w:tblStylePr w:type="firstCol">
       <w:rPr>
+        <w:rFonts w:eastAsia="黑体"/>
         <w:color w:themeColor="background1" w:val="FFFFFF"/>
       </w:rPr>
       <w:tblPr/>
@@ -15375,6 +16142,7 @@
     </w:tblStylePr>
     <w:tblStylePr w:type="lastCol">
       <w:rPr>
+        <w:rFonts w:eastAsia="黑体"/>
         <w:color w:themeColor="background1" w:val="FFFFFF"/>
       </w:rPr>
       <w:tblPr/>
@@ -15404,6 +16172,7 @@
       <w:spacing w:after="0" w:line="240" w:lineRule="auto"/>
     </w:pPr>
     <w:rPr>
+      <w:rFonts w:eastAsia="黑体"/>
       <w:color w:themeColor="text1" w:val="000000"/>
     </w:rPr>
     <w:tblPr>
@@ -15425,6 +16194,7 @@
     </w:tcPr>
     <w:tblStylePr w:type="firstRow">
       <w:rPr>
+        <w:rFonts w:eastAsia="黑体"/>
         <w:b/>
         <w:bCs/>
       </w:rPr>
@@ -15435,6 +16205,7 @@
     </w:tblStylePr>
     <w:tblStylePr w:type="lastRow">
       <w:rPr>
+        <w:rFonts w:eastAsia="黑体"/>
         <w:b/>
         <w:bCs/>
         <w:color w:themeColor="text1" w:val="000000"/>
@@ -15446,6 +16217,7 @@
     </w:tblStylePr>
     <w:tblStylePr w:type="firstCol">
       <w:rPr>
+        <w:rFonts w:eastAsia="黑体"/>
         <w:color w:themeColor="background1" w:val="FFFFFF"/>
       </w:rPr>
       <w:tblPr/>
@@ -15455,6 +16227,7 @@
     </w:tblStylePr>
     <w:tblStylePr w:type="lastCol">
       <w:rPr>
+        <w:rFonts w:eastAsia="黑体"/>
         <w:color w:themeColor="background1" w:val="FFFFFF"/>
       </w:rPr>
       <w:tblPr/>
@@ -15484,6 +16257,7 @@
       <w:spacing w:after="0" w:line="240" w:lineRule="auto"/>
     </w:pPr>
     <w:rPr>
+      <w:rFonts w:eastAsia="黑体"/>
       <w:color w:themeColor="text1" w:val="000000"/>
     </w:rPr>
     <w:tblPr>
@@ -15505,6 +16279,7 @@
     </w:tcPr>
     <w:tblStylePr w:type="firstRow">
       <w:rPr>
+        <w:rFonts w:eastAsia="黑体"/>
         <w:b/>
         <w:bCs/>
       </w:rPr>
@@ -15515,6 +16290,7 @@
     </w:tblStylePr>
     <w:tblStylePr w:type="lastRow">
       <w:rPr>
+        <w:rFonts w:eastAsia="黑体"/>
         <w:b/>
         <w:bCs/>
         <w:color w:themeColor="text1" w:val="000000"/>
@@ -15526,6 +16302,7 @@
     </w:tblStylePr>
     <w:tblStylePr w:type="firstCol">
       <w:rPr>
+        <w:rFonts w:eastAsia="黑体"/>
         <w:color w:themeColor="background1" w:val="FFFFFF"/>
       </w:rPr>
       <w:tblPr/>
@@ -15535,6 +16312,7 @@
     </w:tblStylePr>
     <w:tblStylePr w:type="lastCol">
       <w:rPr>
+        <w:rFonts w:eastAsia="黑体"/>
         <w:color w:themeColor="background1" w:val="FFFFFF"/>
       </w:rPr>
       <w:tblPr/>
@@ -15564,6 +16342,7 @@
       <w:spacing w:after="0" w:line="240" w:lineRule="auto"/>
     </w:pPr>
     <w:rPr>
+      <w:rFonts w:eastAsia="黑体"/>
       <w:color w:themeColor="text1" w:val="000000"/>
     </w:rPr>
     <w:tblPr>
@@ -15585,6 +16364,7 @@
     </w:tcPr>
     <w:tblStylePr w:type="firstRow">
       <w:rPr>
+        <w:rFonts w:eastAsia="黑体"/>
         <w:b/>
         <w:bCs/>
       </w:rPr>
@@ -15595,6 +16375,7 @@
     </w:tblStylePr>
     <w:tblStylePr w:type="lastRow">
       <w:rPr>
+        <w:rFonts w:eastAsia="黑体"/>
         <w:b/>
         <w:bCs/>
         <w:color w:themeColor="text1" w:val="000000"/>
@@ -15606,6 +16387,7 @@
     </w:tblStylePr>
     <w:tblStylePr w:type="firstCol">
       <w:rPr>
+        <w:rFonts w:eastAsia="黑体"/>
         <w:color w:themeColor="background1" w:val="FFFFFF"/>
       </w:rPr>
       <w:tblPr/>
@@ -15615,6 +16397,7 @@
     </w:tblStylePr>
     <w:tblStylePr w:type="lastCol">
       <w:rPr>
+        <w:rFonts w:eastAsia="黑体"/>
         <w:color w:themeColor="background1" w:val="FFFFFF"/>
       </w:rPr>
       <w:tblPr/>
@@ -15644,6 +16427,7 @@
       <w:spacing w:after="0" w:line="240" w:lineRule="auto"/>
     </w:pPr>
     <w:rPr>
+      <w:rFonts w:eastAsia="黑体"/>
       <w:color w:themeColor="text1" w:val="000000"/>
     </w:rPr>
     <w:tblPr>
@@ -15665,6 +16449,7 @@
     </w:tcPr>
     <w:tblStylePr w:type="firstRow">
       <w:rPr>
+        <w:rFonts w:eastAsia="黑体"/>
         <w:b/>
         <w:bCs/>
       </w:rPr>
@@ -15675,6 +16460,7 @@
     </w:tblStylePr>
     <w:tblStylePr w:type="lastRow">
       <w:rPr>
+        <w:rFonts w:eastAsia="黑体"/>
         <w:b/>
         <w:bCs/>
         <w:color w:themeColor="text1" w:val="000000"/>
@@ -15686,6 +16472,7 @@
     </w:tblStylePr>
     <w:tblStylePr w:type="firstCol">
       <w:rPr>
+        <w:rFonts w:eastAsia="黑体"/>
         <w:color w:themeColor="background1" w:val="FFFFFF"/>
       </w:rPr>
       <w:tblPr/>
@@ -15695,6 +16482,7 @@
     </w:tblStylePr>
     <w:tblStylePr w:type="lastCol">
       <w:rPr>
+        <w:rFonts w:eastAsia="黑体"/>
         <w:color w:themeColor="background1" w:val="FFFFFF"/>
       </w:rPr>
       <w:tblPr/>
@@ -15724,6 +16512,7 @@
       <w:spacing w:after="0" w:line="240" w:lineRule="auto"/>
     </w:pPr>
     <w:rPr>
+      <w:rFonts w:eastAsia="黑体"/>
       <w:color w:themeColor="text1" w:val="000000"/>
     </w:rPr>
     <w:tblPr>
@@ -15745,6 +16534,7 @@
     </w:tcPr>
     <w:tblStylePr w:type="firstRow">
       <w:rPr>
+        <w:rFonts w:eastAsia="黑体"/>
         <w:b/>
         <w:bCs/>
       </w:rPr>
@@ -15755,6 +16545,7 @@
     </w:tblStylePr>
     <w:tblStylePr w:type="lastRow">
       <w:rPr>
+        <w:rFonts w:eastAsia="黑体"/>
         <w:b/>
         <w:bCs/>
         <w:color w:themeColor="text1" w:val="000000"/>
@@ -15766,6 +16557,7 @@
     </w:tblStylePr>
     <w:tblStylePr w:type="firstCol">
       <w:rPr>
+        <w:rFonts w:eastAsia="黑体"/>
         <w:color w:themeColor="background1" w:val="FFFFFF"/>
       </w:rPr>
       <w:tblPr/>
@@ -15775,6 +16567,7 @@
     </w:tblStylePr>
     <w:tblStylePr w:type="lastCol">
       <w:rPr>
+        <w:rFonts w:eastAsia="黑体"/>
         <w:color w:themeColor="background1" w:val="FFFFFF"/>
       </w:rPr>
       <w:tblPr/>
@@ -15804,6 +16597,7 @@
       <w:spacing w:after="0" w:line="240" w:lineRule="auto"/>
     </w:pPr>
     <w:rPr>
+      <w:rFonts w:eastAsia="黑体"/>
       <w:color w:themeColor="text1" w:val="000000"/>
     </w:rPr>
     <w:tblPr>
@@ -15825,6 +16619,7 @@
     </w:tcPr>
     <w:tblStylePr w:type="firstRow">
       <w:rPr>
+        <w:rFonts w:eastAsia="黑体"/>
         <w:b/>
         <w:bCs/>
       </w:rPr>
@@ -15835,6 +16630,7 @@
     </w:tblStylePr>
     <w:tblStylePr w:type="lastRow">
       <w:rPr>
+        <w:rFonts w:eastAsia="黑体"/>
         <w:b/>
         <w:bCs/>
         <w:color w:themeColor="text1" w:val="000000"/>
@@ -15846,6 +16642,7 @@
     </w:tblStylePr>
     <w:tblStylePr w:type="firstCol">
       <w:rPr>
+        <w:rFonts w:eastAsia="黑体"/>
         <w:color w:themeColor="background1" w:val="FFFFFF"/>
       </w:rPr>
       <w:tblPr/>
@@ -15855,6 +16652,7 @@
     </w:tblStylePr>
     <w:tblStylePr w:type="lastCol">
       <w:rPr>
+        <w:rFonts w:eastAsia="黑体"/>
         <w:color w:themeColor="background1" w:val="FFFFFF"/>
       </w:rPr>
       <w:tblPr/>
@@ -15887,6 +16685,7 @@
     <w:name w:val="KeywordTok"/>
     <w:basedOn w:val="VerbatimChar"/>
     <w:rPr>
+      <w:rFonts w:eastAsia="黑体"/>
       <w:b/>
       <w:color w:val="007020"/>
     </w:rPr>
@@ -15895,6 +16694,7 @@
     <w:name w:val="DataTypeTok"/>
     <w:basedOn w:val="VerbatimChar"/>
     <w:rPr>
+      <w:rFonts w:eastAsia="黑体"/>
       <w:color w:val="902000"/>
     </w:rPr>
   </w:style>
@@ -15902,6 +16702,7 @@
     <w:name w:val="DecValTok"/>
     <w:basedOn w:val="VerbatimChar"/>
     <w:rPr>
+      <w:rFonts w:eastAsia="黑体"/>
       <w:color w:val="40a070"/>
     </w:rPr>
   </w:style>
@@ -15909,6 +16710,7 @@
     <w:name w:val="BaseNTok"/>
     <w:basedOn w:val="VerbatimChar"/>
     <w:rPr>
+      <w:rFonts w:eastAsia="黑体"/>
       <w:color w:val="40a070"/>
     </w:rPr>
   </w:style>
@@ -15916,6 +16718,7 @@
     <w:name w:val="FloatTok"/>
     <w:basedOn w:val="VerbatimChar"/>
     <w:rPr>
+      <w:rFonts w:eastAsia="黑体"/>
       <w:color w:val="40a070"/>
     </w:rPr>
   </w:style>
@@ -15923,6 +16726,7 @@
     <w:name w:val="ConstantTok"/>
     <w:basedOn w:val="VerbatimChar"/>
     <w:rPr>
+      <w:rFonts w:eastAsia="黑体"/>
       <w:color w:val="880000"/>
     </w:rPr>
   </w:style>
@@ -15930,6 +16734,7 @@
     <w:name w:val="CharTok"/>
     <w:basedOn w:val="VerbatimChar"/>
     <w:rPr>
+      <w:rFonts w:eastAsia="黑体"/>
       <w:color w:val="4070a0"/>
     </w:rPr>
   </w:style>
@@ -15937,6 +16742,7 @@
     <w:name w:val="SpecialCharTok"/>
     <w:basedOn w:val="VerbatimChar"/>
     <w:rPr>
+      <w:rFonts w:eastAsia="黑体"/>
       <w:color w:val="4070a0"/>
     </w:rPr>
   </w:style>
@@ -15944,6 +16750,7 @@
     <w:name w:val="StringTok"/>
     <w:basedOn w:val="VerbatimChar"/>
     <w:rPr>
+      <w:rFonts w:eastAsia="黑体"/>
       <w:color w:val="4070a0"/>
     </w:rPr>
   </w:style>
@@ -15951,6 +16758,7 @@
     <w:name w:val="VerbatimStringTok"/>
     <w:basedOn w:val="VerbatimChar"/>
     <w:rPr>
+      <w:rFonts w:eastAsia="黑体"/>
       <w:color w:val="4070a0"/>
     </w:rPr>
   </w:style>
@@ -15958,6 +16766,7 @@
     <w:name w:val="SpecialStringTok"/>
     <w:basedOn w:val="VerbatimChar"/>
     <w:rPr>
+      <w:rFonts w:eastAsia="黑体"/>
       <w:color w:val="bb6688"/>
     </w:rPr>
   </w:style>
@@ -15965,6 +16774,7 @@
     <w:name w:val="ImportTok"/>
     <w:basedOn w:val="VerbatimChar"/>
     <w:rPr>
+      <w:rFonts w:eastAsia="黑体"/>
       <w:b/>
       <w:color w:val="008000"/>
     </w:rPr>
@@ -15973,6 +16783,7 @@
     <w:name w:val="CommentTok"/>
     <w:basedOn w:val="VerbatimChar"/>
     <w:rPr>
+      <w:rFonts w:eastAsia="黑体"/>
       <w:i/>
       <w:color w:val="60a0b0"/>
     </w:rPr>
@@ -15981,6 +16792,7 @@
     <w:name w:val="DocumentationTok"/>
     <w:basedOn w:val="VerbatimChar"/>
     <w:rPr>
+      <w:rFonts w:eastAsia="黑体"/>
       <w:i/>
       <w:color w:val="ba2121"/>
     </w:rPr>
@@ -15989,6 +16801,7 @@
     <w:name w:val="AnnotationTok"/>
     <w:basedOn w:val="VerbatimChar"/>
     <w:rPr>
+      <w:rFonts w:eastAsia="黑体"/>
       <w:b/>
       <w:i/>
       <w:color w:val="60a0b0"/>
@@ -15998,6 +16811,7 @@
     <w:name w:val="CommentVarTok"/>
     <w:basedOn w:val="VerbatimChar"/>
     <w:rPr>
+      <w:rFonts w:eastAsia="黑体"/>
       <w:b/>
       <w:i/>
       <w:color w:val="60a0b0"/>
@@ -16007,6 +16821,7 @@
     <w:name w:val="OtherTok"/>
     <w:basedOn w:val="VerbatimChar"/>
     <w:rPr>
+      <w:rFonts w:eastAsia="黑体"/>
       <w:color w:val="007020"/>
     </w:rPr>
   </w:style>
@@ -16014,6 +16829,7 @@
     <w:name w:val="FunctionTok"/>
     <w:basedOn w:val="VerbatimChar"/>
     <w:rPr>
+      <w:rFonts w:eastAsia="黑体"/>
       <w:color w:val="06287e"/>
     </w:rPr>
   </w:style>
@@ -16021,6 +16837,7 @@
     <w:name w:val="VariableTok"/>
     <w:basedOn w:val="VerbatimChar"/>
     <w:rPr>
+      <w:rFonts w:eastAsia="黑体"/>
       <w:color w:val="19177c"/>
     </w:rPr>
   </w:style>
@@ -16028,6 +16845,7 @@
     <w:name w:val="ControlFlowTok"/>
     <w:basedOn w:val="VerbatimChar"/>
     <w:rPr>
+      <w:rFonts w:eastAsia="黑体"/>
       <w:b/>
       <w:color w:val="007020"/>
     </w:rPr>
@@ -16036,6 +16854,7 @@
     <w:name w:val="OperatorTok"/>
     <w:basedOn w:val="VerbatimChar"/>
     <w:rPr>
+      <w:rFonts w:eastAsia="黑体"/>
       <w:color w:val="666666"/>
     </w:rPr>
   </w:style>
@@ -16043,18 +16862,22 @@
     <w:name w:val="BuiltInTok"/>
     <w:basedOn w:val="VerbatimChar"/>
     <w:rPr>
+      <w:rFonts w:eastAsia="黑体"/>
       <w:color w:val="008000"/>
     </w:rPr>
   </w:style>
   <w:style w:type="character" w:customStyle="1" w:styleId="ExtensionTok">
     <w:name w:val="ExtensionTok"/>
     <w:basedOn w:val="VerbatimChar"/>
-    <w:rPr/>
+    <w:rPr>
+      <w:rFonts w:eastAsia="黑体"/>
+    </w:rPr>
   </w:style>
   <w:style w:type="character" w:customStyle="1" w:styleId="PreprocessorTok">
     <w:name w:val="PreprocessorTok"/>
     <w:basedOn w:val="VerbatimChar"/>
     <w:rPr>
+      <w:rFonts w:eastAsia="黑体"/>
       <w:color w:val="bc7a00"/>
     </w:rPr>
   </w:style>
@@ -16062,18 +16885,22 @@
     <w:name w:val="AttributeTok"/>
     <w:basedOn w:val="VerbatimChar"/>
     <w:rPr>
+      <w:rFonts w:eastAsia="黑体"/>
       <w:color w:val="7d9029"/>
     </w:rPr>
   </w:style>
   <w:style w:type="character" w:customStyle="1" w:styleId="RegionMarkerTok">
     <w:name w:val="RegionMarkerTok"/>
     <w:basedOn w:val="VerbatimChar"/>
-    <w:rPr/>
+    <w:rPr>
+      <w:rFonts w:eastAsia="黑体"/>
+    </w:rPr>
   </w:style>
   <w:style w:type="character" w:customStyle="1" w:styleId="InformationTok">
     <w:name w:val="InformationTok"/>
     <w:basedOn w:val="VerbatimChar"/>
     <w:rPr>
+      <w:rFonts w:eastAsia="黑体"/>
       <w:b/>
       <w:i/>
       <w:color w:val="60a0b0"/>
@@ -16083,6 +16910,7 @@
     <w:name w:val="WarningTok"/>
     <w:basedOn w:val="VerbatimChar"/>
     <w:rPr>
+      <w:rFonts w:eastAsia="黑体"/>
       <w:b/>
       <w:i/>
       <w:color w:val="60a0b0"/>
@@ -16092,6 +16920,7 @@
     <w:name w:val="AlertTok"/>
     <w:basedOn w:val="VerbatimChar"/>
     <w:rPr>
+      <w:rFonts w:eastAsia="黑体"/>
       <w:b/>
       <w:color w:val="ff0000"/>
     </w:rPr>
@@ -16100,6 +16929,7 @@
     <w:name w:val="ErrorTok"/>
     <w:basedOn w:val="VerbatimChar"/>
     <w:rPr>
+      <w:rFonts w:eastAsia="黑体"/>
       <w:b/>
       <w:color w:val="ff0000"/>
     </w:rPr>
@@ -16107,7 +16937,9 @@
   <w:style w:type="character" w:customStyle="1" w:styleId="NormalTok">
     <w:name w:val="NormalTok"/>
     <w:basedOn w:val="VerbatimChar"/>
-    <w:rPr/>
+    <w:rPr>
+      <w:rFonts w:eastAsia="黑体"/>
+    </w:rPr>
   </w:style>
 </w:styles>
 </file>
@@ -16156,12 +16988,12 @@
     <a:fontScheme name="Office">
       <a:majorFont>
         <a:latin typeface="Calibri"/>
-        <a:ea typeface=""/>
+        <a:ea typeface="黑体"/>
         <a:cs typeface=""/>
         <a:font script="Jpan" typeface="ＭＳ ゴシック"/>
         <a:font script="Hang" typeface="맑은 고딕"/>
-        <a:font script="Hans" typeface="宋体"/>
-        <a:font script="Hant" typeface="新細明體"/>
+        <a:font script="Hans" typeface="黑体"/>
+        <a:font script="Hant" typeface="黑体"/>
         <a:font script="Arab" typeface="Times New Roman"/>
         <a:font script="Hebr" typeface="Times New Roman"/>
         <a:font script="Thai" typeface="Angsana New"/>
@@ -16191,12 +17023,12 @@
       </a:majorFont>
       <a:minorFont>
         <a:latin typeface="Cambria"/>
-        <a:ea typeface=""/>
+        <a:ea typeface="黑体"/>
         <a:cs typeface=""/>
         <a:font script="Jpan" typeface="ＭＳ 明朝"/>
         <a:font script="Hang" typeface="맑은 고딕"/>
-        <a:font script="Hans" typeface="宋体"/>
-        <a:font script="Hant" typeface="新細明體"/>
+        <a:font script="Hans" typeface="黑体"/>
+        <a:font script="Hant" typeface="黑体"/>
         <a:font script="Arab" typeface="Arial"/>
         <a:font script="Hebr" typeface="Arial"/>
         <a:font script="Thai" typeface="Cordia New"/>

--- a/04-滤波电路/02-高通滤波/二阶高通滤波电路/二阶高通滤波电路.docx
+++ b/04-滤波电路/02-高通滤波/二阶高通滤波电路/二阶高通滤波电路.docx
@@ -3914,7 +3914,7 @@
           <w:color w:val="555555"/>
           <w:sz w:val="21"/>
         </w:rPr>
-        <w:t>材料收集者：杜文杰，WX手机：19519196569，QQ:3478827729</w:t>
+        <w:t>材料收集者：杜文杰，微信/手机：19519196569，QQ:3478827729</w:t>
       </w:r>
     </w:p>
     <w:sectPr>
